--- a/Books/RPG_Books/The PrincessAndTheabyssDiver/Notes_The PrincessAndTheAbyssDiver.docx
+++ b/Books/RPG_Books/The PrincessAndTheabyssDiver/Notes_The PrincessAndTheAbyssDiver.docx
@@ -244,6 +244,11 @@
     </w:tbl>
     <w:p/>
     <w:p>
+      <w:r>
+        <w:t>Map App, Party Chat, Character Info, Identification, Library, School, and Settings</w:t>
+      </w:r>
+    </w:p>
+    <w:p>
       <w:pPr>
         <w:pStyle w:val="StatusMessage"/>
         <w:tabs>
@@ -352,6 +357,7 @@
         <w:jc w:val="left"/>
       </w:pPr>
       <w:r>
+        <w:lastRenderedPageBreak/>
         <w:t>Manna</w:t>
       </w:r>
       <w:r>
@@ -365,6 +371,39 @@
       </w:r>
       <w:r>
         <w:t>7</w:t>
+      </w:r>
+    </w:p>
+    <w:p>
+      <w:pPr>
+        <w:pStyle w:val="StatusMessage"/>
+        <w:tabs>
+          <w:tab w:val="left" w:pos="1985"/>
+        </w:tabs>
+        <w:ind w:left="0"/>
+        <w:jc w:val="left"/>
+      </w:pPr>
+    </w:p>
+    <w:p>
+      <w:pPr>
+        <w:pStyle w:val="StatusMessage"/>
+        <w:ind w:left="0"/>
+        <w:jc w:val="left"/>
+      </w:pPr>
+      <w:r>
+        <w:t>Resistances:</w:t>
+      </w:r>
+    </w:p>
+    <w:p>
+      <w:pPr>
+        <w:pStyle w:val="StatusMessage"/>
+        <w:numPr>
+          <w:ilvl w:val="0"/>
+          <w:numId w:val="4"/>
+        </w:numPr>
+        <w:jc w:val="left"/>
+      </w:pPr>
+      <w:r>
+        <w:t>mental manipulation resistance - 1</w:t>
       </w:r>
     </w:p>
     <w:p/>
@@ -542,7 +581,7 @@
         <v:path o:extrusionok="f" gradientshapeok="t" o:connecttype="rect"/>
         <o:lock v:ext="edit" aspectratio="t"/>
       </v:shapetype>
-      <v:shape id="_x0000_i1038" type="#_x0000_t75" style="width:138.25pt;height:53.45pt;visibility:visible;mso-wrap-style:square" o:bullet="t">
+      <v:shape id="_x0000_i1033" type="#_x0000_t75" style="width:138.25pt;height:53.45pt;visibility:visible;mso-wrap-style:square" o:bullet="t">
         <v:imagedata r:id="rId1" o:title="MC900065312[1]"/>
       </v:shape>
     </w:pict>
@@ -661,6 +700,119 @@
     </w:lvl>
   </w:abstractNum>
   <w:abstractNum w:abstractNumId="1">
+    <w:nsid w:val="1F581BD4"/>
+    <w:multiLevelType w:val="hybridMultilevel"/>
+    <w:tmpl w:val="9C8045A4"/>
+    <w:lvl w:ilvl="0" w:tplc="04090001">
+      <w:start w:val="1"/>
+      <w:numFmt w:val="bullet"/>
+      <w:lvlText w:val=""/>
+      <w:lvlJc w:val="left"/>
+      <w:pPr>
+        <w:ind w:left="360" w:hanging="360"/>
+      </w:pPr>
+      <w:rPr>
+        <w:rFonts w:ascii="Symbol" w:hAnsi="Symbol" w:hint="default"/>
+      </w:rPr>
+    </w:lvl>
+    <w:lvl w:ilvl="1" w:tplc="04090003" w:tentative="1">
+      <w:start w:val="1"/>
+      <w:numFmt w:val="bullet"/>
+      <w:lvlText w:val="o"/>
+      <w:lvlJc w:val="left"/>
+      <w:pPr>
+        <w:ind w:left="1080" w:hanging="360"/>
+      </w:pPr>
+      <w:rPr>
+        <w:rFonts w:ascii="Courier New" w:hAnsi="Courier New" w:cs="Courier New" w:hint="default"/>
+      </w:rPr>
+    </w:lvl>
+    <w:lvl w:ilvl="2" w:tplc="04090005" w:tentative="1">
+      <w:start w:val="1"/>
+      <w:numFmt w:val="bullet"/>
+      <w:lvlText w:val=""/>
+      <w:lvlJc w:val="left"/>
+      <w:pPr>
+        <w:ind w:left="1800" w:hanging="360"/>
+      </w:pPr>
+      <w:rPr>
+        <w:rFonts w:ascii="Wingdings" w:hAnsi="Wingdings" w:hint="default"/>
+      </w:rPr>
+    </w:lvl>
+    <w:lvl w:ilvl="3" w:tplc="04090001" w:tentative="1">
+      <w:start w:val="1"/>
+      <w:numFmt w:val="bullet"/>
+      <w:lvlText w:val=""/>
+      <w:lvlJc w:val="left"/>
+      <w:pPr>
+        <w:ind w:left="2520" w:hanging="360"/>
+      </w:pPr>
+      <w:rPr>
+        <w:rFonts w:ascii="Symbol" w:hAnsi="Symbol" w:hint="default"/>
+      </w:rPr>
+    </w:lvl>
+    <w:lvl w:ilvl="4" w:tplc="04090003" w:tentative="1">
+      <w:start w:val="1"/>
+      <w:numFmt w:val="bullet"/>
+      <w:lvlText w:val="o"/>
+      <w:lvlJc w:val="left"/>
+      <w:pPr>
+        <w:ind w:left="3240" w:hanging="360"/>
+      </w:pPr>
+      <w:rPr>
+        <w:rFonts w:ascii="Courier New" w:hAnsi="Courier New" w:cs="Courier New" w:hint="default"/>
+      </w:rPr>
+    </w:lvl>
+    <w:lvl w:ilvl="5" w:tplc="04090005" w:tentative="1">
+      <w:start w:val="1"/>
+      <w:numFmt w:val="bullet"/>
+      <w:lvlText w:val=""/>
+      <w:lvlJc w:val="left"/>
+      <w:pPr>
+        <w:ind w:left="3960" w:hanging="360"/>
+      </w:pPr>
+      <w:rPr>
+        <w:rFonts w:ascii="Wingdings" w:hAnsi="Wingdings" w:hint="default"/>
+      </w:rPr>
+    </w:lvl>
+    <w:lvl w:ilvl="6" w:tplc="04090001" w:tentative="1">
+      <w:start w:val="1"/>
+      <w:numFmt w:val="bullet"/>
+      <w:lvlText w:val=""/>
+      <w:lvlJc w:val="left"/>
+      <w:pPr>
+        <w:ind w:left="4680" w:hanging="360"/>
+      </w:pPr>
+      <w:rPr>
+        <w:rFonts w:ascii="Symbol" w:hAnsi="Symbol" w:hint="default"/>
+      </w:rPr>
+    </w:lvl>
+    <w:lvl w:ilvl="7" w:tplc="04090003" w:tentative="1">
+      <w:start w:val="1"/>
+      <w:numFmt w:val="bullet"/>
+      <w:lvlText w:val="o"/>
+      <w:lvlJc w:val="left"/>
+      <w:pPr>
+        <w:ind w:left="5400" w:hanging="360"/>
+      </w:pPr>
+      <w:rPr>
+        <w:rFonts w:ascii="Courier New" w:hAnsi="Courier New" w:cs="Courier New" w:hint="default"/>
+      </w:rPr>
+    </w:lvl>
+    <w:lvl w:ilvl="8" w:tplc="04090005" w:tentative="1">
+      <w:start w:val="1"/>
+      <w:numFmt w:val="bullet"/>
+      <w:lvlText w:val=""/>
+      <w:lvlJc w:val="left"/>
+      <w:pPr>
+        <w:ind w:left="6120" w:hanging="360"/>
+      </w:pPr>
+      <w:rPr>
+        <w:rFonts w:ascii="Wingdings" w:hAnsi="Wingdings" w:hint="default"/>
+      </w:rPr>
+    </w:lvl>
+  </w:abstractNum>
+  <w:abstractNum w:abstractNumId="2">
     <w:nsid w:val="2F227130"/>
     <w:multiLevelType w:val="hybridMultilevel"/>
     <w:tmpl w:val="9A3A4DC2"/>
@@ -773,7 +925,7 @@
       </w:rPr>
     </w:lvl>
   </w:abstractNum>
-  <w:abstractNum w:abstractNumId="2">
+  <w:abstractNum w:abstractNumId="3">
     <w:nsid w:val="78397D8F"/>
     <w:multiLevelType w:val="multilevel"/>
     <w:tmpl w:val="54F6B2BA"/>
@@ -923,13 +1075,16 @@
     </w:lvl>
   </w:abstractNum>
   <w:num w:numId="1">
-    <w:abstractNumId w:val="1"/>
+    <w:abstractNumId w:val="2"/>
   </w:num>
   <w:num w:numId="2">
-    <w:abstractNumId w:val="2"/>
+    <w:abstractNumId w:val="3"/>
   </w:num>
   <w:num w:numId="3">
     <w:abstractNumId w:val="0"/>
+  </w:num>
+  <w:num w:numId="4">
+    <w:abstractNumId w:val="1"/>
   </w:num>
 </w:numbering>
 </file>
@@ -1891,7 +2046,7 @@
 </file>
 
 <file path=customXml/itemProps1.xml><?xml version="1.0" encoding="utf-8"?>
-<ds:datastoreItem xmlns:ds="http://schemas.openxmlformats.org/officeDocument/2006/customXml" ds:itemID="{C0FFA07E-79B6-46F2-8E8C-934DB621B7B7}">
+<ds:datastoreItem xmlns:ds="http://schemas.openxmlformats.org/officeDocument/2006/customXml" ds:itemID="{B59C84F3-988A-4A32-B75A-6D96AB829D6A}">
   <ds:schemaRefs>
     <ds:schemaRef ds:uri="http://schemas.openxmlformats.org/officeDocument/2006/bibliography"/>
   </ds:schemaRefs>

--- a/Books/RPG_Books/The PrincessAndTheabyssDiver/Notes_The PrincessAndTheAbyssDiver.docx
+++ b/Books/RPG_Books/The PrincessAndTheabyssDiver/Notes_The PrincessAndTheAbyssDiver.docx
@@ -85,7 +85,11 @@
           <w:tcPr>
             <w:tcW w:w="4172" w:type="dxa"/>
           </w:tcPr>
-          <w:p/>
+          <w:p>
+            <w:r>
+              <w:t>The Goat Bucket</w:t>
+            </w:r>
+          </w:p>
         </w:tc>
         <w:tc>
           <w:tcPr>
@@ -245,7 +249,162 @@
     <w:p/>
     <w:p>
       <w:r>
-        <w:t>Map App, Party Chat, Character Info, Identification, Library, School, and Settings</w:t>
+        <w:t xml:space="preserve">Map App, Party Chat, </w:t>
+      </w:r>
+      <w:r>
+        <w:t xml:space="preserve">Camera, </w:t>
+      </w:r>
+      <w:r>
+        <w:t>Character Info, Identification, Library, School, and Settings</w:t>
+      </w:r>
+    </w:p>
+    <w:p>
+      <w:pPr>
+        <w:pStyle w:val="StatusMessage"/>
+        <w:tabs>
+          <w:tab w:val="left" w:pos="2127"/>
+        </w:tabs>
+        <w:ind w:left="0"/>
+        <w:jc w:val="left"/>
+      </w:pPr>
+      <w:r>
+        <w:t>Strength:</w:t>
+      </w:r>
+      <w:r>
+        <w:tab/>
+      </w:r>
+      <w:r>
+        <w:t>6</w:t>
+      </w:r>
+    </w:p>
+    <w:p>
+      <w:pPr>
+        <w:pStyle w:val="StatusMessage"/>
+        <w:tabs>
+          <w:tab w:val="left" w:pos="2127"/>
+        </w:tabs>
+        <w:ind w:left="0"/>
+        <w:jc w:val="left"/>
+      </w:pPr>
+      <w:r>
+        <w:t>Agility</w:t>
+      </w:r>
+      <w:r>
+        <w:t>:</w:t>
+      </w:r>
+      <w:r>
+        <w:tab/>
+      </w:r>
+      <w:r>
+        <w:t>6</w:t>
+      </w:r>
+    </w:p>
+    <w:p>
+      <w:pPr>
+        <w:pStyle w:val="StatusMessage"/>
+        <w:tabs>
+          <w:tab w:val="left" w:pos="2127"/>
+        </w:tabs>
+        <w:spacing w:after="120"/>
+        <w:ind w:left="0" w:right="357"/>
+        <w:contextualSpacing w:val="0"/>
+        <w:jc w:val="left"/>
+      </w:pPr>
+      <w:r>
+        <w:t>Stamina:</w:t>
+      </w:r>
+      <w:r>
+        <w:tab/>
+        <w:t>7</w:t>
+      </w:r>
+    </w:p>
+    <w:p>
+      <w:pPr>
+        <w:pStyle w:val="StatusMessage"/>
+        <w:tabs>
+          <w:tab w:val="left" w:pos="2127"/>
+        </w:tabs>
+        <w:ind w:left="0"/>
+        <w:jc w:val="left"/>
+      </w:pPr>
+      <w:r>
+        <w:t>Constitution</w:t>
+      </w:r>
+      <w:r>
+        <w:t>:</w:t>
+      </w:r>
+      <w:r>
+        <w:tab/>
+      </w:r>
+      <w:r>
+        <w:t>6</w:t>
+      </w:r>
+    </w:p>
+    <w:p>
+      <w:pPr>
+        <w:pStyle w:val="StatusMessage"/>
+        <w:tabs>
+          <w:tab w:val="left" w:pos="2127"/>
+        </w:tabs>
+        <w:spacing w:after="120"/>
+        <w:ind w:left="0" w:right="357"/>
+        <w:contextualSpacing w:val="0"/>
+        <w:jc w:val="left"/>
+      </w:pPr>
+      <w:r>
+        <w:t>Vitality:</w:t>
+      </w:r>
+      <w:r>
+        <w:tab/>
+        <w:t>8</w:t>
+      </w:r>
+    </w:p>
+    <w:p>
+      <w:pPr>
+        <w:pStyle w:val="StatusMessage"/>
+        <w:tabs>
+          <w:tab w:val="left" w:pos="2127"/>
+        </w:tabs>
+        <w:ind w:left="0"/>
+        <w:jc w:val="left"/>
+      </w:pPr>
+      <w:r>
+        <w:lastRenderedPageBreak/>
+        <w:t>Nerve:</w:t>
+      </w:r>
+      <w:r>
+        <w:tab/>
+      </w:r>
+      <w:r>
+        <w:t>13</w:t>
+      </w:r>
+    </w:p>
+    <w:p>
+      <w:pPr>
+        <w:pStyle w:val="StatusMessage"/>
+        <w:tabs>
+          <w:tab w:val="left" w:pos="2127"/>
+        </w:tabs>
+        <w:ind w:left="0"/>
+        <w:jc w:val="left"/>
+      </w:pPr>
+      <w:r>
+        <w:t>Manna</w:t>
+      </w:r>
+      <w:r>
+        <w:t xml:space="preserve"> Channeling</w:t>
+      </w:r>
+      <w:r>
+        <w:t>:</w:t>
+      </w:r>
+      <w:r>
+        <w:tab/>
+      </w:r>
+      <w:r>
+        <w:t>1</w:t>
+      </w:r>
+      <w:r>
+        <w:t>2</w:t>
       </w:r>
     </w:p>
     <w:p>
@@ -257,131 +416,6 @@
         <w:ind w:left="0"/>
         <w:jc w:val="left"/>
       </w:pPr>
-      <w:r>
-        <w:t>Strength:</w:t>
-      </w:r>
-      <w:r>
-        <w:tab/>
-      </w:r>
-      <w:r>
-        <w:t>4</w:t>
-      </w:r>
-    </w:p>
-    <w:p>
-      <w:pPr>
-        <w:pStyle w:val="StatusMessage"/>
-        <w:tabs>
-          <w:tab w:val="left" w:pos="1985"/>
-        </w:tabs>
-        <w:ind w:left="0"/>
-        <w:jc w:val="left"/>
-      </w:pPr>
-      <w:r>
-        <w:t>Agility</w:t>
-      </w:r>
-      <w:r>
-        <w:t>:</w:t>
-      </w:r>
-      <w:r>
-        <w:tab/>
-      </w:r>
-      <w:r>
-        <w:t>3</w:t>
-      </w:r>
-    </w:p>
-    <w:p>
-      <w:pPr>
-        <w:pStyle w:val="StatusMessage"/>
-        <w:tabs>
-          <w:tab w:val="left" w:pos="1985"/>
-        </w:tabs>
-        <w:ind w:left="0"/>
-        <w:jc w:val="left"/>
-      </w:pPr>
-      <w:r>
-        <w:t>Constitution</w:t>
-      </w:r>
-      <w:r>
-        <w:t>:</w:t>
-      </w:r>
-      <w:r>
-        <w:tab/>
-      </w:r>
-      <w:r>
-        <w:t>5</w:t>
-      </w:r>
-    </w:p>
-    <w:p>
-      <w:pPr>
-        <w:pStyle w:val="StatusMessage"/>
-        <w:tabs>
-          <w:tab w:val="left" w:pos="1985"/>
-        </w:tabs>
-        <w:ind w:left="0"/>
-        <w:jc w:val="left"/>
-      </w:pPr>
-      <w:r>
-        <w:t>Vitality:</w:t>
-      </w:r>
-      <w:r>
-        <w:tab/>
-        <w:t>7</w:t>
-      </w:r>
-    </w:p>
-    <w:p>
-      <w:pPr>
-        <w:pStyle w:val="StatusMessage"/>
-        <w:tabs>
-          <w:tab w:val="left" w:pos="1985"/>
-        </w:tabs>
-        <w:ind w:left="0"/>
-        <w:jc w:val="left"/>
-      </w:pPr>
-      <w:r>
-        <w:t>Nerve:</w:t>
-      </w:r>
-      <w:r>
-        <w:tab/>
-      </w:r>
-      <w:r>
-        <w:t>11</w:t>
-      </w:r>
-    </w:p>
-    <w:p>
-      <w:pPr>
-        <w:pStyle w:val="StatusMessage"/>
-        <w:tabs>
-          <w:tab w:val="left" w:pos="1985"/>
-        </w:tabs>
-        <w:ind w:left="0"/>
-        <w:jc w:val="left"/>
-      </w:pPr>
-      <w:r>
-        <w:lastRenderedPageBreak/>
-        <w:t>Manna</w:t>
-      </w:r>
-      <w:r>
-        <w:t xml:space="preserve"> Channeling</w:t>
-      </w:r>
-      <w:r>
-        <w:t>:</w:t>
-      </w:r>
-      <w:r>
-        <w:tab/>
-      </w:r>
-      <w:r>
-        <w:t>7</w:t>
-      </w:r>
-    </w:p>
-    <w:p>
-      <w:pPr>
-        <w:pStyle w:val="StatusMessage"/>
-        <w:tabs>
-          <w:tab w:val="left" w:pos="1985"/>
-        </w:tabs>
-        <w:ind w:left="0"/>
-        <w:jc w:val="left"/>
-      </w:pPr>
     </w:p>
     <w:p>
       <w:pPr>
@@ -403,7 +437,13 @@
         <w:jc w:val="left"/>
       </w:pPr>
       <w:r>
-        <w:t>mental manipulation resistance - 1</w:t>
+        <w:t>mental manipulation resistance</w:t>
+      </w:r>
+      <w:r>
+        <w:t>:</w:t>
+      </w:r>
+      <w:r>
+        <w:t xml:space="preserve"> 1</w:t>
       </w:r>
     </w:p>
     <w:p/>
@@ -581,7 +621,7 @@
         <v:path o:extrusionok="f" gradientshapeok="t" o:connecttype="rect"/>
         <o:lock v:ext="edit" aspectratio="t"/>
       </v:shapetype>
-      <v:shape id="_x0000_i1033" type="#_x0000_t75" style="width:138.25pt;height:53.45pt;visibility:visible;mso-wrap-style:square" o:bullet="t">
+      <v:shape id="_x0000_i1046" type="#_x0000_t75" style="width:138.25pt;height:53.45pt;visibility:visible;mso-wrap-style:square" o:bullet="t">
         <v:imagedata r:id="rId1" o:title="MC900065312[1]"/>
       </v:shape>
     </w:pict>
@@ -2046,7 +2086,7 @@
 </file>
 
 <file path=customXml/itemProps1.xml><?xml version="1.0" encoding="utf-8"?>
-<ds:datastoreItem xmlns:ds="http://schemas.openxmlformats.org/officeDocument/2006/customXml" ds:itemID="{B59C84F3-988A-4A32-B75A-6D96AB829D6A}">
+<ds:datastoreItem xmlns:ds="http://schemas.openxmlformats.org/officeDocument/2006/customXml" ds:itemID="{CED77E42-8FC9-4BC5-8BD8-F23D310B7AB9}">
   <ds:schemaRefs>
     <ds:schemaRef ds:uri="http://schemas.openxmlformats.org/officeDocument/2006/bibliography"/>
   </ds:schemaRefs>

--- a/Books/RPG_Books/The PrincessAndTheabyssDiver/Notes_The PrincessAndTheAbyssDiver.docx
+++ b/Books/RPG_Books/The PrincessAndTheabyssDiver/Notes_The PrincessAndTheAbyssDiver.docx
@@ -95,6 +95,12 @@
           <w:tcPr>
             <w:tcW w:w="3912" w:type="dxa"/>
           </w:tcPr>
+          <w:p>
+            <w:r>
+              <w:t xml:space="preserve">Hobbies: </w:t>
+            </w:r>
+          </w:p>
+          <w:p/>
           <w:p/>
         </w:tc>
       </w:tr>
@@ -204,6 +210,30 @@
           </w:tcPr>
           <w:p>
             <w:r>
+              <w:t>Mr. Song</w:t>
+            </w:r>
+          </w:p>
+        </w:tc>
+        <w:tc>
+          <w:tcPr>
+            <w:tcW w:w="3912" w:type="dxa"/>
+          </w:tcPr>
+          <w:p/>
+        </w:tc>
+        <w:tc>
+          <w:tcPr>
+            <w:tcW w:w="3912" w:type="dxa"/>
+          </w:tcPr>
+          <w:p/>
+        </w:tc>
+      </w:tr>
+      <w:tr>
+        <w:tc>
+          <w:tcPr>
+            <w:tcW w:w="3912" w:type="dxa"/>
+          </w:tcPr>
+          <w:p>
+            <w:r>
               <w:t>Dr. Everson Thornville - Principle</w:t>
             </w:r>
           </w:p>
@@ -229,6 +259,50 @@
           <w:p>
             <w:r>
               <w:t>Vice-Principle Eliot Drew</w:t>
+            </w:r>
+          </w:p>
+        </w:tc>
+        <w:tc>
+          <w:tcPr>
+            <w:tcW w:w="3912" w:type="dxa"/>
+          </w:tcPr>
+          <w:p/>
+        </w:tc>
+        <w:tc>
+          <w:tcPr>
+            <w:tcW w:w="3912" w:type="dxa"/>
+          </w:tcPr>
+          <w:p/>
+        </w:tc>
+      </w:tr>
+      <w:tr>
+        <w:tc>
+          <w:tcPr>
+            <w:tcW w:w="3912" w:type="dxa"/>
+          </w:tcPr>
+          <w:p/>
+        </w:tc>
+        <w:tc>
+          <w:tcPr>
+            <w:tcW w:w="3912" w:type="dxa"/>
+          </w:tcPr>
+          <w:p/>
+        </w:tc>
+        <w:tc>
+          <w:tcPr>
+            <w:tcW w:w="3912" w:type="dxa"/>
+          </w:tcPr>
+          <w:p/>
+        </w:tc>
+      </w:tr>
+      <w:tr>
+        <w:tc>
+          <w:tcPr>
+            <w:tcW w:w="3912" w:type="dxa"/>
+          </w:tcPr>
+          <w:p>
+            <w:r>
+              <w:t>Homeroom – Pasteur building, 1-23</w:t>
             </w:r>
           </w:p>
         </w:tc>
@@ -266,15 +340,15 @@
         </w:tabs>
         <w:ind w:left="0"/>
         <w:jc w:val="left"/>
-      </w:pPr>
-      <w:r>
-        <w:t>Strength:</w:t>
-      </w:r>
-      <w:r>
-        <w:tab/>
-      </w:r>
-      <w:r>
-        <w:t>6</w:t>
+        <w:rPr>
+          <w:u w:val="single"/>
+        </w:rPr>
+      </w:pPr>
+      <w:r>
+        <w:rPr>
+          <w:u w:val="single"/>
+        </w:rPr>
+        <w:t>Luke Billhardson – Level 1</w:t>
       </w:r>
     </w:p>
     <w:p>
@@ -287,6 +361,26 @@
         <w:jc w:val="left"/>
       </w:pPr>
       <w:r>
+        <w:lastRenderedPageBreak/>
+        <w:t>Strength:</w:t>
+      </w:r>
+      <w:r>
+        <w:tab/>
+      </w:r>
+      <w:r>
+        <w:t>4 -&gt; 6</w:t>
+      </w:r>
+    </w:p>
+    <w:p>
+      <w:pPr>
+        <w:pStyle w:val="StatusMessage"/>
+        <w:tabs>
+          <w:tab w:val="left" w:pos="2127"/>
+        </w:tabs>
+        <w:ind w:left="0"/>
+        <w:jc w:val="left"/>
+      </w:pPr>
+      <w:r>
         <w:t>Agility</w:t>
       </w:r>
       <w:r>
@@ -296,7 +390,7 @@
         <w:tab/>
       </w:r>
       <w:r>
-        <w:t>6</w:t>
+        <w:t>3 -&gt; 6</w:t>
       </w:r>
     </w:p>
     <w:p>
@@ -315,7 +409,7 @@
       </w:r>
       <w:r>
         <w:tab/>
-        <w:t>7</w:t>
+        <w:t>3 -&gt; 7</w:t>
       </w:r>
     </w:p>
     <w:p>
@@ -337,7 +431,7 @@
         <w:tab/>
       </w:r>
       <w:r>
-        <w:t>6</w:t>
+        <w:t>5 -&gt; 6</w:t>
       </w:r>
     </w:p>
     <w:p>
@@ -356,7 +450,7 @@
       </w:r>
       <w:r>
         <w:tab/>
-        <w:t>8</w:t>
+        <w:t>7 -&gt; 8</w:t>
       </w:r>
     </w:p>
     <w:p>
@@ -369,14 +463,40 @@
         <w:jc w:val="left"/>
       </w:pPr>
       <w:r>
-        <w:lastRenderedPageBreak/>
         <w:t>Nerve:</w:t>
       </w:r>
       <w:r>
         <w:tab/>
       </w:r>
       <w:r>
-        <w:t>13</w:t>
+        <w:t>11 -&gt; 13</w:t>
+      </w:r>
+    </w:p>
+    <w:p>
+      <w:pPr>
+        <w:pStyle w:val="StatusMessage"/>
+        <w:tabs>
+          <w:tab w:val="left" w:pos="2127"/>
+        </w:tabs>
+        <w:spacing w:after="120"/>
+        <w:ind w:left="0" w:right="357"/>
+        <w:contextualSpacing w:val="0"/>
+        <w:jc w:val="left"/>
+      </w:pPr>
+      <w:r>
+        <w:t>Manna</w:t>
+      </w:r>
+      <w:r>
+        <w:t xml:space="preserve"> Channeling</w:t>
+      </w:r>
+      <w:r>
+        <w:t>:</w:t>
+      </w:r>
+      <w:r>
+        <w:tab/>
+      </w:r>
+      <w:r>
+        <w:t>9 -&gt; 12</w:t>
       </w:r>
     </w:p>
     <w:p>
@@ -389,61 +509,7 @@
         <w:jc w:val="left"/>
       </w:pPr>
       <w:r>
-        <w:t>Manna</w:t>
-      </w:r>
-      <w:r>
-        <w:t xml:space="preserve"> Channeling</w:t>
-      </w:r>
-      <w:r>
-        <w:t>:</w:t>
-      </w:r>
-      <w:r>
-        <w:tab/>
-      </w:r>
-      <w:r>
-        <w:t>1</w:t>
-      </w:r>
-      <w:r>
-        <w:t>2</w:t>
-      </w:r>
-    </w:p>
-    <w:p>
-      <w:pPr>
-        <w:pStyle w:val="StatusMessage"/>
-        <w:tabs>
-          <w:tab w:val="left" w:pos="1985"/>
-        </w:tabs>
-        <w:ind w:left="0"/>
-        <w:jc w:val="left"/>
-      </w:pPr>
-    </w:p>
-    <w:p>
-      <w:pPr>
-        <w:pStyle w:val="StatusMessage"/>
-        <w:ind w:left="0"/>
-        <w:jc w:val="left"/>
-      </w:pPr>
-      <w:r>
-        <w:t>Resistances:</w:t>
-      </w:r>
-    </w:p>
-    <w:p>
-      <w:pPr>
-        <w:pStyle w:val="StatusMessage"/>
-        <w:numPr>
-          <w:ilvl w:val="0"/>
-          <w:numId w:val="4"/>
-        </w:numPr>
-        <w:jc w:val="left"/>
-      </w:pPr>
-      <w:r>
-        <w:t>mental manipulation resistance</w:t>
-      </w:r>
-      <w:r>
-        <w:t>:</w:t>
-      </w:r>
-      <w:r>
-        <w:t xml:space="preserve"> 1</w:t>
+        <w:t>Mental manipulation resistance: 7 -&gt; 14</w:t>
       </w:r>
     </w:p>
     <w:p/>
@@ -621,7 +687,7 @@
         <v:path o:extrusionok="f" gradientshapeok="t" o:connecttype="rect"/>
         <o:lock v:ext="edit" aspectratio="t"/>
       </v:shapetype>
-      <v:shape id="_x0000_i1046" type="#_x0000_t75" style="width:138.25pt;height:53.45pt;visibility:visible;mso-wrap-style:square" o:bullet="t">
+      <v:shape id="_x0000_i1053" type="#_x0000_t75" style="width:138.25pt;height:53.45pt;visibility:visible;mso-wrap-style:square" o:bullet="t">
         <v:imagedata r:id="rId1" o:title="MC900065312[1]"/>
       </v:shape>
     </w:pict>
@@ -2086,7 +2152,7 @@
 </file>
 
 <file path=customXml/itemProps1.xml><?xml version="1.0" encoding="utf-8"?>
-<ds:datastoreItem xmlns:ds="http://schemas.openxmlformats.org/officeDocument/2006/customXml" ds:itemID="{CED77E42-8FC9-4BC5-8BD8-F23D310B7AB9}">
+<ds:datastoreItem xmlns:ds="http://schemas.openxmlformats.org/officeDocument/2006/customXml" ds:itemID="{EAFAD9FA-9F22-4A7F-8E73-3F1C42B7572F}">
   <ds:schemaRefs>
     <ds:schemaRef ds:uri="http://schemas.openxmlformats.org/officeDocument/2006/bibliography"/>
   </ds:schemaRefs>

--- a/Books/RPG_Books/The PrincessAndTheabyssDiver/Notes_The PrincessAndTheAbyssDiver.docx
+++ b/Books/RPG_Books/The PrincessAndTheabyssDiver/Notes_The PrincessAndTheAbyssDiver.docx
@@ -77,6 +77,259 @@
           </w:tcPr>
           <w:p>
             <w:r>
+              <w:t>Ripper Jones</w:t>
+            </w:r>
+          </w:p>
+        </w:tc>
+        <w:tc>
+          <w:tcPr>
+            <w:tcW w:w="4172" w:type="dxa"/>
+          </w:tcPr>
+          <w:p>
+            <w:r>
+              <w:t>Gorilla</w:t>
+            </w:r>
+          </w:p>
+        </w:tc>
+        <w:tc>
+          <w:tcPr>
+            <w:tcW w:w="3912" w:type="dxa"/>
+          </w:tcPr>
+          <w:p/>
+        </w:tc>
+      </w:tr>
+      <w:tr>
+        <w:tc>
+          <w:tcPr>
+            <w:tcW w:w="3652" w:type="dxa"/>
+          </w:tcPr>
+          <w:p>
+            <w:r>
+              <w:t>Salvador Bruno</w:t>
+            </w:r>
+          </w:p>
+        </w:tc>
+        <w:tc>
+          <w:tcPr>
+            <w:tcW w:w="4172" w:type="dxa"/>
+          </w:tcPr>
+          <w:p>
+            <w:r>
+              <w:t>Bear</w:t>
+            </w:r>
+          </w:p>
+        </w:tc>
+        <w:tc>
+          <w:tcPr>
+            <w:tcW w:w="3912" w:type="dxa"/>
+          </w:tcPr>
+          <w:p/>
+        </w:tc>
+      </w:tr>
+      <w:tr>
+        <w:tc>
+          <w:tcPr>
+            <w:tcW w:w="3652" w:type="dxa"/>
+          </w:tcPr>
+          <w:p>
+            <w:r>
+              <w:t>Hans</w:t>
+            </w:r>
+          </w:p>
+        </w:tc>
+        <w:tc>
+          <w:tcPr>
+            <w:tcW w:w="4172" w:type="dxa"/>
+          </w:tcPr>
+          <w:p>
+            <w:r>
+              <w:t>Bull</w:t>
+            </w:r>
+          </w:p>
+        </w:tc>
+        <w:tc>
+          <w:tcPr>
+            <w:tcW w:w="3912" w:type="dxa"/>
+          </w:tcPr>
+          <w:p/>
+        </w:tc>
+      </w:tr>
+      <w:tr>
+        <w:tc>
+          <w:tcPr>
+            <w:tcW w:w="3652" w:type="dxa"/>
+          </w:tcPr>
+          <w:p>
+            <w:r>
+              <w:t xml:space="preserve">Eric </w:t>
+            </w:r>
+            <w:proofErr w:type="spellStart"/>
+            <w:r>
+              <w:t>Ranfield</w:t>
+            </w:r>
+            <w:proofErr w:type="spellEnd"/>
+          </w:p>
+        </w:tc>
+        <w:tc>
+          <w:tcPr>
+            <w:tcW w:w="4172" w:type="dxa"/>
+          </w:tcPr>
+          <w:p>
+            <w:r>
+              <w:t>Elephant</w:t>
+            </w:r>
+          </w:p>
+        </w:tc>
+        <w:tc>
+          <w:tcPr>
+            <w:tcW w:w="3912" w:type="dxa"/>
+          </w:tcPr>
+          <w:p/>
+        </w:tc>
+      </w:tr>
+      <w:tr>
+        <w:tc>
+          <w:tcPr>
+            <w:tcW w:w="3652" w:type="dxa"/>
+          </w:tcPr>
+          <w:p>
+            <w:r>
+              <w:t xml:space="preserve">Sylvan </w:t>
+            </w:r>
+            <w:proofErr w:type="spellStart"/>
+            <w:r>
+              <w:t>Brocovisch</w:t>
+            </w:r>
+            <w:proofErr w:type="spellEnd"/>
+          </w:p>
+        </w:tc>
+        <w:tc>
+          <w:tcPr>
+            <w:tcW w:w="4172" w:type="dxa"/>
+          </w:tcPr>
+          <w:p>
+            <w:r>
+              <w:t>Lion</w:t>
+            </w:r>
+          </w:p>
+        </w:tc>
+        <w:tc>
+          <w:tcPr>
+            <w:tcW w:w="3912" w:type="dxa"/>
+          </w:tcPr>
+          <w:p/>
+        </w:tc>
+      </w:tr>
+      <w:tr>
+        <w:tc>
+          <w:tcPr>
+            <w:tcW w:w="3652" w:type="dxa"/>
+          </w:tcPr>
+          <w:p>
+            <w:r>
+              <w:t>Antonio Taylor</w:t>
+            </w:r>
+          </w:p>
+        </w:tc>
+        <w:tc>
+          <w:tcPr>
+            <w:tcW w:w="4172" w:type="dxa"/>
+          </w:tcPr>
+          <w:p/>
+        </w:tc>
+        <w:tc>
+          <w:tcPr>
+            <w:tcW w:w="3912" w:type="dxa"/>
+          </w:tcPr>
+          <w:p/>
+        </w:tc>
+      </w:tr>
+      <w:tr>
+        <w:tc>
+          <w:tcPr>
+            <w:tcW w:w="3652" w:type="dxa"/>
+          </w:tcPr>
+          <w:p/>
+        </w:tc>
+        <w:tc>
+          <w:tcPr>
+            <w:tcW w:w="4172" w:type="dxa"/>
+          </w:tcPr>
+          <w:p/>
+        </w:tc>
+        <w:tc>
+          <w:tcPr>
+            <w:tcW w:w="3912" w:type="dxa"/>
+          </w:tcPr>
+          <w:p/>
+        </w:tc>
+      </w:tr>
+    </w:tbl>
+    <w:p>
+      <w:pPr>
+        <w:pStyle w:val="H3"/>
+      </w:pPr>
+      <w:r>
+        <w:t>Locations</w:t>
+      </w:r>
+    </w:p>
+    <w:tbl>
+      <w:tblPr>
+        <w:tblStyle w:val="TableGrid"/>
+        <w:tblW w:w="0" w:type="auto"/>
+        <w:tblLook w:val="04A0"/>
+      </w:tblPr>
+      <w:tblGrid>
+        <w:gridCol w:w="3652"/>
+        <w:gridCol w:w="4172"/>
+        <w:gridCol w:w="3912"/>
+      </w:tblGrid>
+      <w:tr>
+        <w:tc>
+          <w:tcPr>
+            <w:tcW w:w="3652" w:type="dxa"/>
+          </w:tcPr>
+          <w:p>
+            <w:r>
+              <w:t>Delphi Swimming hole</w:t>
+            </w:r>
+          </w:p>
+        </w:tc>
+        <w:tc>
+          <w:tcPr>
+            <w:tcW w:w="4172" w:type="dxa"/>
+          </w:tcPr>
+          <w:p/>
+        </w:tc>
+        <w:tc>
+          <w:tcPr>
+            <w:tcW w:w="3912" w:type="dxa"/>
+          </w:tcPr>
+          <w:p/>
+        </w:tc>
+      </w:tr>
+    </w:tbl>
+    <w:p/>
+    <w:p/>
+    <w:p/>
+    <w:tbl>
+      <w:tblPr>
+        <w:tblStyle w:val="TableGrid"/>
+        <w:tblW w:w="0" w:type="auto"/>
+        <w:tblLook w:val="04A0"/>
+      </w:tblPr>
+      <w:tblGrid>
+        <w:gridCol w:w="3652"/>
+        <w:gridCol w:w="4172"/>
+        <w:gridCol w:w="3912"/>
+      </w:tblGrid>
+      <w:tr>
+        <w:tc>
+          <w:tcPr>
+            <w:tcW w:w="3652" w:type="dxa"/>
+          </w:tcPr>
+          <w:p>
+            <w:r>
               <w:t>Luke Billhardson</w:t>
             </w:r>
           </w:p>
@@ -111,6 +364,7 @@
           </w:tcPr>
           <w:p>
             <w:r>
+              <w:lastRenderedPageBreak/>
               <w:t>Ripper Jones</w:t>
             </w:r>
           </w:p>
@@ -323,13 +577,39 @@
     <w:p/>
     <w:p>
       <w:r>
-        <w:t xml:space="preserve">Map App, Party Chat, </w:t>
-      </w:r>
+        <w:t>Character Info,</w:t>
+      </w:r>
+      <w:r>
+        <w:t xml:space="preserve"> </w:t>
+      </w:r>
+      <w:r>
+        <w:t>School,</w:t>
+      </w:r>
+      <w:r>
+        <w:t xml:space="preserve"> </w:t>
+      </w:r>
+      <w:r>
+        <w:t>Library,</w:t>
+      </w:r>
+      <w:r>
+        <w:t xml:space="preserve"> </w:t>
+      </w:r>
+      <w:r>
+        <w:t>Map App,</w:t>
+      </w:r>
+      <w:r>
+        <w:t xml:space="preserve"> </w:t>
+      </w:r>
+      <w:r>
+        <w:t>Party Chat,</w:t>
+      </w:r>
+    </w:p>
+    <w:p>
       <w:r>
         <w:t xml:space="preserve">Camera, </w:t>
       </w:r>
       <w:r>
-        <w:t>Character Info, Identification, Library, School, and Settings</w:t>
+        <w:t>Identification, and Settings</w:t>
       </w:r>
     </w:p>
     <w:p>
@@ -348,7 +628,19 @@
         <w:rPr>
           <w:u w:val="single"/>
         </w:rPr>
-        <w:t>Luke Billhardson – Level 1</w:t>
+        <w:t xml:space="preserve">Luke Billhardson – </w:t>
+      </w:r>
+      <w:r>
+        <w:rPr>
+          <w:u w:val="single"/>
+        </w:rPr>
+        <w:t xml:space="preserve">Rank 1, </w:t>
+      </w:r>
+      <w:r>
+        <w:rPr>
+          <w:u w:val="single"/>
+        </w:rPr>
+        <w:t>Level 1</w:t>
       </w:r>
     </w:p>
     <w:p>
@@ -361,7 +653,6 @@
         <w:jc w:val="left"/>
       </w:pPr>
       <w:r>
-        <w:lastRenderedPageBreak/>
         <w:t>Strength:</w:t>
       </w:r>
       <w:r>
@@ -463,6 +754,7 @@
         <w:jc w:val="left"/>
       </w:pPr>
       <w:r>
+        <w:lastRenderedPageBreak/>
         <w:t>Nerve:</w:t>
       </w:r>
       <w:r>
@@ -509,11 +801,168 @@
         <w:jc w:val="left"/>
       </w:pPr>
       <w:r>
+        <w:t>Charisma:</w:t>
+      </w:r>
+      <w:r>
+        <w:tab/>
+        <w:t>6</w:t>
+      </w:r>
+    </w:p>
+    <w:p>
+      <w:pPr>
+        <w:pStyle w:val="StatusMessage"/>
+        <w:tabs>
+          <w:tab w:val="left" w:pos="2127"/>
+        </w:tabs>
+        <w:ind w:left="0"/>
+        <w:jc w:val="left"/>
+      </w:pPr>
+      <w:r>
+        <w:t>Luck:</w:t>
+      </w:r>
+      <w:r>
+        <w:tab/>
+        <w:t>9</w:t>
+      </w:r>
+    </w:p>
+    <w:p>
+      <w:pPr>
+        <w:pStyle w:val="StatusMessage"/>
+        <w:tabs>
+          <w:tab w:val="left" w:pos="2127"/>
+        </w:tabs>
+        <w:ind w:left="0"/>
+        <w:jc w:val="left"/>
+      </w:pPr>
+      <w:r>
         <w:t>Mental manipulation resistance: 7 -&gt; 14</w:t>
       </w:r>
     </w:p>
     <w:p/>
-    <w:p/>
+    <w:p>
+      <w:pPr>
+        <w:pStyle w:val="H3"/>
+      </w:pPr>
+      <w:r>
+        <w:t>Monsters</w:t>
+      </w:r>
+    </w:p>
+    <w:tbl>
+      <w:tblPr>
+        <w:tblStyle w:val="TableGrid"/>
+        <w:tblW w:w="0" w:type="auto"/>
+        <w:tblLook w:val="04A0"/>
+      </w:tblPr>
+      <w:tblGrid>
+        <w:gridCol w:w="3912"/>
+        <w:gridCol w:w="3912"/>
+        <w:gridCol w:w="3912"/>
+      </w:tblGrid>
+      <w:tr>
+        <w:tc>
+          <w:tcPr>
+            <w:tcW w:w="3912" w:type="dxa"/>
+          </w:tcPr>
+          <w:p>
+            <w:r>
+              <w:t>wendigos</w:t>
+            </w:r>
+          </w:p>
+        </w:tc>
+        <w:tc>
+          <w:tcPr>
+            <w:tcW w:w="3912" w:type="dxa"/>
+          </w:tcPr>
+          <w:p/>
+        </w:tc>
+        <w:tc>
+          <w:tcPr>
+            <w:tcW w:w="3912" w:type="dxa"/>
+          </w:tcPr>
+          <w:p/>
+        </w:tc>
+      </w:tr>
+      <w:tr>
+        <w:tc>
+          <w:tcPr>
+            <w:tcW w:w="3912" w:type="dxa"/>
+          </w:tcPr>
+          <w:p/>
+        </w:tc>
+        <w:tc>
+          <w:tcPr>
+            <w:tcW w:w="3912" w:type="dxa"/>
+          </w:tcPr>
+          <w:p/>
+        </w:tc>
+        <w:tc>
+          <w:tcPr>
+            <w:tcW w:w="3912" w:type="dxa"/>
+          </w:tcPr>
+          <w:p/>
+        </w:tc>
+      </w:tr>
+      <w:tr>
+        <w:tc>
+          <w:tcPr>
+            <w:tcW w:w="3912" w:type="dxa"/>
+          </w:tcPr>
+          <w:p/>
+        </w:tc>
+        <w:tc>
+          <w:tcPr>
+            <w:tcW w:w="3912" w:type="dxa"/>
+          </w:tcPr>
+          <w:p/>
+        </w:tc>
+        <w:tc>
+          <w:tcPr>
+            <w:tcW w:w="3912" w:type="dxa"/>
+          </w:tcPr>
+          <w:p/>
+        </w:tc>
+      </w:tr>
+      <w:tr>
+        <w:tc>
+          <w:tcPr>
+            <w:tcW w:w="3912" w:type="dxa"/>
+          </w:tcPr>
+          <w:p/>
+        </w:tc>
+        <w:tc>
+          <w:tcPr>
+            <w:tcW w:w="3912" w:type="dxa"/>
+          </w:tcPr>
+          <w:p/>
+        </w:tc>
+        <w:tc>
+          <w:tcPr>
+            <w:tcW w:w="3912" w:type="dxa"/>
+          </w:tcPr>
+          <w:p/>
+        </w:tc>
+      </w:tr>
+      <w:tr>
+        <w:tc>
+          <w:tcPr>
+            <w:tcW w:w="3912" w:type="dxa"/>
+          </w:tcPr>
+          <w:p/>
+        </w:tc>
+        <w:tc>
+          <w:tcPr>
+            <w:tcW w:w="3912" w:type="dxa"/>
+          </w:tcPr>
+          <w:p/>
+        </w:tc>
+        <w:tc>
+          <w:tcPr>
+            <w:tcW w:w="3912" w:type="dxa"/>
+          </w:tcPr>
+          <w:p/>
+        </w:tc>
+      </w:tr>
+    </w:tbl>
     <w:p/>
     <w:p/>
     <w:p/>
@@ -687,7 +1136,7 @@
         <v:path o:extrusionok="f" gradientshapeok="t" o:connecttype="rect"/>
         <o:lock v:ext="edit" aspectratio="t"/>
       </v:shapetype>
-      <v:shape id="_x0000_i1053" type="#_x0000_t75" style="width:138.25pt;height:53.45pt;visibility:visible;mso-wrap-style:square" o:bullet="t">
+      <v:shape id="_x0000_i1027" type="#_x0000_t75" style="width:3in;height:3in;visibility:visible" o:bullet="t">
         <v:imagedata r:id="rId1" o:title="MC900065312[1]"/>
       </v:shape>
     </w:pict>
@@ -2152,7 +2601,7 @@
 </file>
 
 <file path=customXml/itemProps1.xml><?xml version="1.0" encoding="utf-8"?>
-<ds:datastoreItem xmlns:ds="http://schemas.openxmlformats.org/officeDocument/2006/customXml" ds:itemID="{EAFAD9FA-9F22-4A7F-8E73-3F1C42B7572F}">
+<ds:datastoreItem xmlns:ds="http://schemas.openxmlformats.org/officeDocument/2006/customXml" ds:itemID="{D3AB300B-8322-4222-86D1-D7EF8375F655}">
   <ds:schemaRefs>
     <ds:schemaRef ds:uri="http://schemas.openxmlformats.org/officeDocument/2006/bibliography"/>
   </ds:schemaRefs>

--- a/Books/RPG_Books/The PrincessAndTheabyssDiver/Notes_The PrincessAndTheAbyssDiver.docx
+++ b/Books/RPG_Books/The PrincessAndTheabyssDiver/Notes_The PrincessAndTheAbyssDiver.docx
@@ -440,30 +440,6 @@
           </w:tcPr>
           <w:p>
             <w:r>
-              <w:t>Mrs. Bertrand</w:t>
-            </w:r>
-          </w:p>
-        </w:tc>
-        <w:tc>
-          <w:tcPr>
-            <w:tcW w:w="3912" w:type="dxa"/>
-          </w:tcPr>
-          <w:p/>
-        </w:tc>
-        <w:tc>
-          <w:tcPr>
-            <w:tcW w:w="3912" w:type="dxa"/>
-          </w:tcPr>
-          <w:p/>
-        </w:tc>
-      </w:tr>
-      <w:tr>
-        <w:tc>
-          <w:tcPr>
-            <w:tcW w:w="3912" w:type="dxa"/>
-          </w:tcPr>
-          <w:p>
-            <w:r>
               <w:t>Mr. Song</w:t>
             </w:r>
           </w:p>
@@ -559,6 +535,56 @@
               <w:t>Homeroom – Pasteur building, 1-23</w:t>
             </w:r>
           </w:p>
+        </w:tc>
+        <w:tc>
+          <w:tcPr>
+            <w:tcW w:w="3912" w:type="dxa"/>
+          </w:tcPr>
+          <w:p/>
+        </w:tc>
+        <w:tc>
+          <w:tcPr>
+            <w:tcW w:w="3912" w:type="dxa"/>
+          </w:tcPr>
+          <w:p/>
+        </w:tc>
+      </w:tr>
+      <w:tr>
+        <w:tc>
+          <w:tcPr>
+            <w:tcW w:w="3912" w:type="dxa"/>
+          </w:tcPr>
+          <w:p>
+            <w:r>
+              <w:t xml:space="preserve">Gym </w:t>
+            </w:r>
+            <w:r>
+              <w:t xml:space="preserve">teacher </w:t>
+            </w:r>
+            <w:r>
+              <w:t>– Mrs. Bertrand</w:t>
+            </w:r>
+          </w:p>
+        </w:tc>
+        <w:tc>
+          <w:tcPr>
+            <w:tcW w:w="3912" w:type="dxa"/>
+          </w:tcPr>
+          <w:p/>
+        </w:tc>
+        <w:tc>
+          <w:tcPr>
+            <w:tcW w:w="3912" w:type="dxa"/>
+          </w:tcPr>
+          <w:p/>
+        </w:tc>
+      </w:tr>
+      <w:tr>
+        <w:tc>
+          <w:tcPr>
+            <w:tcW w:w="3912" w:type="dxa"/>
+          </w:tcPr>
+          <w:p/>
         </w:tc>
         <w:tc>
           <w:tcPr>
@@ -722,7 +748,7 @@
         <w:tab/>
       </w:r>
       <w:r>
-        <w:t>5 -&gt; 6</w:t>
+        <w:t>4 -&gt; 6</w:t>
       </w:r>
     </w:p>
     <w:p>
@@ -741,7 +767,7 @@
       </w:r>
       <w:r>
         <w:tab/>
-        <w:t>7 -&gt; 8</w:t>
+        <w:t>5 -&gt; 7</w:t>
       </w:r>
     </w:p>
     <w:p>
@@ -822,7 +848,7 @@
       </w:r>
       <w:r>
         <w:tab/>
-        <w:t>9</w:t>
+        <w:t>7 -&gt; 9</w:t>
       </w:r>
     </w:p>
     <w:p>
@@ -1136,7 +1162,7 @@
         <v:path o:extrusionok="f" gradientshapeok="t" o:connecttype="rect"/>
         <o:lock v:ext="edit" aspectratio="t"/>
       </v:shapetype>
-      <v:shape id="_x0000_i1027" type="#_x0000_t75" style="width:3in;height:3in;visibility:visible" o:bullet="t">
+      <v:shape id="_x0000_i1031" type="#_x0000_t75" style="width:3in;height:3in;visibility:visible" o:bullet="t">
         <v:imagedata r:id="rId1" o:title="MC900065312[1]"/>
       </v:shape>
     </w:pict>
@@ -2601,7 +2627,7 @@
 </file>
 
 <file path=customXml/itemProps1.xml><?xml version="1.0" encoding="utf-8"?>
-<ds:datastoreItem xmlns:ds="http://schemas.openxmlformats.org/officeDocument/2006/customXml" ds:itemID="{D3AB300B-8322-4222-86D1-D7EF8375F655}">
+<ds:datastoreItem xmlns:ds="http://schemas.openxmlformats.org/officeDocument/2006/customXml" ds:itemID="{01C4A111-A2BE-4C78-89D4-30A26F453A2C}">
   <ds:schemaRefs>
     <ds:schemaRef ds:uri="http://schemas.openxmlformats.org/officeDocument/2006/bibliography"/>
   </ds:schemaRefs>

--- a/Books/RPG_Books/The PrincessAndTheabyssDiver/Notes_The PrincessAndTheAbyssDiver.docx
+++ b/Books/RPG_Books/The PrincessAndTheabyssDiver/Notes_The PrincessAndTheAbyssDiver.docx
@@ -556,13 +556,7 @@
           </w:tcPr>
           <w:p>
             <w:r>
-              <w:t xml:space="preserve">Gym </w:t>
-            </w:r>
-            <w:r>
-              <w:t xml:space="preserve">teacher </w:t>
-            </w:r>
-            <w:r>
-              <w:t>– Mrs. Bertrand</w:t>
+              <w:t>Gym teacher – Mrs. Bertrand</w:t>
             </w:r>
           </w:p>
         </w:tc>
@@ -585,6 +579,50 @@
             <w:tcW w:w="3912" w:type="dxa"/>
           </w:tcPr>
           <w:p/>
+        </w:tc>
+        <w:tc>
+          <w:tcPr>
+            <w:tcW w:w="3912" w:type="dxa"/>
+          </w:tcPr>
+          <w:p/>
+        </w:tc>
+        <w:tc>
+          <w:tcPr>
+            <w:tcW w:w="3912" w:type="dxa"/>
+          </w:tcPr>
+          <w:p/>
+        </w:tc>
+      </w:tr>
+    </w:tbl>
+    <w:p>
+      <w:pPr>
+        <w:pStyle w:val="H3"/>
+      </w:pPr>
+      <w:r>
+        <w:t>Maze Walkers</w:t>
+      </w:r>
+    </w:p>
+    <w:tbl>
+      <w:tblPr>
+        <w:tblStyle w:val="TableGrid"/>
+        <w:tblW w:w="0" w:type="auto"/>
+        <w:tblLook w:val="04A0"/>
+      </w:tblPr>
+      <w:tblGrid>
+        <w:gridCol w:w="3912"/>
+        <w:gridCol w:w="3912"/>
+        <w:gridCol w:w="3912"/>
+      </w:tblGrid>
+      <w:tr>
+        <w:tc>
+          <w:tcPr>
+            <w:tcW w:w="3912" w:type="dxa"/>
+          </w:tcPr>
+          <w:p>
+            <w:r>
+              <w:t>Haddon</w:t>
+            </w:r>
+          </w:p>
         </w:tc>
         <w:tc>
           <w:tcPr>
@@ -601,6 +639,9 @@
       </w:tr>
     </w:tbl>
     <w:p/>
+    <w:p/>
+    <w:p/>
+    <w:p/>
     <w:p>
       <w:r>
         <w:t>Character Info,</w:t>
@@ -632,6 +673,7 @@
     </w:p>
     <w:p>
       <w:r>
+        <w:lastRenderedPageBreak/>
         <w:t xml:space="preserve">Camera, </w:t>
       </w:r>
       <w:r>
@@ -780,7 +822,6 @@
         <w:jc w:val="left"/>
       </w:pPr>
       <w:r>
-        <w:lastRenderedPageBreak/>
         <w:t>Nerve:</w:t>
       </w:r>
       <w:r>
@@ -1162,7 +1203,7 @@
         <v:path o:extrusionok="f" gradientshapeok="t" o:connecttype="rect"/>
         <o:lock v:ext="edit" aspectratio="t"/>
       </v:shapetype>
-      <v:shape id="_x0000_i1031" type="#_x0000_t75" style="width:3in;height:3in;visibility:visible" o:bullet="t">
+      <v:shape id="_x0000_i1037" type="#_x0000_t75" style="width:3in;height:3in;visibility:visible" o:bullet="t">
         <v:imagedata r:id="rId1" o:title="MC900065312[1]"/>
       </v:shape>
     </w:pict>
@@ -2627,7 +2668,7 @@
 </file>
 
 <file path=customXml/itemProps1.xml><?xml version="1.0" encoding="utf-8"?>
-<ds:datastoreItem xmlns:ds="http://schemas.openxmlformats.org/officeDocument/2006/customXml" ds:itemID="{01C4A111-A2BE-4C78-89D4-30A26F453A2C}">
+<ds:datastoreItem xmlns:ds="http://schemas.openxmlformats.org/officeDocument/2006/customXml" ds:itemID="{733CB752-3F5A-4DAD-8808-B8D054C36C12}">
   <ds:schemaRefs>
     <ds:schemaRef ds:uri="http://schemas.openxmlformats.org/officeDocument/2006/bibliography"/>
   </ds:schemaRefs>

--- a/Books/RPG_Books/The PrincessAndTheabyssDiver/Notes_The PrincessAndTheAbyssDiver.docx
+++ b/Books/RPG_Books/The PrincessAndTheabyssDiver/Notes_The PrincessAndTheAbyssDiver.docx
@@ -638,6 +638,110 @@
         </w:tc>
       </w:tr>
     </w:tbl>
+    <w:p>
+      <w:pPr>
+        <w:pStyle w:val="H3"/>
+      </w:pPr>
+      <w:r>
+        <w:t>Delicious in Dungeon</w:t>
+      </w:r>
+    </w:p>
+    <w:tbl>
+      <w:tblPr>
+        <w:tblStyle w:val="TableGrid"/>
+        <w:tblW w:w="0" w:type="auto"/>
+        <w:tblLook w:val="04A0"/>
+      </w:tblPr>
+      <w:tblGrid>
+        <w:gridCol w:w="3912"/>
+        <w:gridCol w:w="3912"/>
+        <w:gridCol w:w="3912"/>
+      </w:tblGrid>
+      <w:tr>
+        <w:tc>
+          <w:tcPr>
+            <w:tcW w:w="3912" w:type="dxa"/>
+          </w:tcPr>
+          <w:p>
+            <w:r>
+              <w:t>Wendy</w:t>
+            </w:r>
+          </w:p>
+        </w:tc>
+        <w:tc>
+          <w:tcPr>
+            <w:tcW w:w="3912" w:type="dxa"/>
+          </w:tcPr>
+          <w:p/>
+        </w:tc>
+        <w:tc>
+          <w:tcPr>
+            <w:tcW w:w="3912" w:type="dxa"/>
+          </w:tcPr>
+          <w:p/>
+        </w:tc>
+      </w:tr>
+      <w:tr>
+        <w:tc>
+          <w:tcPr>
+            <w:tcW w:w="3912" w:type="dxa"/>
+          </w:tcPr>
+          <w:p/>
+        </w:tc>
+        <w:tc>
+          <w:tcPr>
+            <w:tcW w:w="3912" w:type="dxa"/>
+          </w:tcPr>
+          <w:p/>
+        </w:tc>
+        <w:tc>
+          <w:tcPr>
+            <w:tcW w:w="3912" w:type="dxa"/>
+          </w:tcPr>
+          <w:p/>
+        </w:tc>
+      </w:tr>
+      <w:tr>
+        <w:tc>
+          <w:tcPr>
+            <w:tcW w:w="3912" w:type="dxa"/>
+          </w:tcPr>
+          <w:p/>
+        </w:tc>
+        <w:tc>
+          <w:tcPr>
+            <w:tcW w:w="3912" w:type="dxa"/>
+          </w:tcPr>
+          <w:p/>
+        </w:tc>
+        <w:tc>
+          <w:tcPr>
+            <w:tcW w:w="3912" w:type="dxa"/>
+          </w:tcPr>
+          <w:p/>
+        </w:tc>
+      </w:tr>
+      <w:tr>
+        <w:tc>
+          <w:tcPr>
+            <w:tcW w:w="3912" w:type="dxa"/>
+          </w:tcPr>
+          <w:p/>
+        </w:tc>
+        <w:tc>
+          <w:tcPr>
+            <w:tcW w:w="3912" w:type="dxa"/>
+          </w:tcPr>
+          <w:p/>
+        </w:tc>
+        <w:tc>
+          <w:tcPr>
+            <w:tcW w:w="3912" w:type="dxa"/>
+          </w:tcPr>
+          <w:p/>
+        </w:tc>
+      </w:tr>
+    </w:tbl>
     <w:p/>
     <w:p/>
     <w:p/>
@@ -673,7 +777,6 @@
     </w:p>
     <w:p>
       <w:r>
-        <w:lastRenderedPageBreak/>
         <w:t xml:space="preserve">Camera, </w:t>
       </w:r>
       <w:r>
@@ -911,6 +1014,7 @@
         <w:pStyle w:val="H3"/>
       </w:pPr>
       <w:r>
+        <w:lastRenderedPageBreak/>
         <w:t>Monsters</w:t>
       </w:r>
     </w:p>
@@ -1203,7 +1307,7 @@
         <v:path o:extrusionok="f" gradientshapeok="t" o:connecttype="rect"/>
         <o:lock v:ext="edit" aspectratio="t"/>
       </v:shapetype>
-      <v:shape id="_x0000_i1037" type="#_x0000_t75" style="width:3in;height:3in;visibility:visible" o:bullet="t">
+      <v:shape id="_x0000_i1030" type="#_x0000_t75" style="width:3in;height:3in;visibility:visible" o:bullet="t">
         <v:imagedata r:id="rId1" o:title="MC900065312[1]"/>
       </v:shape>
     </w:pict>
@@ -2668,7 +2772,7 @@
 </file>
 
 <file path=customXml/itemProps1.xml><?xml version="1.0" encoding="utf-8"?>
-<ds:datastoreItem xmlns:ds="http://schemas.openxmlformats.org/officeDocument/2006/customXml" ds:itemID="{733CB752-3F5A-4DAD-8808-B8D054C36C12}">
+<ds:datastoreItem xmlns:ds="http://schemas.openxmlformats.org/officeDocument/2006/customXml" ds:itemID="{74990DF8-9A71-42E4-A5D6-391741C204EE}">
   <ds:schemaRefs>
     <ds:schemaRef ds:uri="http://schemas.openxmlformats.org/officeDocument/2006/bibliography"/>
   </ds:schemaRefs>

--- a/Books/RPG_Books/The PrincessAndTheabyssDiver/Notes_The PrincessAndTheAbyssDiver.docx
+++ b/Books/RPG_Books/The PrincessAndTheabyssDiver/Notes_The PrincessAndTheAbyssDiver.docx
@@ -8,9 +8,6 @@
         <w:jc w:val="center"/>
       </w:pPr>
       <w:r>
-        <w:rPr>
-          <w:noProof/>
-        </w:rPr>
         <w:drawing>
           <wp:inline distT="0" distB="0" distL="0" distR="0">
             <wp:extent cx="292972" cy="113169"/>
@@ -1307,7 +1304,7 @@
         <v:path o:extrusionok="f" gradientshapeok="t" o:connecttype="rect"/>
         <o:lock v:ext="edit" aspectratio="t"/>
       </v:shapetype>
-      <v:shape id="_x0000_i1030" type="#_x0000_t75" style="width:3in;height:3in;visibility:visible" o:bullet="t">
+      <v:shape id="_x0000_i1032" type="#_x0000_t75" style="width:3in;height:3in;visibility:visible" o:bullet="t">
         <v:imagedata r:id="rId1" o:title="MC900065312[1]"/>
       </v:shape>
     </w:pict>
@@ -2000,7 +1997,6 @@
   <w:style w:type="character" w:default="1" w:styleId="DefaultParagraphFont">
     <w:name w:val="Default Paragraph Font"/>
     <w:uiPriority w:val="1"/>
-    <w:semiHidden/>
     <w:unhideWhenUsed/>
   </w:style>
   <w:style w:type="table" w:default="1" w:styleId="TableNormal">
@@ -2772,7 +2768,7 @@
 </file>
 
 <file path=customXml/itemProps1.xml><?xml version="1.0" encoding="utf-8"?>
-<ds:datastoreItem xmlns:ds="http://schemas.openxmlformats.org/officeDocument/2006/customXml" ds:itemID="{74990DF8-9A71-42E4-A5D6-391741C204EE}">
+<ds:datastoreItem xmlns:ds="http://schemas.openxmlformats.org/officeDocument/2006/customXml" ds:itemID="{2275B0AA-452B-41A1-8028-C7AA43DD38CD}">
   <ds:schemaRefs>
     <ds:schemaRef ds:uri="http://schemas.openxmlformats.org/officeDocument/2006/bibliography"/>
   </ds:schemaRefs>

--- a/Books/RPG_Books/The PrincessAndTheabyssDiver/Notes_The PrincessAndTheAbyssDiver.docx
+++ b/Books/RPG_Books/The PrincessAndTheabyssDiver/Notes_The PrincessAndTheAbyssDiver.docx
@@ -8,6 +8,9 @@
         <w:jc w:val="center"/>
       </w:pPr>
       <w:r>
+        <w:rPr>
+          <w:noProof/>
+        </w:rPr>
         <w:drawing>
           <wp:inline distT="0" distB="0" distL="0" distR="0">
             <wp:extent cx="292972" cy="113169"/>
@@ -132,6 +135,9 @@
             <w:r>
               <w:t>Hans</w:t>
             </w:r>
+            <w:r>
+              <w:t xml:space="preserve"> Brooks</w:t>
+            </w:r>
           </w:p>
         </w:tc>
         <w:tc>
@@ -158,13 +164,8 @@
           </w:tcPr>
           <w:p>
             <w:r>
-              <w:t xml:space="preserve">Eric </w:t>
-            </w:r>
-            <w:proofErr w:type="spellStart"/>
-            <w:r>
-              <w:t>Ranfield</w:t>
-            </w:r>
-            <w:proofErr w:type="spellEnd"/>
+              <w:t>Eric Ranfield</w:t>
+            </w:r>
           </w:p>
         </w:tc>
         <w:tc>
@@ -191,13 +192,8 @@
           </w:tcPr>
           <w:p>
             <w:r>
-              <w:t xml:space="preserve">Sylvan </w:t>
-            </w:r>
-            <w:proofErr w:type="spellStart"/>
-            <w:r>
-              <w:t>Brocovisch</w:t>
-            </w:r>
-            <w:proofErr w:type="spellEnd"/>
+              <w:t>Sylvan Brocovisch</w:t>
+            </w:r>
           </w:p>
         </w:tc>
         <w:tc>
@@ -238,7 +234,11 @@
           <w:tcPr>
             <w:tcW w:w="3912" w:type="dxa"/>
           </w:tcPr>
-          <w:p/>
+          <w:p>
+            <w:r>
+              <w:t>missing</w:t>
+            </w:r>
+          </w:p>
         </w:tc>
       </w:tr>
       <w:tr>
@@ -246,7 +246,35 @@
           <w:tcPr>
             <w:tcW w:w="3652" w:type="dxa"/>
           </w:tcPr>
-          <w:p/>
+          <w:p>
+            <w:r>
+              <w:t>Bastian Delandrio</w:t>
+            </w:r>
+          </w:p>
+        </w:tc>
+        <w:tc>
+          <w:tcPr>
+            <w:tcW w:w="4172" w:type="dxa"/>
+          </w:tcPr>
+          <w:p/>
+        </w:tc>
+        <w:tc>
+          <w:tcPr>
+            <w:tcW w:w="3912" w:type="dxa"/>
+          </w:tcPr>
+          <w:p/>
+        </w:tc>
+      </w:tr>
+      <w:tr>
+        <w:tc>
+          <w:tcPr>
+            <w:tcW w:w="3652" w:type="dxa"/>
+          </w:tcPr>
+          <w:p>
+            <w:r>
+              <w:t>Hulio Belario</w:t>
+            </w:r>
+          </w:p>
         </w:tc>
         <w:tc>
           <w:tcPr>
@@ -306,6 +334,121 @@
         </w:tc>
       </w:tr>
     </w:tbl>
+    <w:p/>
+    <w:p/>
+    <w:p>
+      <w:pPr>
+        <w:pStyle w:val="H3"/>
+      </w:pPr>
+      <w:r>
+        <w:t>Clubs</w:t>
+      </w:r>
+    </w:p>
+    <w:tbl>
+      <w:tblPr>
+        <w:tblStyle w:val="TableGrid"/>
+        <w:tblW w:w="0" w:type="auto"/>
+        <w:tblLook w:val="04A0"/>
+      </w:tblPr>
+      <w:tblGrid>
+        <w:gridCol w:w="3652"/>
+        <w:gridCol w:w="4172"/>
+        <w:gridCol w:w="3912"/>
+      </w:tblGrid>
+      <w:tr>
+        <w:tc>
+          <w:tcPr>
+            <w:tcW w:w="3652" w:type="dxa"/>
+          </w:tcPr>
+          <w:p>
+            <w:r>
+              <w:t>Name</w:t>
+            </w:r>
+          </w:p>
+        </w:tc>
+        <w:tc>
+          <w:tcPr>
+            <w:tcW w:w="4172" w:type="dxa"/>
+          </w:tcPr>
+          <w:p>
+            <w:r>
+              <w:t>Room</w:t>
+            </w:r>
+          </w:p>
+        </w:tc>
+        <w:tc>
+          <w:tcPr>
+            <w:tcW w:w="3912" w:type="dxa"/>
+          </w:tcPr>
+          <w:p/>
+        </w:tc>
+      </w:tr>
+      <w:tr>
+        <w:tc>
+          <w:tcPr>
+            <w:tcW w:w="3652" w:type="dxa"/>
+          </w:tcPr>
+          <w:p>
+            <w:r>
+              <w:t>Delicious in Dungeon</w:t>
+            </w:r>
+          </w:p>
+        </w:tc>
+        <w:tc>
+          <w:tcPr>
+            <w:tcW w:w="4172" w:type="dxa"/>
+          </w:tcPr>
+          <w:p>
+            <w:hyperlink r:id="rId9" w:history="1">
+              <w:r>
+                <w:rPr>
+                  <w:rStyle w:val="Hyperlink"/>
+                </w:rPr>
+                <w:t>Auguste Escoffier</w:t>
+              </w:r>
+            </w:hyperlink>
+            <w:r>
+              <w:t>, Room 503</w:t>
+            </w:r>
+          </w:p>
+        </w:tc>
+        <w:tc>
+          <w:tcPr>
+            <w:tcW w:w="3912" w:type="dxa"/>
+          </w:tcPr>
+          <w:p/>
+        </w:tc>
+      </w:tr>
+      <w:tr>
+        <w:tc>
+          <w:tcPr>
+            <w:tcW w:w="3652" w:type="dxa"/>
+          </w:tcPr>
+          <w:p>
+            <w:r>
+              <w:t>Maze Walkers</w:t>
+            </w:r>
+          </w:p>
+        </w:tc>
+        <w:tc>
+          <w:tcPr>
+            <w:tcW w:w="4172" w:type="dxa"/>
+          </w:tcPr>
+          <w:p>
+            <w:r>
+              <w:t>Hilbert Hall, Room 307</w:t>
+            </w:r>
+          </w:p>
+        </w:tc>
+        <w:tc>
+          <w:tcPr>
+            <w:tcW w:w="3912" w:type="dxa"/>
+          </w:tcPr>
+          <w:p/>
+        </w:tc>
+      </w:tr>
+    </w:tbl>
+    <w:p/>
     <w:p/>
     <w:p/>
     <w:p/>
@@ -361,7 +504,6 @@
           </w:tcPr>
           <w:p>
             <w:r>
-              <w:lastRenderedPageBreak/>
               <w:t>Ripper Jones</w:t>
             </w:r>
           </w:p>
@@ -596,6 +738,7 @@
         <w:pStyle w:val="H3"/>
       </w:pPr>
       <w:r>
+        <w:lastRenderedPageBreak/>
         <w:t>Maze Walkers</w:t>
       </w:r>
     </w:p>
@@ -881,6 +1024,7 @@
         <w:jc w:val="left"/>
       </w:pPr>
       <w:r>
+        <w:lastRenderedPageBreak/>
         <w:t>Constitution</w:t>
       </w:r>
       <w:r>
@@ -1011,7 +1155,6 @@
         <w:pStyle w:val="H3"/>
       </w:pPr>
       <w:r>
-        <w:lastRenderedPageBreak/>
         <w:t>Monsters</w:t>
       </w:r>
     </w:p>
@@ -1136,12 +1279,12 @@
     <w:p/>
     <w:p/>
     <w:sectPr>
-      <w:headerReference w:type="even" r:id="rId9"/>
-      <w:headerReference w:type="default" r:id="rId10"/>
-      <w:footerReference w:type="even" r:id="rId11"/>
-      <w:footerReference w:type="default" r:id="rId12"/>
-      <w:headerReference w:type="first" r:id="rId13"/>
-      <w:footerReference w:type="first" r:id="rId14"/>
+      <w:headerReference w:type="even" r:id="rId10"/>
+      <w:headerReference w:type="default" r:id="rId11"/>
+      <w:footerReference w:type="even" r:id="rId12"/>
+      <w:footerReference w:type="default" r:id="rId13"/>
+      <w:headerReference w:type="first" r:id="rId14"/>
+      <w:footerReference w:type="first" r:id="rId15"/>
       <w:pgSz w:w="12960" w:h="8640" w:orient="landscape"/>
       <w:pgMar w:top="720" w:right="720" w:bottom="720" w:left="720" w:header="720" w:footer="720" w:gutter="0"/>
       <w:cols w:space="720"/>
@@ -1304,7 +1447,7 @@
         <v:path o:extrusionok="f" gradientshapeok="t" o:connecttype="rect"/>
         <o:lock v:ext="edit" aspectratio="t"/>
       </v:shapetype>
-      <v:shape id="_x0000_i1032" type="#_x0000_t75" style="width:3in;height:3in;visibility:visible" o:bullet="t">
+      <v:shape id="_x0000_i1028" type="#_x0000_t75" style="width:3in;height:3in;visibility:visible" o:bullet="t">
         <v:imagedata r:id="rId1" o:title="MC900065312[1]"/>
       </v:shape>
     </w:pict>
@@ -1997,6 +2140,7 @@
   <w:style w:type="character" w:default="1" w:styleId="DefaultParagraphFont">
     <w:name w:val="Default Paragraph Font"/>
     <w:uiPriority w:val="1"/>
+    <w:semiHidden/>
     <w:unhideWhenUsed/>
   </w:style>
   <w:style w:type="table" w:default="1" w:styleId="TableNormal">
@@ -2474,6 +2618,11 @@
     <w:rPr>
       <w:b/>
     </w:rPr>
+  </w:style>
+  <w:style w:type="character" w:customStyle="1" w:styleId="gstkn">
+    <w:name w:val="gs_tkn"/>
+    <w:basedOn w:val="DefaultParagraphFont"/>
+    <w:rsid w:val="007C2AD0"/>
   </w:style>
 </w:styles>
 </file>
@@ -2768,7 +2917,7 @@
 </file>
 
 <file path=customXml/itemProps1.xml><?xml version="1.0" encoding="utf-8"?>
-<ds:datastoreItem xmlns:ds="http://schemas.openxmlformats.org/officeDocument/2006/customXml" ds:itemID="{2275B0AA-452B-41A1-8028-C7AA43DD38CD}">
+<ds:datastoreItem xmlns:ds="http://schemas.openxmlformats.org/officeDocument/2006/customXml" ds:itemID="{D64D31CE-0739-4B29-8487-9590C1C1724C}">
   <ds:schemaRefs>
     <ds:schemaRef ds:uri="http://schemas.openxmlformats.org/officeDocument/2006/bibliography"/>
   </ds:schemaRefs>

--- a/Books/RPG_Books/The PrincessAndTheabyssDiver/Notes_The PrincessAndTheAbyssDiver.docx
+++ b/Books/RPG_Books/The PrincessAndTheabyssDiver/Notes_The PrincessAndTheAbyssDiver.docx
@@ -58,245 +58,10 @@
         </w:drawing>
       </w:r>
     </w:p>
-    <w:p/>
-    <w:tbl>
-      <w:tblPr>
-        <w:tblStyle w:val="TableGrid"/>
-        <w:tblW w:w="0" w:type="auto"/>
-        <w:tblLook w:val="04A0"/>
-      </w:tblPr>
-      <w:tblGrid>
-        <w:gridCol w:w="3652"/>
-        <w:gridCol w:w="4172"/>
-        <w:gridCol w:w="3912"/>
-      </w:tblGrid>
-      <w:tr>
-        <w:tc>
-          <w:tcPr>
-            <w:tcW w:w="3652" w:type="dxa"/>
-          </w:tcPr>
-          <w:p>
-            <w:r>
-              <w:t>Ripper Jones</w:t>
-            </w:r>
-          </w:p>
-        </w:tc>
-        <w:tc>
-          <w:tcPr>
-            <w:tcW w:w="4172" w:type="dxa"/>
-          </w:tcPr>
-          <w:p>
-            <w:r>
-              <w:t>Gorilla</w:t>
-            </w:r>
-          </w:p>
-        </w:tc>
-        <w:tc>
-          <w:tcPr>
-            <w:tcW w:w="3912" w:type="dxa"/>
-          </w:tcPr>
-          <w:p/>
-        </w:tc>
-      </w:tr>
-      <w:tr>
-        <w:tc>
-          <w:tcPr>
-            <w:tcW w:w="3652" w:type="dxa"/>
-          </w:tcPr>
-          <w:p>
-            <w:r>
-              <w:t>Salvador Bruno</w:t>
-            </w:r>
-          </w:p>
-        </w:tc>
-        <w:tc>
-          <w:tcPr>
-            <w:tcW w:w="4172" w:type="dxa"/>
-          </w:tcPr>
-          <w:p>
-            <w:r>
-              <w:t>Bear</w:t>
-            </w:r>
-          </w:p>
-        </w:tc>
-        <w:tc>
-          <w:tcPr>
-            <w:tcW w:w="3912" w:type="dxa"/>
-          </w:tcPr>
-          <w:p/>
-        </w:tc>
-      </w:tr>
-      <w:tr>
-        <w:tc>
-          <w:tcPr>
-            <w:tcW w:w="3652" w:type="dxa"/>
-          </w:tcPr>
-          <w:p>
-            <w:r>
-              <w:t>Hans</w:t>
-            </w:r>
-            <w:r>
-              <w:t xml:space="preserve"> Brooks</w:t>
-            </w:r>
-          </w:p>
-        </w:tc>
-        <w:tc>
-          <w:tcPr>
-            <w:tcW w:w="4172" w:type="dxa"/>
-          </w:tcPr>
-          <w:p>
-            <w:r>
-              <w:t>Bull</w:t>
-            </w:r>
-          </w:p>
-        </w:tc>
-        <w:tc>
-          <w:tcPr>
-            <w:tcW w:w="3912" w:type="dxa"/>
-          </w:tcPr>
-          <w:p/>
-        </w:tc>
-      </w:tr>
-      <w:tr>
-        <w:tc>
-          <w:tcPr>
-            <w:tcW w:w="3652" w:type="dxa"/>
-          </w:tcPr>
-          <w:p>
-            <w:r>
-              <w:t>Eric Ranfield</w:t>
-            </w:r>
-          </w:p>
-        </w:tc>
-        <w:tc>
-          <w:tcPr>
-            <w:tcW w:w="4172" w:type="dxa"/>
-          </w:tcPr>
-          <w:p>
-            <w:r>
-              <w:t>Elephant</w:t>
-            </w:r>
-          </w:p>
-        </w:tc>
-        <w:tc>
-          <w:tcPr>
-            <w:tcW w:w="3912" w:type="dxa"/>
-          </w:tcPr>
-          <w:p/>
-        </w:tc>
-      </w:tr>
-      <w:tr>
-        <w:tc>
-          <w:tcPr>
-            <w:tcW w:w="3652" w:type="dxa"/>
-          </w:tcPr>
-          <w:p>
-            <w:r>
-              <w:t>Sylvan Brocovisch</w:t>
-            </w:r>
-          </w:p>
-        </w:tc>
-        <w:tc>
-          <w:tcPr>
-            <w:tcW w:w="4172" w:type="dxa"/>
-          </w:tcPr>
-          <w:p>
-            <w:r>
-              <w:t>Lion</w:t>
-            </w:r>
-          </w:p>
-        </w:tc>
-        <w:tc>
-          <w:tcPr>
-            <w:tcW w:w="3912" w:type="dxa"/>
-          </w:tcPr>
-          <w:p/>
-        </w:tc>
-      </w:tr>
-      <w:tr>
-        <w:tc>
-          <w:tcPr>
-            <w:tcW w:w="3652" w:type="dxa"/>
-          </w:tcPr>
-          <w:p>
-            <w:r>
-              <w:t>Antonio Taylor</w:t>
-            </w:r>
-          </w:p>
-        </w:tc>
-        <w:tc>
-          <w:tcPr>
-            <w:tcW w:w="4172" w:type="dxa"/>
-          </w:tcPr>
-          <w:p/>
-        </w:tc>
-        <w:tc>
-          <w:tcPr>
-            <w:tcW w:w="3912" w:type="dxa"/>
-          </w:tcPr>
-          <w:p>
-            <w:r>
-              <w:t>missing</w:t>
-            </w:r>
-          </w:p>
-        </w:tc>
-      </w:tr>
-      <w:tr>
-        <w:tc>
-          <w:tcPr>
-            <w:tcW w:w="3652" w:type="dxa"/>
-          </w:tcPr>
-          <w:p>
-            <w:r>
-              <w:t>Bastian Delandrio</w:t>
-            </w:r>
-          </w:p>
-        </w:tc>
-        <w:tc>
-          <w:tcPr>
-            <w:tcW w:w="4172" w:type="dxa"/>
-          </w:tcPr>
-          <w:p/>
-        </w:tc>
-        <w:tc>
-          <w:tcPr>
-            <w:tcW w:w="3912" w:type="dxa"/>
-          </w:tcPr>
-          <w:p/>
-        </w:tc>
-      </w:tr>
-      <w:tr>
-        <w:tc>
-          <w:tcPr>
-            <w:tcW w:w="3652" w:type="dxa"/>
-          </w:tcPr>
-          <w:p>
-            <w:r>
-              <w:t>Hulio Belario</w:t>
-            </w:r>
-          </w:p>
-        </w:tc>
-        <w:tc>
-          <w:tcPr>
-            <w:tcW w:w="4172" w:type="dxa"/>
-          </w:tcPr>
-          <w:p/>
-        </w:tc>
-        <w:tc>
-          <w:tcPr>
-            <w:tcW w:w="3912" w:type="dxa"/>
-          </w:tcPr>
-          <w:p/>
-        </w:tc>
-      </w:tr>
-    </w:tbl>
     <w:p>
       <w:pPr>
         <w:pStyle w:val="H3"/>
       </w:pPr>
-      <w:r>
-        <w:t>Locations</w:t>
-      </w:r>
     </w:p>
     <w:tbl>
       <w:tblPr>
@@ -316,7 +81,7 @@
           </w:tcPr>
           <w:p>
             <w:r>
-              <w:t>Delphi Swimming hole</w:t>
+              <w:t>Ripper Jones</w:t>
             </w:r>
           </w:p>
         </w:tc>
@@ -324,6 +89,201 @@
           <w:tcPr>
             <w:tcW w:w="4172" w:type="dxa"/>
           </w:tcPr>
+          <w:p>
+            <w:r>
+              <w:t>Gorilla</w:t>
+            </w:r>
+          </w:p>
+        </w:tc>
+        <w:tc>
+          <w:tcPr>
+            <w:tcW w:w="3912" w:type="dxa"/>
+          </w:tcPr>
+          <w:p/>
+        </w:tc>
+      </w:tr>
+      <w:tr>
+        <w:tc>
+          <w:tcPr>
+            <w:tcW w:w="3652" w:type="dxa"/>
+          </w:tcPr>
+          <w:p>
+            <w:r>
+              <w:t>Salvador Bruno</w:t>
+            </w:r>
+          </w:p>
+        </w:tc>
+        <w:tc>
+          <w:tcPr>
+            <w:tcW w:w="4172" w:type="dxa"/>
+          </w:tcPr>
+          <w:p>
+            <w:r>
+              <w:t>Bear</w:t>
+            </w:r>
+          </w:p>
+        </w:tc>
+        <w:tc>
+          <w:tcPr>
+            <w:tcW w:w="3912" w:type="dxa"/>
+          </w:tcPr>
+          <w:p/>
+        </w:tc>
+      </w:tr>
+      <w:tr>
+        <w:tc>
+          <w:tcPr>
+            <w:tcW w:w="3652" w:type="dxa"/>
+          </w:tcPr>
+          <w:p>
+            <w:r>
+              <w:t>Hans</w:t>
+            </w:r>
+            <w:r>
+              <w:t xml:space="preserve"> Brooks</w:t>
+            </w:r>
+          </w:p>
+        </w:tc>
+        <w:tc>
+          <w:tcPr>
+            <w:tcW w:w="4172" w:type="dxa"/>
+          </w:tcPr>
+          <w:p>
+            <w:r>
+              <w:t>Bull</w:t>
+            </w:r>
+          </w:p>
+        </w:tc>
+        <w:tc>
+          <w:tcPr>
+            <w:tcW w:w="3912" w:type="dxa"/>
+          </w:tcPr>
+          <w:p/>
+        </w:tc>
+      </w:tr>
+      <w:tr>
+        <w:tc>
+          <w:tcPr>
+            <w:tcW w:w="3652" w:type="dxa"/>
+          </w:tcPr>
+          <w:p>
+            <w:r>
+              <w:t>Eric Ranfield</w:t>
+            </w:r>
+          </w:p>
+        </w:tc>
+        <w:tc>
+          <w:tcPr>
+            <w:tcW w:w="4172" w:type="dxa"/>
+          </w:tcPr>
+          <w:p>
+            <w:r>
+              <w:t>Elephant</w:t>
+            </w:r>
+          </w:p>
+        </w:tc>
+        <w:tc>
+          <w:tcPr>
+            <w:tcW w:w="3912" w:type="dxa"/>
+          </w:tcPr>
+          <w:p/>
+        </w:tc>
+      </w:tr>
+      <w:tr>
+        <w:tc>
+          <w:tcPr>
+            <w:tcW w:w="3652" w:type="dxa"/>
+          </w:tcPr>
+          <w:p>
+            <w:r>
+              <w:t>Sylvan Brocovisch</w:t>
+            </w:r>
+          </w:p>
+        </w:tc>
+        <w:tc>
+          <w:tcPr>
+            <w:tcW w:w="4172" w:type="dxa"/>
+          </w:tcPr>
+          <w:p>
+            <w:r>
+              <w:t>Lion</w:t>
+            </w:r>
+          </w:p>
+        </w:tc>
+        <w:tc>
+          <w:tcPr>
+            <w:tcW w:w="3912" w:type="dxa"/>
+          </w:tcPr>
+          <w:p/>
+        </w:tc>
+      </w:tr>
+      <w:tr>
+        <w:tc>
+          <w:tcPr>
+            <w:tcW w:w="3652" w:type="dxa"/>
+          </w:tcPr>
+          <w:p>
+            <w:r>
+              <w:t>Antonio Taylor</w:t>
+            </w:r>
+          </w:p>
+        </w:tc>
+        <w:tc>
+          <w:tcPr>
+            <w:tcW w:w="4172" w:type="dxa"/>
+          </w:tcPr>
+          <w:p/>
+        </w:tc>
+        <w:tc>
+          <w:tcPr>
+            <w:tcW w:w="3912" w:type="dxa"/>
+          </w:tcPr>
+          <w:p>
+            <w:r>
+              <w:t>missing</w:t>
+            </w:r>
+          </w:p>
+        </w:tc>
+      </w:tr>
+      <w:tr>
+        <w:tc>
+          <w:tcPr>
+            <w:tcW w:w="3652" w:type="dxa"/>
+          </w:tcPr>
+          <w:p>
+            <w:r>
+              <w:t>Bastian Delandrio</w:t>
+            </w:r>
+          </w:p>
+        </w:tc>
+        <w:tc>
+          <w:tcPr>
+            <w:tcW w:w="4172" w:type="dxa"/>
+          </w:tcPr>
+          <w:p/>
+        </w:tc>
+        <w:tc>
+          <w:tcPr>
+            <w:tcW w:w="3912" w:type="dxa"/>
+          </w:tcPr>
+          <w:p/>
+        </w:tc>
+      </w:tr>
+      <w:tr>
+        <w:tc>
+          <w:tcPr>
+            <w:tcW w:w="3652" w:type="dxa"/>
+          </w:tcPr>
+          <w:p>
+            <w:r>
+              <w:t>Hulio Belario</w:t>
+            </w:r>
+          </w:p>
+        </w:tc>
+        <w:tc>
+          <w:tcPr>
+            <w:tcW w:w="4172" w:type="dxa"/>
+          </w:tcPr>
           <w:p/>
         </w:tc>
         <w:tc>
@@ -334,14 +294,12 @@
         </w:tc>
       </w:tr>
     </w:tbl>
-    <w:p/>
-    <w:p/>
     <w:p>
       <w:pPr>
         <w:pStyle w:val="H3"/>
       </w:pPr>
       <w:r>
-        <w:t>Clubs</w:t>
+        <w:t>Locations</w:t>
       </w:r>
     </w:p>
     <w:tbl>
@@ -362,7 +320,7 @@
           </w:tcPr>
           <w:p>
             <w:r>
-              <w:t>Name</w:t>
+              <w:t>Delphi Swimming hole</w:t>
             </w:r>
           </w:p>
         </w:tc>
@@ -370,75 +328,7 @@
           <w:tcPr>
             <w:tcW w:w="4172" w:type="dxa"/>
           </w:tcPr>
-          <w:p>
-            <w:r>
-              <w:t>Room</w:t>
-            </w:r>
-          </w:p>
-        </w:tc>
-        <w:tc>
-          <w:tcPr>
-            <w:tcW w:w="3912" w:type="dxa"/>
-          </w:tcPr>
-          <w:p/>
-        </w:tc>
-      </w:tr>
-      <w:tr>
-        <w:tc>
-          <w:tcPr>
-            <w:tcW w:w="3652" w:type="dxa"/>
-          </w:tcPr>
-          <w:p>
-            <w:r>
-              <w:t>Delicious in Dungeon</w:t>
-            </w:r>
-          </w:p>
-        </w:tc>
-        <w:tc>
-          <w:tcPr>
-            <w:tcW w:w="4172" w:type="dxa"/>
-          </w:tcPr>
-          <w:p>
-            <w:hyperlink r:id="rId9" w:history="1">
-              <w:r>
-                <w:rPr>
-                  <w:rStyle w:val="Hyperlink"/>
-                </w:rPr>
-                <w:t>Auguste Escoffier</w:t>
-              </w:r>
-            </w:hyperlink>
-            <w:r>
-              <w:t>, Room 503</w:t>
-            </w:r>
-          </w:p>
-        </w:tc>
-        <w:tc>
-          <w:tcPr>
-            <w:tcW w:w="3912" w:type="dxa"/>
-          </w:tcPr>
-          <w:p/>
-        </w:tc>
-      </w:tr>
-      <w:tr>
-        <w:tc>
-          <w:tcPr>
-            <w:tcW w:w="3652" w:type="dxa"/>
-          </w:tcPr>
-          <w:p>
-            <w:r>
-              <w:t>Maze Walkers</w:t>
-            </w:r>
-          </w:p>
-        </w:tc>
-        <w:tc>
-          <w:tcPr>
-            <w:tcW w:w="4172" w:type="dxa"/>
-          </w:tcPr>
-          <w:p>
-            <w:r>
-              <w:t>Hilbert Hall, Room 307</w:t>
-            </w:r>
-          </w:p>
+          <w:p/>
         </w:tc>
         <w:tc>
           <w:tcPr>
@@ -470,9 +360,14 @@
           </w:tcPr>
           <w:p>
             <w:r>
-              <w:t>Luke Billhardson</w:t>
-            </w:r>
-          </w:p>
+              <w:t xml:space="preserve">Luke </w:t>
+            </w:r>
+            <w:r>
+              <w:t>Aetheren</w:t>
+            </w:r>
+          </w:p>
+          <w:p/>
+          <w:p/>
         </w:tc>
         <w:tc>
           <w:tcPr>
@@ -480,16 +375,36 @@
           </w:tcPr>
           <w:p>
             <w:r>
+              <w:lastRenderedPageBreak/>
               <w:t>The Goat Bucket</w:t>
             </w:r>
           </w:p>
-        </w:tc>
-        <w:tc>
-          <w:tcPr>
-            <w:tcW w:w="3912" w:type="dxa"/>
-          </w:tcPr>
-          <w:p>
-            <w:r>
+          <w:p/>
+          <w:p>
+            <w:r>
+              <w:t>Aetheren</w:t>
+            </w:r>
+            <w:r>
+              <w:t xml:space="preserve"> </w:t>
+            </w:r>
+            <w:r>
+              <w:t>means “Star Wanderer” (</w:t>
+            </w:r>
+            <w:r>
+              <w:t>https://namecrafthq.com/high-elf-names-fantasy-character/</w:t>
+            </w:r>
+            <w:r>
+              <w:t>)</w:t>
+            </w:r>
+          </w:p>
+        </w:tc>
+        <w:tc>
+          <w:tcPr>
+            <w:tcW w:w="3912" w:type="dxa"/>
+          </w:tcPr>
+          <w:p>
+            <w:r>
+              <w:lastRenderedPageBreak/>
               <w:t xml:space="preserve">Hobbies: </w:t>
             </w:r>
           </w:p>
@@ -504,6 +419,7 @@
           </w:tcPr>
           <w:p>
             <w:r>
+              <w:lastRenderedPageBreak/>
               <w:t>Ripper Jones</w:t>
             </w:r>
           </w:p>
@@ -528,7 +444,13 @@
           </w:tcPr>
           <w:p>
             <w:r>
-              <w:t>Annie Winfield</w:t>
+              <w:t xml:space="preserve">Annie </w:t>
+            </w:r>
+            <w:r>
+              <w:t xml:space="preserve">von </w:t>
+            </w:r>
+            <w:r>
+              <w:t>Aranor</w:t>
             </w:r>
           </w:p>
         </w:tc>
@@ -536,7 +458,29 @@
           <w:tcPr>
             <w:tcW w:w="4172" w:type="dxa"/>
           </w:tcPr>
-          <w:p/>
+          <w:p>
+            <w:r>
+              <w:t xml:space="preserve">Aranor </w:t>
+            </w:r>
+            <w:r>
+              <w:t xml:space="preserve">means </w:t>
+            </w:r>
+            <w:r>
+              <w:t>“</w:t>
+            </w:r>
+            <w:r>
+              <w:t>King’s Light</w:t>
+            </w:r>
+            <w:r>
+              <w:t>” (</w:t>
+            </w:r>
+            <w:r>
+              <w:t>https://namecrafthq.com/high-elf-names-fantasy-character/</w:t>
+            </w:r>
+            <w:r>
+              <w:t>)</w:t>
+            </w:r>
+          </w:p>
         </w:tc>
         <w:tc>
           <w:tcPr>
@@ -546,7 +490,16 @@
         </w:tc>
       </w:tr>
     </w:tbl>
-    <w:p/>
+    <w:p>
+      <w:pPr>
+        <w:tabs>
+          <w:tab w:val="left" w:pos="928"/>
+        </w:tabs>
+      </w:pPr>
+      <w:r>
+        <w:tab/>
+      </w:r>
+    </w:p>
     <w:p>
       <w:pPr>
         <w:pStyle w:val="H3"/>
@@ -732,14 +685,53 @@
           <w:p/>
         </w:tc>
       </w:tr>
+      <w:tr>
+        <w:tc>
+          <w:tcPr>
+            <w:tcW w:w="3912" w:type="dxa"/>
+          </w:tcPr>
+          <w:p/>
+        </w:tc>
+        <w:tc>
+          <w:tcPr>
+            <w:tcW w:w="3912" w:type="dxa"/>
+          </w:tcPr>
+          <w:p/>
+        </w:tc>
+        <w:tc>
+          <w:tcPr>
+            <w:tcW w:w="3912" w:type="dxa"/>
+          </w:tcPr>
+          <w:p/>
+        </w:tc>
+      </w:tr>
+      <w:tr>
+        <w:tc>
+          <w:tcPr>
+            <w:tcW w:w="3912" w:type="dxa"/>
+          </w:tcPr>
+          <w:p/>
+        </w:tc>
+        <w:tc>
+          <w:tcPr>
+            <w:tcW w:w="3912" w:type="dxa"/>
+          </w:tcPr>
+          <w:p/>
+        </w:tc>
+        <w:tc>
+          <w:tcPr>
+            <w:tcW w:w="3912" w:type="dxa"/>
+          </w:tcPr>
+          <w:p/>
+        </w:tc>
+      </w:tr>
     </w:tbl>
     <w:p>
       <w:pPr>
         <w:pStyle w:val="H3"/>
       </w:pPr>
       <w:r>
-        <w:lastRenderedPageBreak/>
-        <w:t>Maze Walkers</w:t>
+        <w:t>Class mates</w:t>
       </w:r>
     </w:p>
     <w:tbl>
@@ -760,7 +752,7 @@
           </w:tcPr>
           <w:p>
             <w:r>
-              <w:t>Haddon</w:t>
+              <w:t>Jenny Beardy, Rank 0</w:t>
             </w:r>
           </w:p>
         </w:tc>
@@ -778,12 +770,20 @@
         </w:tc>
       </w:tr>
     </w:tbl>
+    <w:p/>
     <w:p>
       <w:pPr>
         <w:pStyle w:val="H3"/>
-      </w:pPr>
-      <w:r>
-        <w:t>Delicious in Dungeon</w:t>
+        <w:tabs>
+          <w:tab w:val="left" w:pos="1705"/>
+        </w:tabs>
+      </w:pPr>
+      <w:r>
+        <w:lastRenderedPageBreak/>
+        <w:t>Classes</w:t>
+      </w:r>
+      <w:r>
+        <w:tab/>
       </w:r>
     </w:p>
     <w:tbl>
@@ -804,6 +804,159 @@
           </w:tcPr>
           <w:p>
             <w:r>
+              <w:t>Homeroom</w:t>
+            </w:r>
+          </w:p>
+        </w:tc>
+        <w:tc>
+          <w:tcPr>
+            <w:tcW w:w="3912" w:type="dxa"/>
+          </w:tcPr>
+          <w:p/>
+        </w:tc>
+        <w:tc>
+          <w:tcPr>
+            <w:tcW w:w="3912" w:type="dxa"/>
+          </w:tcPr>
+          <w:p/>
+        </w:tc>
+      </w:tr>
+      <w:tr>
+        <w:tc>
+          <w:tcPr>
+            <w:tcW w:w="3912" w:type="dxa"/>
+          </w:tcPr>
+          <w:p>
+            <w:r>
+              <w:t>Gym</w:t>
+            </w:r>
+          </w:p>
+        </w:tc>
+        <w:tc>
+          <w:tcPr>
+            <w:tcW w:w="3912" w:type="dxa"/>
+          </w:tcPr>
+          <w:p/>
+        </w:tc>
+        <w:tc>
+          <w:tcPr>
+            <w:tcW w:w="3912" w:type="dxa"/>
+          </w:tcPr>
+          <w:p/>
+        </w:tc>
+      </w:tr>
+    </w:tbl>
+    <w:p/>
+    <w:p>
+      <w:pPr>
+        <w:pStyle w:val="H3"/>
+      </w:pPr>
+      <w:r>
+        <w:t>Maze Walkers</w:t>
+      </w:r>
+      <w:r>
+        <w:t xml:space="preserve"> -</w:t>
+      </w:r>
+      <w:r>
+        <w:t>&gt;</w:t>
+      </w:r>
+      <w:r>
+        <w:t xml:space="preserve"> Hilbert Hall, Room 307</w:t>
+      </w:r>
+    </w:p>
+    <w:tbl>
+      <w:tblPr>
+        <w:tblStyle w:val="TableGrid"/>
+        <w:tblW w:w="0" w:type="auto"/>
+        <w:tblLook w:val="04A0"/>
+      </w:tblPr>
+      <w:tblGrid>
+        <w:gridCol w:w="3912"/>
+        <w:gridCol w:w="3912"/>
+        <w:gridCol w:w="3912"/>
+      </w:tblGrid>
+      <w:tr>
+        <w:tc>
+          <w:tcPr>
+            <w:tcW w:w="3912" w:type="dxa"/>
+          </w:tcPr>
+          <w:p>
+            <w:r>
+              <w:t>Haddon</w:t>
+            </w:r>
+          </w:p>
+        </w:tc>
+        <w:tc>
+          <w:tcPr>
+            <w:tcW w:w="3912" w:type="dxa"/>
+          </w:tcPr>
+          <w:p/>
+        </w:tc>
+        <w:tc>
+          <w:tcPr>
+            <w:tcW w:w="3912" w:type="dxa"/>
+          </w:tcPr>
+          <w:p/>
+        </w:tc>
+      </w:tr>
+    </w:tbl>
+    <w:p>
+      <w:pPr>
+        <w:pStyle w:val="H3"/>
+      </w:pPr>
+      <w:r>
+        <w:t>Delicious in Dungeon</w:t>
+      </w:r>
+      <w:r>
+        <w:t xml:space="preserve"> -</w:t>
+      </w:r>
+      <w:r>
+        <w:t>&gt;</w:t>
+      </w:r>
+      <w:r>
+        <w:t xml:space="preserve"> </w:t>
+      </w:r>
+      <w:hyperlink r:id="rId9" w:history="1">
+        <w:proofErr w:type="spellStart"/>
+        <w:r>
+          <w:rPr>
+            <w:rStyle w:val="Hyperlink"/>
+          </w:rPr>
+          <w:t>Auguste</w:t>
+        </w:r>
+        <w:proofErr w:type="spellEnd"/>
+        <w:r>
+          <w:rPr>
+            <w:rStyle w:val="Hyperlink"/>
+          </w:rPr>
+          <w:t xml:space="preserve"> Escoffier</w:t>
+        </w:r>
+      </w:hyperlink>
+      <w:r>
+        <w:t>, Room 503</w:t>
+      </w:r>
+      <w:r>
+        <w:t xml:space="preserve"> (Cafeteria building)</w:t>
+      </w:r>
+    </w:p>
+    <w:tbl>
+      <w:tblPr>
+        <w:tblStyle w:val="TableGrid"/>
+        <w:tblW w:w="0" w:type="auto"/>
+        <w:tblLook w:val="04A0"/>
+      </w:tblPr>
+      <w:tblGrid>
+        <w:gridCol w:w="3912"/>
+        <w:gridCol w:w="3912"/>
+        <w:gridCol w:w="3912"/>
+      </w:tblGrid>
+      <w:tr>
+        <w:tc>
+          <w:tcPr>
+            <w:tcW w:w="3912" w:type="dxa"/>
+          </w:tcPr>
+          <w:p>
+            <w:r>
               <w:t>Wendy</w:t>
             </w:r>
           </w:p>
@@ -847,6 +1000,73 @@
             <w:tcW w:w="3912" w:type="dxa"/>
           </w:tcPr>
           <w:p/>
+        </w:tc>
+        <w:tc>
+          <w:tcPr>
+            <w:tcW w:w="3912" w:type="dxa"/>
+          </w:tcPr>
+          <w:p/>
+        </w:tc>
+        <w:tc>
+          <w:tcPr>
+            <w:tcW w:w="3912" w:type="dxa"/>
+          </w:tcPr>
+          <w:p/>
+        </w:tc>
+      </w:tr>
+      <w:tr>
+        <w:tc>
+          <w:tcPr>
+            <w:tcW w:w="3912" w:type="dxa"/>
+          </w:tcPr>
+          <w:p/>
+        </w:tc>
+        <w:tc>
+          <w:tcPr>
+            <w:tcW w:w="3912" w:type="dxa"/>
+          </w:tcPr>
+          <w:p/>
+        </w:tc>
+        <w:tc>
+          <w:tcPr>
+            <w:tcW w:w="3912" w:type="dxa"/>
+          </w:tcPr>
+          <w:p/>
+        </w:tc>
+      </w:tr>
+    </w:tbl>
+    <w:p>
+      <w:pPr>
+        <w:pStyle w:val="H3"/>
+      </w:pPr>
+      <w:r>
+        <w:t>Foods - Ingredients</w:t>
+      </w:r>
+    </w:p>
+    <w:tbl>
+      <w:tblPr>
+        <w:tblStyle w:val="TableGrid"/>
+        <w:tblW w:w="0" w:type="auto"/>
+        <w:tblLook w:val="04A0"/>
+      </w:tblPr>
+      <w:tblGrid>
+        <w:gridCol w:w="3912"/>
+        <w:gridCol w:w="3912"/>
+        <w:gridCol w:w="3912"/>
+      </w:tblGrid>
+      <w:tr>
+        <w:tc>
+          <w:tcPr>
+            <w:tcW w:w="3912" w:type="dxa"/>
+          </w:tcPr>
+          <w:p>
+            <w:r>
+              <w:t>Dalian</w:t>
+            </w:r>
+            <w:r>
+              <w:t xml:space="preserve"> berries</w:t>
+            </w:r>
+          </w:p>
         </w:tc>
         <w:tc>
           <w:tcPr>
@@ -887,42 +1107,219 @@
     <w:p/>
     <w:p/>
     <w:p>
-      <w:r>
-        <w:t>Character Info,</w:t>
-      </w:r>
-      <w:r>
-        <w:t xml:space="preserve"> </w:t>
-      </w:r>
-      <w:r>
-        <w:t>School,</w:t>
-      </w:r>
-      <w:r>
-        <w:t xml:space="preserve"> </w:t>
-      </w:r>
-      <w:r>
-        <w:t>Library,</w:t>
-      </w:r>
-      <w:r>
-        <w:t xml:space="preserve"> </w:t>
-      </w:r>
-      <w:r>
-        <w:t>Map App,</w:t>
-      </w:r>
-      <w:r>
-        <w:t xml:space="preserve"> </w:t>
-      </w:r>
-      <w:r>
-        <w:t>Party Chat,</w:t>
+      <w:pPr>
+        <w:pStyle w:val="H3"/>
+      </w:pPr>
+      <w:r>
+        <w:lastRenderedPageBreak/>
+        <w:t>Device</w:t>
       </w:r>
     </w:p>
-    <w:p>
-      <w:r>
-        <w:t xml:space="preserve">Camera, </w:t>
-      </w:r>
-      <w:r>
-        <w:t>Identification, and Settings</w:t>
-      </w:r>
-    </w:p>
+    <w:tbl>
+      <w:tblPr>
+        <w:tblStyle w:val="TableGrid"/>
+        <w:tblW w:w="0" w:type="auto"/>
+        <w:tblLook w:val="04A0"/>
+      </w:tblPr>
+      <w:tblGrid>
+        <w:gridCol w:w="3912"/>
+        <w:gridCol w:w="3912"/>
+        <w:gridCol w:w="3912"/>
+      </w:tblGrid>
+      <w:tr>
+        <w:tc>
+          <w:tcPr>
+            <w:tcW w:w="3912" w:type="dxa"/>
+          </w:tcPr>
+          <w:p>
+            <w:r>
+              <w:t>Character Info</w:t>
+            </w:r>
+          </w:p>
+        </w:tc>
+        <w:tc>
+          <w:tcPr>
+            <w:tcW w:w="3912" w:type="dxa"/>
+          </w:tcPr>
+          <w:p/>
+        </w:tc>
+        <w:tc>
+          <w:tcPr>
+            <w:tcW w:w="3912" w:type="dxa"/>
+          </w:tcPr>
+          <w:p/>
+        </w:tc>
+      </w:tr>
+      <w:tr>
+        <w:tc>
+          <w:tcPr>
+            <w:tcW w:w="3912" w:type="dxa"/>
+          </w:tcPr>
+          <w:p>
+            <w:r>
+              <w:t>School</w:t>
+            </w:r>
+          </w:p>
+        </w:tc>
+        <w:tc>
+          <w:tcPr>
+            <w:tcW w:w="3912" w:type="dxa"/>
+          </w:tcPr>
+          <w:p/>
+        </w:tc>
+        <w:tc>
+          <w:tcPr>
+            <w:tcW w:w="3912" w:type="dxa"/>
+          </w:tcPr>
+          <w:p/>
+        </w:tc>
+      </w:tr>
+      <w:tr>
+        <w:tc>
+          <w:tcPr>
+            <w:tcW w:w="3912" w:type="dxa"/>
+          </w:tcPr>
+          <w:p>
+            <w:r>
+              <w:t>Library</w:t>
+            </w:r>
+          </w:p>
+        </w:tc>
+        <w:tc>
+          <w:tcPr>
+            <w:tcW w:w="3912" w:type="dxa"/>
+          </w:tcPr>
+          <w:p/>
+        </w:tc>
+        <w:tc>
+          <w:tcPr>
+            <w:tcW w:w="3912" w:type="dxa"/>
+          </w:tcPr>
+          <w:p/>
+        </w:tc>
+      </w:tr>
+      <w:tr>
+        <w:tc>
+          <w:tcPr>
+            <w:tcW w:w="3912" w:type="dxa"/>
+          </w:tcPr>
+          <w:p>
+            <w:r>
+              <w:t>Map</w:t>
+            </w:r>
+          </w:p>
+        </w:tc>
+        <w:tc>
+          <w:tcPr>
+            <w:tcW w:w="3912" w:type="dxa"/>
+          </w:tcPr>
+          <w:p/>
+        </w:tc>
+        <w:tc>
+          <w:tcPr>
+            <w:tcW w:w="3912" w:type="dxa"/>
+          </w:tcPr>
+          <w:p/>
+        </w:tc>
+      </w:tr>
+      <w:tr>
+        <w:tc>
+          <w:tcPr>
+            <w:tcW w:w="3912" w:type="dxa"/>
+          </w:tcPr>
+          <w:p>
+            <w:r>
+              <w:t>Party Chat</w:t>
+            </w:r>
+          </w:p>
+        </w:tc>
+        <w:tc>
+          <w:tcPr>
+            <w:tcW w:w="3912" w:type="dxa"/>
+          </w:tcPr>
+          <w:p/>
+        </w:tc>
+        <w:tc>
+          <w:tcPr>
+            <w:tcW w:w="3912" w:type="dxa"/>
+          </w:tcPr>
+          <w:p/>
+        </w:tc>
+      </w:tr>
+      <w:tr>
+        <w:tc>
+          <w:tcPr>
+            <w:tcW w:w="3912" w:type="dxa"/>
+          </w:tcPr>
+          <w:p>
+            <w:r>
+              <w:t>Camera</w:t>
+            </w:r>
+          </w:p>
+        </w:tc>
+        <w:tc>
+          <w:tcPr>
+            <w:tcW w:w="3912" w:type="dxa"/>
+          </w:tcPr>
+          <w:p/>
+        </w:tc>
+        <w:tc>
+          <w:tcPr>
+            <w:tcW w:w="3912" w:type="dxa"/>
+          </w:tcPr>
+          <w:p/>
+        </w:tc>
+      </w:tr>
+      <w:tr>
+        <w:tc>
+          <w:tcPr>
+            <w:tcW w:w="3912" w:type="dxa"/>
+          </w:tcPr>
+          <w:p>
+            <w:r>
+              <w:t>Identification</w:t>
+            </w:r>
+          </w:p>
+        </w:tc>
+        <w:tc>
+          <w:tcPr>
+            <w:tcW w:w="3912" w:type="dxa"/>
+          </w:tcPr>
+          <w:p/>
+        </w:tc>
+        <w:tc>
+          <w:tcPr>
+            <w:tcW w:w="3912" w:type="dxa"/>
+          </w:tcPr>
+          <w:p/>
+        </w:tc>
+      </w:tr>
+      <w:tr>
+        <w:tc>
+          <w:tcPr>
+            <w:tcW w:w="3912" w:type="dxa"/>
+          </w:tcPr>
+          <w:p>
+            <w:r>
+              <w:t>Settings</w:t>
+            </w:r>
+          </w:p>
+        </w:tc>
+        <w:tc>
+          <w:tcPr>
+            <w:tcW w:w="3912" w:type="dxa"/>
+          </w:tcPr>
+          <w:p/>
+        </w:tc>
+        <w:tc>
+          <w:tcPr>
+            <w:tcW w:w="3912" w:type="dxa"/>
+          </w:tcPr>
+          <w:p/>
+        </w:tc>
+      </w:tr>
+    </w:tbl>
+    <w:p/>
     <w:p>
       <w:pPr>
         <w:pStyle w:val="StatusMessage"/>
@@ -939,7 +1336,19 @@
         <w:rPr>
           <w:u w:val="single"/>
         </w:rPr>
-        <w:t xml:space="preserve">Luke Billhardson – </w:t>
+        <w:t xml:space="preserve">Luke </w:t>
+      </w:r>
+      <w:r>
+        <w:rPr>
+          <w:u w:val="single"/>
+        </w:rPr>
+        <w:t>Aetheren</w:t>
+      </w:r>
+      <w:r>
+        <w:rPr>
+          <w:u w:val="single"/>
+        </w:rPr>
+        <w:t xml:space="preserve"> – </w:t>
       </w:r>
       <w:r>
         <w:rPr>
@@ -951,7 +1360,7 @@
         <w:rPr>
           <w:u w:val="single"/>
         </w:rPr>
-        <w:t>Level 1</w:t>
+        <w:t>Level 0</w:t>
       </w:r>
     </w:p>
     <w:p>
@@ -1024,7 +1433,6 @@
         <w:jc w:val="left"/>
       </w:pPr>
       <w:r>
-        <w:lastRenderedPageBreak/>
         <w:t>Constitution</w:t>
       </w:r>
       <w:r>
@@ -1447,7 +1855,7 @@
         <v:path o:extrusionok="f" gradientshapeok="t" o:connecttype="rect"/>
         <o:lock v:ext="edit" aspectratio="t"/>
       </v:shapetype>
-      <v:shape id="_x0000_i1028" type="#_x0000_t75" style="width:3in;height:3in;visibility:visible" o:bullet="t">
+      <v:shape id="_x0000_i1030" type="#_x0000_t75" style="width:3in;height:3in;visibility:visible" o:bullet="t">
         <v:imagedata r:id="rId1" o:title="MC900065312[1]"/>
       </v:shape>
     </w:pict>
@@ -2917,7 +3325,7 @@
 </file>
 
 <file path=customXml/itemProps1.xml><?xml version="1.0" encoding="utf-8"?>
-<ds:datastoreItem xmlns:ds="http://schemas.openxmlformats.org/officeDocument/2006/customXml" ds:itemID="{D64D31CE-0739-4B29-8487-9590C1C1724C}">
+<ds:datastoreItem xmlns:ds="http://schemas.openxmlformats.org/officeDocument/2006/customXml" ds:itemID="{50203E33-0624-4E3A-883F-D7939547C101}">
   <ds:schemaRefs>
     <ds:schemaRef ds:uri="http://schemas.openxmlformats.org/officeDocument/2006/bibliography"/>
   </ds:schemaRefs>

--- a/Books/RPG_Books/The PrincessAndTheabyssDiver/Notes_The PrincessAndTheAbyssDiver.docx
+++ b/Books/RPG_Books/The PrincessAndTheabyssDiver/Notes_The PrincessAndTheAbyssDiver.docx
@@ -1014,26 +1014,6 @@
           <w:p/>
         </w:tc>
       </w:tr>
-      <w:tr>
-        <w:tc>
-          <w:tcPr>
-            <w:tcW w:w="3912" w:type="dxa"/>
-          </w:tcPr>
-          <w:p/>
-        </w:tc>
-        <w:tc>
-          <w:tcPr>
-            <w:tcW w:w="3912" w:type="dxa"/>
-          </w:tcPr>
-          <w:p/>
-        </w:tc>
-        <w:tc>
-          <w:tcPr>
-            <w:tcW w:w="3912" w:type="dxa"/>
-          </w:tcPr>
-          <w:p/>
-        </w:tc>
-      </w:tr>
     </w:tbl>
     <w:p>
       <w:pPr>
@@ -1322,11 +1302,168 @@
     <w:p/>
     <w:p>
       <w:pPr>
+        <w:pStyle w:val="H3"/>
+      </w:pPr>
+      <w:r>
+        <w:t>Family</w:t>
+      </w:r>
+    </w:p>
+    <w:tbl>
+      <w:tblPr>
+        <w:tblStyle w:val="TableGrid"/>
+        <w:tblW w:w="0" w:type="auto"/>
+        <w:tblLook w:val="04A0"/>
+      </w:tblPr>
+      <w:tblGrid>
+        <w:gridCol w:w="3912"/>
+        <w:gridCol w:w="3912"/>
+        <w:gridCol w:w="3912"/>
+      </w:tblGrid>
+      <w:tr>
+        <w:tc>
+          <w:tcPr>
+            <w:tcW w:w="3912" w:type="dxa"/>
+          </w:tcPr>
+          <w:p>
+            <w:r>
+              <w:t>Luke</w:t>
+            </w:r>
+          </w:p>
+        </w:tc>
+        <w:tc>
+          <w:tcPr>
+            <w:tcW w:w="3912" w:type="dxa"/>
+          </w:tcPr>
+          <w:p/>
+        </w:tc>
+        <w:tc>
+          <w:tcPr>
+            <w:tcW w:w="3912" w:type="dxa"/>
+          </w:tcPr>
+          <w:p/>
+        </w:tc>
+      </w:tr>
+      <w:tr>
+        <w:tc>
+          <w:tcPr>
+            <w:tcW w:w="3912" w:type="dxa"/>
+          </w:tcPr>
+          <w:p>
+            <w:r>
+              <w:t>Lisa</w:t>
+            </w:r>
+          </w:p>
+        </w:tc>
+        <w:tc>
+          <w:tcPr>
+            <w:tcW w:w="3912" w:type="dxa"/>
+          </w:tcPr>
+          <w:p>
+            <w:r>
+              <w:t>13-year-old sister</w:t>
+            </w:r>
+          </w:p>
+        </w:tc>
+        <w:tc>
+          <w:tcPr>
+            <w:tcW w:w="3912" w:type="dxa"/>
+          </w:tcPr>
+          <w:p/>
+        </w:tc>
+      </w:tr>
+      <w:tr>
+        <w:tc>
+          <w:tcPr>
+            <w:tcW w:w="3912" w:type="dxa"/>
+          </w:tcPr>
+          <w:p>
+            <w:r>
+              <w:t>Susan</w:t>
+            </w:r>
+          </w:p>
+        </w:tc>
+        <w:tc>
+          <w:tcPr>
+            <w:tcW w:w="3912" w:type="dxa"/>
+          </w:tcPr>
+          <w:p>
+            <w:r>
+              <w:t>mother</w:t>
+            </w:r>
+          </w:p>
+        </w:tc>
+        <w:tc>
+          <w:tcPr>
+            <w:tcW w:w="3912" w:type="dxa"/>
+          </w:tcPr>
+          <w:p/>
+        </w:tc>
+      </w:tr>
+      <w:tr>
+        <w:tc>
+          <w:tcPr>
+            <w:tcW w:w="3912" w:type="dxa"/>
+          </w:tcPr>
+          <w:p>
+            <w:r>
+              <w:t>James</w:t>
+            </w:r>
+          </w:p>
+        </w:tc>
+        <w:tc>
+          <w:tcPr>
+            <w:tcW w:w="3912" w:type="dxa"/>
+          </w:tcPr>
+          <w:p>
+            <w:r>
+              <w:t>father</w:t>
+            </w:r>
+          </w:p>
+        </w:tc>
+        <w:tc>
+          <w:tcPr>
+            <w:tcW w:w="3912" w:type="dxa"/>
+          </w:tcPr>
+          <w:p/>
+        </w:tc>
+      </w:tr>
+      <w:tr>
+        <w:tc>
+          <w:tcPr>
+            <w:tcW w:w="3912" w:type="dxa"/>
+          </w:tcPr>
+          <w:p>
+            <w:r>
+              <w:t>Barry</w:t>
+            </w:r>
+          </w:p>
+        </w:tc>
+        <w:tc>
+          <w:tcPr>
+            <w:tcW w:w="3912" w:type="dxa"/>
+          </w:tcPr>
+          <w:p>
+            <w:r>
+              <w:t>Goat-uncle</w:t>
+            </w:r>
+          </w:p>
+        </w:tc>
+        <w:tc>
+          <w:tcPr>
+            <w:tcW w:w="3912" w:type="dxa"/>
+          </w:tcPr>
+          <w:p/>
+        </w:tc>
+      </w:tr>
+    </w:tbl>
+    <w:p>
+      <w:pPr>
         <w:pStyle w:val="StatusMessage"/>
         <w:tabs>
           <w:tab w:val="left" w:pos="2127"/>
         </w:tabs>
-        <w:ind w:left="0"/>
+        <w:spacing w:before="200"/>
+        <w:ind w:left="0" w:right="357"/>
         <w:jc w:val="left"/>
         <w:rPr>
           <w:u w:val="single"/>
@@ -1338,12 +1475,14 @@
         </w:rPr>
         <w:t xml:space="preserve">Luke </w:t>
       </w:r>
+      <w:proofErr w:type="spellStart"/>
       <w:r>
         <w:rPr>
           <w:u w:val="single"/>
         </w:rPr>
         <w:t>Aetheren</w:t>
       </w:r>
+      <w:proofErr w:type="spellEnd"/>
       <w:r>
         <w:rPr>
           <w:u w:val="single"/>
@@ -1474,6 +1613,7 @@
         <w:jc w:val="left"/>
       </w:pPr>
       <w:r>
+        <w:lastRenderedPageBreak/>
         <w:t>Nerve:</w:t>
       </w:r>
       <w:r>
@@ -1855,7 +1995,7 @@
         <v:path o:extrusionok="f" gradientshapeok="t" o:connecttype="rect"/>
         <o:lock v:ext="edit" aspectratio="t"/>
       </v:shapetype>
-      <v:shape id="_x0000_i1030" type="#_x0000_t75" style="width:3in;height:3in;visibility:visible" o:bullet="t">
+      <v:shape id="_x0000_i1028" type="#_x0000_t75" style="width:3in;height:3in;visibility:visible" o:bullet="t">
         <v:imagedata r:id="rId1" o:title="MC900065312[1]"/>
       </v:shape>
     </w:pict>
@@ -3325,7 +3465,7 @@
 </file>
 
 <file path=customXml/itemProps1.xml><?xml version="1.0" encoding="utf-8"?>
-<ds:datastoreItem xmlns:ds="http://schemas.openxmlformats.org/officeDocument/2006/customXml" ds:itemID="{50203E33-0624-4E3A-883F-D7939547C101}">
+<ds:datastoreItem xmlns:ds="http://schemas.openxmlformats.org/officeDocument/2006/customXml" ds:itemID="{8F4DC169-CFCC-4760-93C8-8B292912F5B3}">
   <ds:schemaRefs>
     <ds:schemaRef ds:uri="http://schemas.openxmlformats.org/officeDocument/2006/bibliography"/>
   </ds:schemaRefs>

--- a/Books/RPG_Books/The PrincessAndTheabyssDiver/Notes_The PrincessAndTheAbyssDiver.docx
+++ b/Books/RPG_Books/The PrincessAndTheabyssDiver/Notes_The PrincessAndTheAbyssDiver.docx
@@ -443,6 +443,11 @@
             <w:tcW w:w="3652" w:type="dxa"/>
           </w:tcPr>
           <w:p>
+            <w:pPr>
+              <w:tabs>
+                <w:tab w:val="left" w:pos="1908"/>
+              </w:tabs>
+            </w:pPr>
             <w:r>
               <w:t xml:space="preserve">Annie </w:t>
             </w:r>
@@ -452,6 +457,14 @@
             <w:r>
               <w:t>Aranor</w:t>
             </w:r>
+            <w:r>
+              <w:tab/>
+            </w:r>
+          </w:p>
+          <w:p>
+            <w:pPr>
+              <w:ind w:firstLine="720"/>
+            </w:pPr>
           </w:p>
         </w:tc>
         <w:tc>
@@ -959,6 +972,12 @@
             <w:r>
               <w:t>Wendy</w:t>
             </w:r>
+            <w:r>
+              <w:t xml:space="preserve"> </w:t>
+            </w:r>
+            <w:r>
+              <w:t>Rossi</w:t>
+            </w:r>
           </w:p>
         </w:tc>
         <w:tc>
@@ -1020,7 +1039,7 @@
         <w:pStyle w:val="H3"/>
       </w:pPr>
       <w:r>
-        <w:t>Foods - Ingredients</w:t>
+        <w:t>Buildings</w:t>
       </w:r>
     </w:p>
     <w:tbl>
@@ -1041,10 +1060,7 @@
           </w:tcPr>
           <w:p>
             <w:r>
-              <w:t>Dalian</w:t>
-            </w:r>
-            <w:r>
-              <w:t xml:space="preserve"> berries</w:t>
+              <w:t>Marie Curie Auditorium</w:t>
             </w:r>
           </w:p>
         </w:tc>
@@ -1085,14 +1101,12 @@
     <w:p/>
     <w:p/>
     <w:p/>
-    <w:p/>
     <w:p>
       <w:pPr>
         <w:pStyle w:val="H3"/>
       </w:pPr>
       <w:r>
-        <w:lastRenderedPageBreak/>
-        <w:t>Device</w:t>
+        <w:t>Foods - Ingredients</w:t>
       </w:r>
     </w:p>
     <w:tbl>
@@ -1113,177 +1127,36 @@
           </w:tcPr>
           <w:p>
             <w:r>
-              <w:t>Character Info</w:t>
-            </w:r>
-          </w:p>
-        </w:tc>
-        <w:tc>
-          <w:tcPr>
-            <w:tcW w:w="3912" w:type="dxa"/>
-          </w:tcPr>
-          <w:p/>
-        </w:tc>
-        <w:tc>
-          <w:tcPr>
-            <w:tcW w:w="3912" w:type="dxa"/>
-          </w:tcPr>
-          <w:p/>
-        </w:tc>
-      </w:tr>
-      <w:tr>
-        <w:tc>
-          <w:tcPr>
-            <w:tcW w:w="3912" w:type="dxa"/>
-          </w:tcPr>
-          <w:p>
-            <w:r>
-              <w:t>School</w:t>
-            </w:r>
-          </w:p>
-        </w:tc>
-        <w:tc>
-          <w:tcPr>
-            <w:tcW w:w="3912" w:type="dxa"/>
-          </w:tcPr>
-          <w:p/>
-        </w:tc>
-        <w:tc>
-          <w:tcPr>
-            <w:tcW w:w="3912" w:type="dxa"/>
-          </w:tcPr>
-          <w:p/>
-        </w:tc>
-      </w:tr>
-      <w:tr>
-        <w:tc>
-          <w:tcPr>
-            <w:tcW w:w="3912" w:type="dxa"/>
-          </w:tcPr>
-          <w:p>
-            <w:r>
-              <w:t>Library</w:t>
-            </w:r>
-          </w:p>
-        </w:tc>
-        <w:tc>
-          <w:tcPr>
-            <w:tcW w:w="3912" w:type="dxa"/>
-          </w:tcPr>
-          <w:p/>
-        </w:tc>
-        <w:tc>
-          <w:tcPr>
-            <w:tcW w:w="3912" w:type="dxa"/>
-          </w:tcPr>
-          <w:p/>
-        </w:tc>
-      </w:tr>
-      <w:tr>
-        <w:tc>
-          <w:tcPr>
-            <w:tcW w:w="3912" w:type="dxa"/>
-          </w:tcPr>
-          <w:p>
-            <w:r>
-              <w:t>Map</w:t>
-            </w:r>
-          </w:p>
-        </w:tc>
-        <w:tc>
-          <w:tcPr>
-            <w:tcW w:w="3912" w:type="dxa"/>
-          </w:tcPr>
-          <w:p/>
-        </w:tc>
-        <w:tc>
-          <w:tcPr>
-            <w:tcW w:w="3912" w:type="dxa"/>
-          </w:tcPr>
-          <w:p/>
-        </w:tc>
-      </w:tr>
-      <w:tr>
-        <w:tc>
-          <w:tcPr>
-            <w:tcW w:w="3912" w:type="dxa"/>
-          </w:tcPr>
-          <w:p>
-            <w:r>
-              <w:t>Party Chat</w:t>
-            </w:r>
-          </w:p>
-        </w:tc>
-        <w:tc>
-          <w:tcPr>
-            <w:tcW w:w="3912" w:type="dxa"/>
-          </w:tcPr>
-          <w:p/>
-        </w:tc>
-        <w:tc>
-          <w:tcPr>
-            <w:tcW w:w="3912" w:type="dxa"/>
-          </w:tcPr>
-          <w:p/>
-        </w:tc>
-      </w:tr>
-      <w:tr>
-        <w:tc>
-          <w:tcPr>
-            <w:tcW w:w="3912" w:type="dxa"/>
-          </w:tcPr>
-          <w:p>
-            <w:r>
-              <w:t>Camera</w:t>
-            </w:r>
-          </w:p>
-        </w:tc>
-        <w:tc>
-          <w:tcPr>
-            <w:tcW w:w="3912" w:type="dxa"/>
-          </w:tcPr>
-          <w:p/>
-        </w:tc>
-        <w:tc>
-          <w:tcPr>
-            <w:tcW w:w="3912" w:type="dxa"/>
-          </w:tcPr>
-          <w:p/>
-        </w:tc>
-      </w:tr>
-      <w:tr>
-        <w:tc>
-          <w:tcPr>
-            <w:tcW w:w="3912" w:type="dxa"/>
-          </w:tcPr>
-          <w:p>
-            <w:r>
-              <w:t>Identification</w:t>
-            </w:r>
-          </w:p>
-        </w:tc>
-        <w:tc>
-          <w:tcPr>
-            <w:tcW w:w="3912" w:type="dxa"/>
-          </w:tcPr>
-          <w:p/>
-        </w:tc>
-        <w:tc>
-          <w:tcPr>
-            <w:tcW w:w="3912" w:type="dxa"/>
-          </w:tcPr>
-          <w:p/>
-        </w:tc>
-      </w:tr>
-      <w:tr>
-        <w:tc>
-          <w:tcPr>
-            <w:tcW w:w="3912" w:type="dxa"/>
-          </w:tcPr>
-          <w:p>
-            <w:r>
-              <w:t>Settings</w:t>
-            </w:r>
-          </w:p>
+              <w:t>Winder-berries</w:t>
+            </w:r>
+          </w:p>
+        </w:tc>
+        <w:tc>
+          <w:tcPr>
+            <w:tcW w:w="3912" w:type="dxa"/>
+          </w:tcPr>
+          <w:p>
+            <w:r>
+              <w:t xml:space="preserve">Associated with </w:t>
+            </w:r>
+            <w:r>
+              <w:t>wendigos</w:t>
+            </w:r>
+          </w:p>
+        </w:tc>
+        <w:tc>
+          <w:tcPr>
+            <w:tcW w:w="3912" w:type="dxa"/>
+          </w:tcPr>
+          <w:p/>
+        </w:tc>
+      </w:tr>
+      <w:tr>
+        <w:tc>
+          <w:tcPr>
+            <w:tcW w:w="3912" w:type="dxa"/>
+          </w:tcPr>
+          <w:p/>
         </w:tc>
         <w:tc>
           <w:tcPr>
@@ -1300,12 +1173,13 @@
       </w:tr>
     </w:tbl>
     <w:p/>
+    <w:p/>
     <w:p>
       <w:pPr>
         <w:pStyle w:val="H3"/>
       </w:pPr>
       <w:r>
-        <w:t>Family</w:t>
+        <w:t>Device</w:t>
       </w:r>
     </w:p>
     <w:tbl>
@@ -1326,7 +1200,223 @@
           </w:tcPr>
           <w:p>
             <w:r>
+              <w:t>Character Info</w:t>
+            </w:r>
+          </w:p>
+        </w:tc>
+        <w:tc>
+          <w:tcPr>
+            <w:tcW w:w="3912" w:type="dxa"/>
+          </w:tcPr>
+          <w:p/>
+        </w:tc>
+        <w:tc>
+          <w:tcPr>
+            <w:tcW w:w="3912" w:type="dxa"/>
+          </w:tcPr>
+          <w:p/>
+        </w:tc>
+      </w:tr>
+      <w:tr>
+        <w:tc>
+          <w:tcPr>
+            <w:tcW w:w="3912" w:type="dxa"/>
+          </w:tcPr>
+          <w:p>
+            <w:r>
+              <w:t>School</w:t>
+            </w:r>
+          </w:p>
+        </w:tc>
+        <w:tc>
+          <w:tcPr>
+            <w:tcW w:w="3912" w:type="dxa"/>
+          </w:tcPr>
+          <w:p/>
+        </w:tc>
+        <w:tc>
+          <w:tcPr>
+            <w:tcW w:w="3912" w:type="dxa"/>
+          </w:tcPr>
+          <w:p/>
+        </w:tc>
+      </w:tr>
+      <w:tr>
+        <w:tc>
+          <w:tcPr>
+            <w:tcW w:w="3912" w:type="dxa"/>
+          </w:tcPr>
+          <w:p>
+            <w:r>
+              <w:t>Library</w:t>
+            </w:r>
+          </w:p>
+        </w:tc>
+        <w:tc>
+          <w:tcPr>
+            <w:tcW w:w="3912" w:type="dxa"/>
+          </w:tcPr>
+          <w:p/>
+        </w:tc>
+        <w:tc>
+          <w:tcPr>
+            <w:tcW w:w="3912" w:type="dxa"/>
+          </w:tcPr>
+          <w:p/>
+        </w:tc>
+      </w:tr>
+      <w:tr>
+        <w:tc>
+          <w:tcPr>
+            <w:tcW w:w="3912" w:type="dxa"/>
+          </w:tcPr>
+          <w:p>
+            <w:r>
+              <w:t>Map</w:t>
+            </w:r>
+          </w:p>
+        </w:tc>
+        <w:tc>
+          <w:tcPr>
+            <w:tcW w:w="3912" w:type="dxa"/>
+          </w:tcPr>
+          <w:p/>
+        </w:tc>
+        <w:tc>
+          <w:tcPr>
+            <w:tcW w:w="3912" w:type="dxa"/>
+          </w:tcPr>
+          <w:p/>
+        </w:tc>
+      </w:tr>
+      <w:tr>
+        <w:tc>
+          <w:tcPr>
+            <w:tcW w:w="3912" w:type="dxa"/>
+          </w:tcPr>
+          <w:p>
+            <w:r>
+              <w:t>Party Chat</w:t>
+            </w:r>
+          </w:p>
+        </w:tc>
+        <w:tc>
+          <w:tcPr>
+            <w:tcW w:w="3912" w:type="dxa"/>
+          </w:tcPr>
+          <w:p/>
+        </w:tc>
+        <w:tc>
+          <w:tcPr>
+            <w:tcW w:w="3912" w:type="dxa"/>
+          </w:tcPr>
+          <w:p/>
+        </w:tc>
+      </w:tr>
+      <w:tr>
+        <w:tc>
+          <w:tcPr>
+            <w:tcW w:w="3912" w:type="dxa"/>
+          </w:tcPr>
+          <w:p>
+            <w:r>
+              <w:t>Camera</w:t>
+            </w:r>
+          </w:p>
+        </w:tc>
+        <w:tc>
+          <w:tcPr>
+            <w:tcW w:w="3912" w:type="dxa"/>
+          </w:tcPr>
+          <w:p/>
+        </w:tc>
+        <w:tc>
+          <w:tcPr>
+            <w:tcW w:w="3912" w:type="dxa"/>
+          </w:tcPr>
+          <w:p/>
+        </w:tc>
+      </w:tr>
+      <w:tr>
+        <w:tc>
+          <w:tcPr>
+            <w:tcW w:w="3912" w:type="dxa"/>
+          </w:tcPr>
+          <w:p>
+            <w:r>
+              <w:t>Identification</w:t>
+            </w:r>
+          </w:p>
+        </w:tc>
+        <w:tc>
+          <w:tcPr>
+            <w:tcW w:w="3912" w:type="dxa"/>
+          </w:tcPr>
+          <w:p/>
+        </w:tc>
+        <w:tc>
+          <w:tcPr>
+            <w:tcW w:w="3912" w:type="dxa"/>
+          </w:tcPr>
+          <w:p/>
+        </w:tc>
+      </w:tr>
+      <w:tr>
+        <w:tc>
+          <w:tcPr>
+            <w:tcW w:w="3912" w:type="dxa"/>
+          </w:tcPr>
+          <w:p>
+            <w:r>
+              <w:t>Settings</w:t>
+            </w:r>
+          </w:p>
+        </w:tc>
+        <w:tc>
+          <w:tcPr>
+            <w:tcW w:w="3912" w:type="dxa"/>
+          </w:tcPr>
+          <w:p/>
+        </w:tc>
+        <w:tc>
+          <w:tcPr>
+            <w:tcW w:w="3912" w:type="dxa"/>
+          </w:tcPr>
+          <w:p/>
+        </w:tc>
+      </w:tr>
+    </w:tbl>
+    <w:p/>
+    <w:p>
+      <w:pPr>
+        <w:pStyle w:val="H3"/>
+      </w:pPr>
+      <w:r>
+        <w:t>Family</w:t>
+      </w:r>
+    </w:p>
+    <w:tbl>
+      <w:tblPr>
+        <w:tblStyle w:val="TableGrid"/>
+        <w:tblW w:w="0" w:type="auto"/>
+        <w:tblLook w:val="04A0"/>
+      </w:tblPr>
+      <w:tblGrid>
+        <w:gridCol w:w="3912"/>
+        <w:gridCol w:w="3912"/>
+        <w:gridCol w:w="3912"/>
+      </w:tblGrid>
+      <w:tr>
+        <w:tc>
+          <w:tcPr>
+            <w:tcW w:w="3912" w:type="dxa"/>
+          </w:tcPr>
+          <w:p>
+            <w:r>
               <w:t>Luke</w:t>
+            </w:r>
+            <w:r>
+              <w:t xml:space="preserve"> Aetheren</w:t>
             </w:r>
           </w:p>
         </w:tc>
@@ -1475,14 +1565,12 @@
         </w:rPr>
         <w:t xml:space="preserve">Luke </w:t>
       </w:r>
-      <w:proofErr w:type="spellStart"/>
       <w:r>
         <w:rPr>
           <w:u w:val="single"/>
         </w:rPr>
         <w:t>Aetheren</w:t>
       </w:r>
-      <w:proofErr w:type="spellEnd"/>
       <w:r>
         <w:rPr>
           <w:u w:val="single"/>
@@ -1555,6 +1643,7 @@
         <w:jc w:val="left"/>
       </w:pPr>
       <w:r>
+        <w:lastRenderedPageBreak/>
         <w:t>Stamina:</w:t>
       </w:r>
       <w:r>
@@ -1613,7 +1702,6 @@
         <w:jc w:val="left"/>
       </w:pPr>
       <w:r>
-        <w:lastRenderedPageBreak/>
         <w:t>Nerve:</w:t>
       </w:r>
       <w:r>
@@ -3465,7 +3553,7 @@
 </file>
 
 <file path=customXml/itemProps1.xml><?xml version="1.0" encoding="utf-8"?>
-<ds:datastoreItem xmlns:ds="http://schemas.openxmlformats.org/officeDocument/2006/customXml" ds:itemID="{8F4DC169-CFCC-4760-93C8-8B292912F5B3}">
+<ds:datastoreItem xmlns:ds="http://schemas.openxmlformats.org/officeDocument/2006/customXml" ds:itemID="{E6A7362E-35D8-488C-8FB2-CAA1FE1756C4}">
   <ds:schemaRefs>
     <ds:schemaRef ds:uri="http://schemas.openxmlformats.org/officeDocument/2006/bibliography"/>
   </ds:schemaRefs>

--- a/Books/RPG_Books/The PrincessAndTheabyssDiver/Notes_The PrincessAndTheAbyssDiver.docx
+++ b/Books/RPG_Books/The PrincessAndTheabyssDiver/Notes_The PrincessAndTheAbyssDiver.docx
@@ -2083,7 +2083,7 @@
         <v:path o:extrusionok="f" gradientshapeok="t" o:connecttype="rect"/>
         <o:lock v:ext="edit" aspectratio="t"/>
       </v:shapetype>
-      <v:shape id="_x0000_i1028" type="#_x0000_t75" style="width:3in;height:3in;visibility:visible" o:bullet="t">
+      <v:shape id="_x0000_i1030" type="#_x0000_t75" style="width:3in;height:3in;visibility:visible" o:bullet="t">
         <v:imagedata r:id="rId1" o:title="MC900065312[1]"/>
       </v:shape>
     </w:pict>
@@ -3553,7 +3553,7 @@
 </file>
 
 <file path=customXml/itemProps1.xml><?xml version="1.0" encoding="utf-8"?>
-<ds:datastoreItem xmlns:ds="http://schemas.openxmlformats.org/officeDocument/2006/customXml" ds:itemID="{E6A7362E-35D8-488C-8FB2-CAA1FE1756C4}">
+<ds:datastoreItem xmlns:ds="http://schemas.openxmlformats.org/officeDocument/2006/customXml" ds:itemID="{4DD53D49-AE02-492E-8B69-3830CB06D295}">
   <ds:schemaRefs>
     <ds:schemaRef ds:uri="http://schemas.openxmlformats.org/officeDocument/2006/bibliography"/>
   </ds:schemaRefs>

--- a/Books/RPG_Books/The PrincessAndTheabyssDiver/Notes_The PrincessAndTheAbyssDiver.docx
+++ b/Books/RPG_Books/The PrincessAndTheabyssDiver/Notes_The PrincessAndTheAbyssDiver.docx
@@ -338,6 +338,212 @@
         </w:tc>
       </w:tr>
     </w:tbl>
+    <w:p>
+      <w:r>
+        <w:br w:type="page"/>
+      </w:r>
+    </w:p>
+    <w:tbl>
+      <w:tblPr>
+        <w:tblStyle w:val="TableGrid"/>
+        <w:tblW w:w="0" w:type="auto"/>
+        <w:tblLook w:val="04A0"/>
+      </w:tblPr>
+      <w:tblGrid>
+        <w:gridCol w:w="3652"/>
+        <w:gridCol w:w="4172"/>
+        <w:gridCol w:w="3912"/>
+      </w:tblGrid>
+      <w:tr>
+        <w:tc>
+          <w:tcPr>
+            <w:tcW w:w="3652" w:type="dxa"/>
+          </w:tcPr>
+          <w:p>
+            <w:r>
+              <w:lastRenderedPageBreak/>
+              <w:t>The Abyss</w:t>
+            </w:r>
+          </w:p>
+          <w:p/>
+          <w:p/>
+        </w:tc>
+        <w:tc>
+          <w:tcPr>
+            <w:tcW w:w="4172" w:type="dxa"/>
+          </w:tcPr>
+          <w:p>
+            <w:pPr>
+              <w:pStyle w:val="ListParagraph"/>
+              <w:numPr>
+                <w:ilvl w:val="0"/>
+                <w:numId w:val="5"/>
+              </w:numPr>
+            </w:pPr>
+            <w:r>
+              <w:t>Greek Hades</w:t>
+            </w:r>
+          </w:p>
+          <w:p>
+            <w:pPr>
+              <w:pStyle w:val="ListParagraph"/>
+              <w:numPr>
+                <w:ilvl w:val="0"/>
+                <w:numId w:val="5"/>
+              </w:numPr>
+            </w:pPr>
+            <w:r>
+              <w:t>Norse Valhalla</w:t>
+            </w:r>
+            <w:r>
+              <w:t>,</w:t>
+            </w:r>
+            <w:r>
+              <w:t xml:space="preserve"> </w:t>
+            </w:r>
+            <w:proofErr w:type="spellStart"/>
+            <w:r>
+              <w:t>Helheim</w:t>
+            </w:r>
+            <w:proofErr w:type="spellEnd"/>
+            <w:r>
+              <w:t xml:space="preserve">, and </w:t>
+            </w:r>
+            <w:proofErr w:type="spellStart"/>
+            <w:r>
+              <w:t>Fólkvangr</w:t>
+            </w:r>
+            <w:proofErr w:type="spellEnd"/>
+          </w:p>
+          <w:p>
+            <w:pPr>
+              <w:pStyle w:val="ListParagraph"/>
+              <w:numPr>
+                <w:ilvl w:val="0"/>
+                <w:numId w:val="5"/>
+              </w:numPr>
+            </w:pPr>
+            <w:r>
+              <w:t>Heaven, Purgatory and hell</w:t>
+            </w:r>
+          </w:p>
+          <w:p>
+            <w:pPr>
+              <w:pStyle w:val="ListParagraph"/>
+              <w:numPr>
+                <w:ilvl w:val="0"/>
+                <w:numId w:val="5"/>
+              </w:numPr>
+            </w:pPr>
+            <w:r>
+              <w:t xml:space="preserve">Islamic </w:t>
+            </w:r>
+            <w:proofErr w:type="spellStart"/>
+            <w:r>
+              <w:t>Jannah</w:t>
+            </w:r>
+            <w:proofErr w:type="spellEnd"/>
+            <w:r>
+              <w:t xml:space="preserve"> and </w:t>
+            </w:r>
+            <w:proofErr w:type="spellStart"/>
+            <w:r>
+              <w:t>Jahannam</w:t>
+            </w:r>
+            <w:proofErr w:type="spellEnd"/>
+          </w:p>
+          <w:p>
+            <w:pPr>
+              <w:pStyle w:val="ListParagraph"/>
+              <w:numPr>
+                <w:ilvl w:val="0"/>
+                <w:numId w:val="5"/>
+              </w:numPr>
+            </w:pPr>
+            <w:r>
+              <w:t xml:space="preserve">Aztec </w:t>
+            </w:r>
+            <w:proofErr w:type="spellStart"/>
+            <w:r>
+              <w:t>Mictlan</w:t>
+            </w:r>
+            <w:proofErr w:type="spellEnd"/>
+          </w:p>
+          <w:p>
+            <w:pPr>
+              <w:pStyle w:val="ListParagraph"/>
+              <w:numPr>
+                <w:ilvl w:val="0"/>
+                <w:numId w:val="5"/>
+              </w:numPr>
+            </w:pPr>
+            <w:r>
+              <w:t xml:space="preserve">Chinese </w:t>
+            </w:r>
+            <w:proofErr w:type="spellStart"/>
+            <w:r>
+              <w:t>Diyu</w:t>
+            </w:r>
+            <w:proofErr w:type="spellEnd"/>
+            <w:r>
+              <w:t xml:space="preserve"> and the Ten Courts of Hell</w:t>
+            </w:r>
+          </w:p>
+          <w:p>
+            <w:pPr>
+              <w:pStyle w:val="ListParagraph"/>
+              <w:numPr>
+                <w:ilvl w:val="0"/>
+                <w:numId w:val="5"/>
+              </w:numPr>
+            </w:pPr>
+            <w:r>
+              <w:t>Native American Spirit Worlds</w:t>
+            </w:r>
+          </w:p>
+          <w:p>
+            <w:pPr>
+              <w:pStyle w:val="ListParagraph"/>
+              <w:numPr>
+                <w:ilvl w:val="0"/>
+                <w:numId w:val="5"/>
+              </w:numPr>
+            </w:pPr>
+            <w:r>
+              <w:t xml:space="preserve">Egyptian </w:t>
+            </w:r>
+            <w:proofErr w:type="spellStart"/>
+            <w:r>
+              <w:t>Duat</w:t>
+            </w:r>
+            <w:proofErr w:type="spellEnd"/>
+          </w:p>
+          <w:p>
+            <w:pPr>
+              <w:pStyle w:val="ListParagraph"/>
+              <w:numPr>
+                <w:ilvl w:val="0"/>
+                <w:numId w:val="5"/>
+              </w:numPr>
+            </w:pPr>
+            <w:proofErr w:type="spellStart"/>
+            <w:r>
+              <w:t>Bardo</w:t>
+            </w:r>
+            <w:proofErr w:type="spellEnd"/>
+            <w:r>
+              <w:t xml:space="preserve"> - Tibetan Buddhism</w:t>
+            </w:r>
+          </w:p>
+        </w:tc>
+        <w:tc>
+          <w:tcPr>
+            <w:tcW w:w="3912" w:type="dxa"/>
+          </w:tcPr>
+          <w:p/>
+        </w:tc>
+      </w:tr>
+    </w:tbl>
     <w:p/>
     <w:p/>
     <w:p/>
@@ -375,7 +581,6 @@
           </w:tcPr>
           <w:p>
             <w:r>
-              <w:lastRenderedPageBreak/>
               <w:t>The Goat Bucket</w:t>
             </w:r>
           </w:p>
@@ -404,7 +609,6 @@
           </w:tcPr>
           <w:p>
             <w:r>
-              <w:lastRenderedPageBreak/>
               <w:t xml:space="preserve">Hobbies: </w:t>
             </w:r>
           </w:p>
@@ -419,7 +623,6 @@
           </w:tcPr>
           <w:p>
             <w:r>
-              <w:lastRenderedPageBreak/>
               <w:t>Ripper Jones</w:t>
             </w:r>
           </w:p>
@@ -510,6 +713,7 @@
         </w:tabs>
       </w:pPr>
       <w:r>
+        <w:lastRenderedPageBreak/>
         <w:tab/>
       </w:r>
     </w:p>
@@ -792,7 +996,6 @@
         </w:tabs>
       </w:pPr>
       <w:r>
-        <w:lastRenderedPageBreak/>
         <w:t>Classes</w:t>
       </w:r>
       <w:r>
@@ -918,6 +1121,7 @@
         <w:pStyle w:val="H3"/>
       </w:pPr>
       <w:r>
+        <w:lastRenderedPageBreak/>
         <w:t>Delicious in Dungeon</w:t>
       </w:r>
       <w:r>
@@ -1272,6 +1476,7 @@
           </w:tcPr>
           <w:p>
             <w:r>
+              <w:lastRenderedPageBreak/>
               <w:t>Map</w:t>
             </w:r>
           </w:p>
@@ -1643,7 +1848,6 @@
         <w:jc w:val="left"/>
       </w:pPr>
       <w:r>
-        <w:lastRenderedPageBreak/>
         <w:t>Stamina:</w:t>
       </w:r>
       <w:r>
@@ -1765,6 +1969,7 @@
         <w:jc w:val="left"/>
       </w:pPr>
       <w:r>
+        <w:lastRenderedPageBreak/>
         <w:t>Luck:</w:t>
       </w:r>
       <w:r>
@@ -2083,7 +2288,7 @@
         <v:path o:extrusionok="f" gradientshapeok="t" o:connecttype="rect"/>
         <o:lock v:ext="edit" aspectratio="t"/>
       </v:shapetype>
-      <v:shape id="_x0000_i1030" type="#_x0000_t75" style="width:3in;height:3in;visibility:visible" o:bullet="t">
+      <v:shape id="_x0000_i1039" type="#_x0000_t75" style="width:3in;height:3in;visibility:visible" o:bullet="t">
         <v:imagedata r:id="rId1" o:title="MC900065312[1]"/>
       </v:shape>
     </w:pict>
@@ -2202,6 +2407,119 @@
     </w:lvl>
   </w:abstractNum>
   <w:abstractNum w:abstractNumId="1">
+    <w:nsid w:val="0B0F7FC5"/>
+    <w:multiLevelType w:val="hybridMultilevel"/>
+    <w:tmpl w:val="0BEE09E2"/>
+    <w:lvl w:ilvl="0" w:tplc="04090001">
+      <w:start w:val="1"/>
+      <w:numFmt w:val="bullet"/>
+      <w:lvlText w:val=""/>
+      <w:lvlJc w:val="left"/>
+      <w:pPr>
+        <w:ind w:left="360" w:hanging="360"/>
+      </w:pPr>
+      <w:rPr>
+        <w:rFonts w:ascii="Symbol" w:hAnsi="Symbol" w:hint="default"/>
+      </w:rPr>
+    </w:lvl>
+    <w:lvl w:ilvl="1" w:tplc="04090003" w:tentative="1">
+      <w:start w:val="1"/>
+      <w:numFmt w:val="bullet"/>
+      <w:lvlText w:val="o"/>
+      <w:lvlJc w:val="left"/>
+      <w:pPr>
+        <w:ind w:left="1080" w:hanging="360"/>
+      </w:pPr>
+      <w:rPr>
+        <w:rFonts w:ascii="Courier New" w:hAnsi="Courier New" w:cs="Courier New" w:hint="default"/>
+      </w:rPr>
+    </w:lvl>
+    <w:lvl w:ilvl="2" w:tplc="04090005" w:tentative="1">
+      <w:start w:val="1"/>
+      <w:numFmt w:val="bullet"/>
+      <w:lvlText w:val=""/>
+      <w:lvlJc w:val="left"/>
+      <w:pPr>
+        <w:ind w:left="1800" w:hanging="360"/>
+      </w:pPr>
+      <w:rPr>
+        <w:rFonts w:ascii="Wingdings" w:hAnsi="Wingdings" w:hint="default"/>
+      </w:rPr>
+    </w:lvl>
+    <w:lvl w:ilvl="3" w:tplc="04090001" w:tentative="1">
+      <w:start w:val="1"/>
+      <w:numFmt w:val="bullet"/>
+      <w:lvlText w:val=""/>
+      <w:lvlJc w:val="left"/>
+      <w:pPr>
+        <w:ind w:left="2520" w:hanging="360"/>
+      </w:pPr>
+      <w:rPr>
+        <w:rFonts w:ascii="Symbol" w:hAnsi="Symbol" w:hint="default"/>
+      </w:rPr>
+    </w:lvl>
+    <w:lvl w:ilvl="4" w:tplc="04090003" w:tentative="1">
+      <w:start w:val="1"/>
+      <w:numFmt w:val="bullet"/>
+      <w:lvlText w:val="o"/>
+      <w:lvlJc w:val="left"/>
+      <w:pPr>
+        <w:ind w:left="3240" w:hanging="360"/>
+      </w:pPr>
+      <w:rPr>
+        <w:rFonts w:ascii="Courier New" w:hAnsi="Courier New" w:cs="Courier New" w:hint="default"/>
+      </w:rPr>
+    </w:lvl>
+    <w:lvl w:ilvl="5" w:tplc="04090005" w:tentative="1">
+      <w:start w:val="1"/>
+      <w:numFmt w:val="bullet"/>
+      <w:lvlText w:val=""/>
+      <w:lvlJc w:val="left"/>
+      <w:pPr>
+        <w:ind w:left="3960" w:hanging="360"/>
+      </w:pPr>
+      <w:rPr>
+        <w:rFonts w:ascii="Wingdings" w:hAnsi="Wingdings" w:hint="default"/>
+      </w:rPr>
+    </w:lvl>
+    <w:lvl w:ilvl="6" w:tplc="04090001" w:tentative="1">
+      <w:start w:val="1"/>
+      <w:numFmt w:val="bullet"/>
+      <w:lvlText w:val=""/>
+      <w:lvlJc w:val="left"/>
+      <w:pPr>
+        <w:ind w:left="4680" w:hanging="360"/>
+      </w:pPr>
+      <w:rPr>
+        <w:rFonts w:ascii="Symbol" w:hAnsi="Symbol" w:hint="default"/>
+      </w:rPr>
+    </w:lvl>
+    <w:lvl w:ilvl="7" w:tplc="04090003" w:tentative="1">
+      <w:start w:val="1"/>
+      <w:numFmt w:val="bullet"/>
+      <w:lvlText w:val="o"/>
+      <w:lvlJc w:val="left"/>
+      <w:pPr>
+        <w:ind w:left="5400" w:hanging="360"/>
+      </w:pPr>
+      <w:rPr>
+        <w:rFonts w:ascii="Courier New" w:hAnsi="Courier New" w:cs="Courier New" w:hint="default"/>
+      </w:rPr>
+    </w:lvl>
+    <w:lvl w:ilvl="8" w:tplc="04090005" w:tentative="1">
+      <w:start w:val="1"/>
+      <w:numFmt w:val="bullet"/>
+      <w:lvlText w:val=""/>
+      <w:lvlJc w:val="left"/>
+      <w:pPr>
+        <w:ind w:left="6120" w:hanging="360"/>
+      </w:pPr>
+      <w:rPr>
+        <w:rFonts w:ascii="Wingdings" w:hAnsi="Wingdings" w:hint="default"/>
+      </w:rPr>
+    </w:lvl>
+  </w:abstractNum>
+  <w:abstractNum w:abstractNumId="2">
     <w:nsid w:val="1F581BD4"/>
     <w:multiLevelType w:val="hybridMultilevel"/>
     <w:tmpl w:val="9C8045A4"/>
@@ -2314,7 +2632,7 @@
       </w:rPr>
     </w:lvl>
   </w:abstractNum>
-  <w:abstractNum w:abstractNumId="2">
+  <w:abstractNum w:abstractNumId="3">
     <w:nsid w:val="2F227130"/>
     <w:multiLevelType w:val="hybridMultilevel"/>
     <w:tmpl w:val="9A3A4DC2"/>
@@ -2427,7 +2745,7 @@
       </w:rPr>
     </w:lvl>
   </w:abstractNum>
-  <w:abstractNum w:abstractNumId="3">
+  <w:abstractNum w:abstractNumId="4">
     <w:nsid w:val="78397D8F"/>
     <w:multiLevelType w:val="multilevel"/>
     <w:tmpl w:val="54F6B2BA"/>
@@ -2577,15 +2895,18 @@
     </w:lvl>
   </w:abstractNum>
   <w:num w:numId="1">
-    <w:abstractNumId w:val="2"/>
+    <w:abstractNumId w:val="3"/>
   </w:num>
   <w:num w:numId="2">
-    <w:abstractNumId w:val="3"/>
+    <w:abstractNumId w:val="4"/>
   </w:num>
   <w:num w:numId="3">
     <w:abstractNumId w:val="0"/>
   </w:num>
   <w:num w:numId="4">
+    <w:abstractNumId w:val="2"/>
+  </w:num>
+  <w:num w:numId="5">
     <w:abstractNumId w:val="1"/>
   </w:num>
 </w:numbering>
@@ -3553,7 +3874,7 @@
 </file>
 
 <file path=customXml/itemProps1.xml><?xml version="1.0" encoding="utf-8"?>
-<ds:datastoreItem xmlns:ds="http://schemas.openxmlformats.org/officeDocument/2006/customXml" ds:itemID="{4DD53D49-AE02-492E-8B69-3830CB06D295}">
+<ds:datastoreItem xmlns:ds="http://schemas.openxmlformats.org/officeDocument/2006/customXml" ds:itemID="{878425B5-F9CE-4718-B4C6-B8190B2AAB1F}">
   <ds:schemaRefs>
     <ds:schemaRef ds:uri="http://schemas.openxmlformats.org/officeDocument/2006/bibliography"/>
   </ds:schemaRefs>

--- a/Books/RPG_Books/The PrincessAndTheabyssDiver/Notes_The PrincessAndTheAbyssDiver.docx
+++ b/Books/RPG_Books/The PrincessAndTheabyssDiver/Notes_The PrincessAndTheAbyssDiver.docx
@@ -1376,8 +1376,6 @@
         </w:tc>
       </w:tr>
     </w:tbl>
-    <w:p/>
-    <w:p/>
     <w:p>
       <w:pPr>
         <w:pStyle w:val="H3"/>
@@ -1404,6 +1402,126 @@
           </w:tcPr>
           <w:p>
             <w:r>
+              <w:t>Music</w:t>
+            </w:r>
+          </w:p>
+        </w:tc>
+        <w:tc>
+          <w:tcPr>
+            <w:tcW w:w="3912" w:type="dxa"/>
+          </w:tcPr>
+          <w:p/>
+        </w:tc>
+        <w:tc>
+          <w:tcPr>
+            <w:tcW w:w="3912" w:type="dxa"/>
+          </w:tcPr>
+          <w:p/>
+        </w:tc>
+      </w:tr>
+      <w:tr>
+        <w:tc>
+          <w:tcPr>
+            <w:tcW w:w="3912" w:type="dxa"/>
+          </w:tcPr>
+          <w:p>
+            <w:r>
+              <w:t>Videos</w:t>
+            </w:r>
+          </w:p>
+        </w:tc>
+        <w:tc>
+          <w:tcPr>
+            <w:tcW w:w="3912" w:type="dxa"/>
+          </w:tcPr>
+          <w:p/>
+        </w:tc>
+        <w:tc>
+          <w:tcPr>
+            <w:tcW w:w="3912" w:type="dxa"/>
+          </w:tcPr>
+          <w:p/>
+        </w:tc>
+      </w:tr>
+      <w:tr>
+        <w:tc>
+          <w:tcPr>
+            <w:tcW w:w="3912" w:type="dxa"/>
+          </w:tcPr>
+          <w:p>
+            <w:r>
+              <w:t>Map</w:t>
+            </w:r>
+          </w:p>
+        </w:tc>
+        <w:tc>
+          <w:tcPr>
+            <w:tcW w:w="3912" w:type="dxa"/>
+          </w:tcPr>
+          <w:p/>
+        </w:tc>
+        <w:tc>
+          <w:tcPr>
+            <w:tcW w:w="3912" w:type="dxa"/>
+          </w:tcPr>
+          <w:p/>
+        </w:tc>
+      </w:tr>
+      <w:tr>
+        <w:tc>
+          <w:tcPr>
+            <w:tcW w:w="3912" w:type="dxa"/>
+          </w:tcPr>
+          <w:p>
+            <w:r>
+              <w:t>Party Chat</w:t>
+            </w:r>
+          </w:p>
+        </w:tc>
+        <w:tc>
+          <w:tcPr>
+            <w:tcW w:w="3912" w:type="dxa"/>
+          </w:tcPr>
+          <w:p/>
+        </w:tc>
+        <w:tc>
+          <w:tcPr>
+            <w:tcW w:w="3912" w:type="dxa"/>
+          </w:tcPr>
+          <w:p/>
+        </w:tc>
+      </w:tr>
+      <w:tr>
+        <w:tc>
+          <w:tcPr>
+            <w:tcW w:w="3912" w:type="dxa"/>
+          </w:tcPr>
+          <w:p>
+            <w:r>
+              <w:t>Camera</w:t>
+            </w:r>
+          </w:p>
+        </w:tc>
+        <w:tc>
+          <w:tcPr>
+            <w:tcW w:w="3912" w:type="dxa"/>
+          </w:tcPr>
+          <w:p/>
+        </w:tc>
+        <w:tc>
+          <w:tcPr>
+            <w:tcW w:w="3912" w:type="dxa"/>
+          </w:tcPr>
+          <w:p/>
+        </w:tc>
+      </w:tr>
+      <w:tr>
+        <w:tc>
+          <w:tcPr>
+            <w:tcW w:w="3912" w:type="dxa"/>
+          </w:tcPr>
+          <w:p>
+            <w:r>
               <w:t>Character Info</w:t>
             </w:r>
           </w:p>
@@ -1428,6 +1546,55 @@
           </w:tcPr>
           <w:p>
             <w:r>
+              <w:lastRenderedPageBreak/>
+              <w:t>Identification</w:t>
+            </w:r>
+          </w:p>
+        </w:tc>
+        <w:tc>
+          <w:tcPr>
+            <w:tcW w:w="3912" w:type="dxa"/>
+          </w:tcPr>
+          <w:p/>
+        </w:tc>
+        <w:tc>
+          <w:tcPr>
+            <w:tcW w:w="3912" w:type="dxa"/>
+          </w:tcPr>
+          <w:p/>
+        </w:tc>
+      </w:tr>
+      <w:tr>
+        <w:tc>
+          <w:tcPr>
+            <w:tcW w:w="3912" w:type="dxa"/>
+          </w:tcPr>
+          <w:p>
+            <w:r>
+              <w:t>Library</w:t>
+            </w:r>
+          </w:p>
+        </w:tc>
+        <w:tc>
+          <w:tcPr>
+            <w:tcW w:w="3912" w:type="dxa"/>
+          </w:tcPr>
+          <w:p/>
+        </w:tc>
+        <w:tc>
+          <w:tcPr>
+            <w:tcW w:w="3912" w:type="dxa"/>
+          </w:tcPr>
+          <w:p/>
+        </w:tc>
+      </w:tr>
+      <w:tr>
+        <w:tc>
+          <w:tcPr>
+            <w:tcW w:w="3912" w:type="dxa"/>
+          </w:tcPr>
+          <w:p>
+            <w:r>
               <w:t>School</w:t>
             </w:r>
           </w:p>
@@ -1452,127 +1619,6 @@
           </w:tcPr>
           <w:p>
             <w:r>
-              <w:t>Library</w:t>
-            </w:r>
-          </w:p>
-        </w:tc>
-        <w:tc>
-          <w:tcPr>
-            <w:tcW w:w="3912" w:type="dxa"/>
-          </w:tcPr>
-          <w:p/>
-        </w:tc>
-        <w:tc>
-          <w:tcPr>
-            <w:tcW w:w="3912" w:type="dxa"/>
-          </w:tcPr>
-          <w:p/>
-        </w:tc>
-      </w:tr>
-      <w:tr>
-        <w:tc>
-          <w:tcPr>
-            <w:tcW w:w="3912" w:type="dxa"/>
-          </w:tcPr>
-          <w:p>
-            <w:r>
-              <w:lastRenderedPageBreak/>
-              <w:t>Map</w:t>
-            </w:r>
-          </w:p>
-        </w:tc>
-        <w:tc>
-          <w:tcPr>
-            <w:tcW w:w="3912" w:type="dxa"/>
-          </w:tcPr>
-          <w:p/>
-        </w:tc>
-        <w:tc>
-          <w:tcPr>
-            <w:tcW w:w="3912" w:type="dxa"/>
-          </w:tcPr>
-          <w:p/>
-        </w:tc>
-      </w:tr>
-      <w:tr>
-        <w:tc>
-          <w:tcPr>
-            <w:tcW w:w="3912" w:type="dxa"/>
-          </w:tcPr>
-          <w:p>
-            <w:r>
-              <w:t>Party Chat</w:t>
-            </w:r>
-          </w:p>
-        </w:tc>
-        <w:tc>
-          <w:tcPr>
-            <w:tcW w:w="3912" w:type="dxa"/>
-          </w:tcPr>
-          <w:p/>
-        </w:tc>
-        <w:tc>
-          <w:tcPr>
-            <w:tcW w:w="3912" w:type="dxa"/>
-          </w:tcPr>
-          <w:p/>
-        </w:tc>
-      </w:tr>
-      <w:tr>
-        <w:tc>
-          <w:tcPr>
-            <w:tcW w:w="3912" w:type="dxa"/>
-          </w:tcPr>
-          <w:p>
-            <w:r>
-              <w:t>Camera</w:t>
-            </w:r>
-          </w:p>
-        </w:tc>
-        <w:tc>
-          <w:tcPr>
-            <w:tcW w:w="3912" w:type="dxa"/>
-          </w:tcPr>
-          <w:p/>
-        </w:tc>
-        <w:tc>
-          <w:tcPr>
-            <w:tcW w:w="3912" w:type="dxa"/>
-          </w:tcPr>
-          <w:p/>
-        </w:tc>
-      </w:tr>
-      <w:tr>
-        <w:tc>
-          <w:tcPr>
-            <w:tcW w:w="3912" w:type="dxa"/>
-          </w:tcPr>
-          <w:p>
-            <w:r>
-              <w:t>Identification</w:t>
-            </w:r>
-          </w:p>
-        </w:tc>
-        <w:tc>
-          <w:tcPr>
-            <w:tcW w:w="3912" w:type="dxa"/>
-          </w:tcPr>
-          <w:p/>
-        </w:tc>
-        <w:tc>
-          <w:tcPr>
-            <w:tcW w:w="3912" w:type="dxa"/>
-          </w:tcPr>
-          <w:p/>
-        </w:tc>
-      </w:tr>
-      <w:tr>
-        <w:tc>
-          <w:tcPr>
-            <w:tcW w:w="3912" w:type="dxa"/>
-          </w:tcPr>
-          <w:p>
-            <w:r>
               <w:t>Settings</w:t>
             </w:r>
           </w:p>
@@ -1591,7 +1637,6 @@
         </w:tc>
       </w:tr>
     </w:tbl>
-    <w:p/>
     <w:p>
       <w:pPr>
         <w:pStyle w:val="H3"/>
@@ -1969,7 +2014,6 @@
         <w:jc w:val="left"/>
       </w:pPr>
       <w:r>
-        <w:lastRenderedPageBreak/>
         <w:t>Luck:</w:t>
       </w:r>
       <w:r>
@@ -2288,7 +2332,7 @@
         <v:path o:extrusionok="f" gradientshapeok="t" o:connecttype="rect"/>
         <o:lock v:ext="edit" aspectratio="t"/>
       </v:shapetype>
-      <v:shape id="_x0000_i1039" type="#_x0000_t75" style="width:3in;height:3in;visibility:visible" o:bullet="t">
+      <v:shape id="_x0000_i1029" type="#_x0000_t75" style="width:3in;height:3in;visibility:visible" o:bullet="t">
         <v:imagedata r:id="rId1" o:title="MC900065312[1]"/>
       </v:shape>
     </w:pict>
@@ -3874,7 +3918,7 @@
 </file>
 
 <file path=customXml/itemProps1.xml><?xml version="1.0" encoding="utf-8"?>
-<ds:datastoreItem xmlns:ds="http://schemas.openxmlformats.org/officeDocument/2006/customXml" ds:itemID="{878425B5-F9CE-4718-B4C6-B8190B2AAB1F}">
+<ds:datastoreItem xmlns:ds="http://schemas.openxmlformats.org/officeDocument/2006/customXml" ds:itemID="{D18B6D55-8C77-437F-8D9D-2BD3A982A36B}">
   <ds:schemaRefs>
     <ds:schemaRef ds:uri="http://schemas.openxmlformats.org/officeDocument/2006/bibliography"/>
   </ds:schemaRefs>

--- a/Books/RPG_Books/The PrincessAndTheabyssDiver/Notes_The PrincessAndTheAbyssDiver.docx
+++ b/Books/RPG_Books/The PrincessAndTheabyssDiver/Notes_The PrincessAndTheAbyssDiver.docx
@@ -2003,6 +2003,9 @@
         <w:tab/>
         <w:t>6</w:t>
       </w:r>
+      <w:r>
+        <w:t xml:space="preserve"> -&gt; 8</w:t>
+      </w:r>
     </w:p>
     <w:p>
       <w:pPr>
@@ -2029,6 +2032,9 @@
         </w:tabs>
         <w:ind w:left="0"/>
         <w:jc w:val="left"/>
+        <w:rPr>
+          <w:lang w:val="en-CA"/>
+        </w:rPr>
       </w:pPr>
       <w:r>
         <w:t>Mental manipulation resistance: 7 -&gt; 14</w:t>
@@ -3918,7 +3924,7 @@
 </file>
 
 <file path=customXml/itemProps1.xml><?xml version="1.0" encoding="utf-8"?>
-<ds:datastoreItem xmlns:ds="http://schemas.openxmlformats.org/officeDocument/2006/customXml" ds:itemID="{D18B6D55-8C77-437F-8D9D-2BD3A982A36B}">
+<ds:datastoreItem xmlns:ds="http://schemas.openxmlformats.org/officeDocument/2006/customXml" ds:itemID="{25E138A5-BC64-4D8F-BC1D-96BA4B5C5A2F}">
   <ds:schemaRefs>
     <ds:schemaRef ds:uri="http://schemas.openxmlformats.org/officeDocument/2006/bibliography"/>
   </ds:schemaRefs>

--- a/Books/RPG_Books/The PrincessAndTheabyssDiver/Notes_The PrincessAndTheAbyssDiver.docx
+++ b/Books/RPG_Books/The PrincessAndTheabyssDiver/Notes_The PrincessAndTheAbyssDiver.docx
@@ -399,13 +399,8 @@
               <w:t>,</w:t>
             </w:r>
             <w:r>
-              <w:t xml:space="preserve"> </w:t>
-            </w:r>
-            <w:proofErr w:type="spellStart"/>
-            <w:r>
-              <w:t>Helheim</w:t>
-            </w:r>
-            <w:proofErr w:type="spellEnd"/>
+              <w:t xml:space="preserve"> Helheim</w:t>
+            </w:r>
             <w:r>
               <w:t xml:space="preserve">, and </w:t>
             </w:r>
@@ -461,13 +456,8 @@
               </w:numPr>
             </w:pPr>
             <w:r>
-              <w:t xml:space="preserve">Aztec </w:t>
-            </w:r>
-            <w:proofErr w:type="spellStart"/>
-            <w:r>
-              <w:t>Mictlan</w:t>
-            </w:r>
-            <w:proofErr w:type="spellEnd"/>
+              <w:t>Aztec Mictlan</w:t>
+            </w:r>
           </w:p>
           <w:p>
             <w:pPr>
@@ -510,13 +500,8 @@
               </w:numPr>
             </w:pPr>
             <w:r>
-              <w:t xml:space="preserve">Egyptian </w:t>
-            </w:r>
-            <w:proofErr w:type="spellStart"/>
-            <w:r>
-              <w:t>Duat</w:t>
-            </w:r>
-            <w:proofErr w:type="spellEnd"/>
+              <w:t>Egyptian Duat</w:t>
+            </w:r>
           </w:p>
           <w:p>
             <w:pPr>
@@ -526,13 +511,8 @@
                 <w:numId w:val="5"/>
               </w:numPr>
             </w:pPr>
-            <w:proofErr w:type="spellStart"/>
-            <w:r>
-              <w:t>Bardo</w:t>
-            </w:r>
-            <w:proofErr w:type="spellEnd"/>
-            <w:r>
-              <w:t xml:space="preserve"> - Tibetan Buddhism</w:t>
+            <w:r>
+              <w:t>Bardo - Tibetan Buddhism</w:t>
             </w:r>
           </w:p>
         </w:tc>
@@ -544,10 +524,18 @@
         </w:tc>
       </w:tr>
     </w:tbl>
-    <w:p/>
-    <w:p/>
-    <w:p/>
-    <w:p/>
+    <w:p>
+      <w:pPr>
+        <w:pStyle w:val="H3"/>
+      </w:pPr>
+      <w:proofErr w:type="spellStart"/>
+      <w:proofErr w:type="gramStart"/>
+      <w:r>
+        <w:t>ss</w:t>
+      </w:r>
+      <w:proofErr w:type="spellEnd"/>
+      <w:proofErr w:type="gramEnd"/>
+    </w:p>
     <w:tbl>
       <w:tblPr>
         <w:tblStyle w:val="TableGrid"/>
@@ -555,14 +543,14 @@
         <w:tblLook w:val="04A0"/>
       </w:tblPr>
       <w:tblGrid>
-        <w:gridCol w:w="3652"/>
-        <w:gridCol w:w="4172"/>
+        <w:gridCol w:w="1668"/>
+        <w:gridCol w:w="6156"/>
         <w:gridCol w:w="3912"/>
       </w:tblGrid>
       <w:tr>
         <w:tc>
           <w:tcPr>
-            <w:tcW w:w="3652" w:type="dxa"/>
+            <w:tcW w:w="1668" w:type="dxa"/>
           </w:tcPr>
           <w:p>
             <w:r>
@@ -577,7 +565,7 @@
         </w:tc>
         <w:tc>
           <w:tcPr>
-            <w:tcW w:w="4172" w:type="dxa"/>
+            <w:tcW w:w="6156" w:type="dxa"/>
           </w:tcPr>
           <w:p>
             <w:r>
@@ -595,13 +583,23 @@
             <w:r>
               <w:t>means “Star Wanderer” (</w:t>
             </w:r>
-            <w:r>
-              <w:t>https://namecrafthq.com/high-elf-names-fantasy-character/</w:t>
-            </w:r>
+            <w:hyperlink r:id="rId9" w:history="1">
+              <w:r>
+                <w:rPr>
+                  <w:rStyle w:val="Hyperlink"/>
+                </w:rPr>
+                <w:t>https://namecrafthq.com/high-elf-names-fantasy-character/</w:t>
+              </w:r>
+            </w:hyperlink>
             <w:r>
               <w:t>)</w:t>
             </w:r>
           </w:p>
+          <w:p/>
+          <w:p/>
+          <w:p/>
+          <w:p/>
+          <w:p/>
         </w:tc>
         <w:tc>
           <w:tcPr>
@@ -619,7 +617,7 @@
       <w:tr>
         <w:tc>
           <w:tcPr>
-            <w:tcW w:w="3652" w:type="dxa"/>
+            <w:tcW w:w="1668" w:type="dxa"/>
           </w:tcPr>
           <w:p>
             <w:r>
@@ -629,21 +627,21 @@
         </w:tc>
         <w:tc>
           <w:tcPr>
-            <w:tcW w:w="4172" w:type="dxa"/>
-          </w:tcPr>
-          <w:p/>
-        </w:tc>
-        <w:tc>
-          <w:tcPr>
-            <w:tcW w:w="3912" w:type="dxa"/>
-          </w:tcPr>
-          <w:p/>
-        </w:tc>
-      </w:tr>
-      <w:tr>
-        <w:tc>
-          <w:tcPr>
-            <w:tcW w:w="3652" w:type="dxa"/>
+            <w:tcW w:w="6156" w:type="dxa"/>
+          </w:tcPr>
+          <w:p/>
+        </w:tc>
+        <w:tc>
+          <w:tcPr>
+            <w:tcW w:w="3912" w:type="dxa"/>
+          </w:tcPr>
+          <w:p/>
+        </w:tc>
+      </w:tr>
+      <w:tr>
+        <w:tc>
+          <w:tcPr>
+            <w:tcW w:w="1668" w:type="dxa"/>
           </w:tcPr>
           <w:p>
             <w:pPr>
@@ -672,7 +670,7 @@
         </w:tc>
         <w:tc>
           <w:tcPr>
-            <w:tcW w:w="4172" w:type="dxa"/>
+            <w:tcW w:w="6156" w:type="dxa"/>
           </w:tcPr>
           <w:p>
             <w:r>
@@ -697,6 +695,258 @@
               <w:t>)</w:t>
             </w:r>
           </w:p>
+        </w:tc>
+        <w:tc>
+          <w:tcPr>
+            <w:tcW w:w="3912" w:type="dxa"/>
+          </w:tcPr>
+          <w:p/>
+        </w:tc>
+      </w:tr>
+    </w:tbl>
+    <w:p/>
+    <w:p>
+      <w:pPr>
+        <w:pStyle w:val="H3"/>
+      </w:pPr>
+      <w:r>
+        <w:lastRenderedPageBreak/>
+        <w:t>Albert Einstein Academy for Gifted Children – (</w:t>
+      </w:r>
+      <w:r>
+        <w:t>Switzerland</w:t>
+      </w:r>
+      <w:r>
+        <w:t>)</w:t>
+      </w:r>
+      <w:r>
+        <w:t xml:space="preserve"> – 67 students</w:t>
+      </w:r>
+    </w:p>
+    <w:tbl>
+      <w:tblPr>
+        <w:tblStyle w:val="TableGrid"/>
+        <w:tblW w:w="0" w:type="auto"/>
+        <w:tblLook w:val="04A0"/>
+      </w:tblPr>
+      <w:tblGrid>
+        <w:gridCol w:w="3369"/>
+        <w:gridCol w:w="4455"/>
+        <w:gridCol w:w="3912"/>
+      </w:tblGrid>
+      <w:tr>
+        <w:tc>
+          <w:tcPr>
+            <w:tcW w:w="3369" w:type="dxa"/>
+          </w:tcPr>
+          <w:p>
+            <w:r>
+              <w:t>Mr. Song</w:t>
+            </w:r>
+          </w:p>
+        </w:tc>
+        <w:tc>
+          <w:tcPr>
+            <w:tcW w:w="4455" w:type="dxa"/>
+          </w:tcPr>
+          <w:p/>
+        </w:tc>
+        <w:tc>
+          <w:tcPr>
+            <w:tcW w:w="3912" w:type="dxa"/>
+          </w:tcPr>
+          <w:p/>
+        </w:tc>
+      </w:tr>
+      <w:tr>
+        <w:tc>
+          <w:tcPr>
+            <w:tcW w:w="3369" w:type="dxa"/>
+          </w:tcPr>
+          <w:p>
+            <w:r>
+              <w:t>Dr. Everson Thornville - Principle</w:t>
+            </w:r>
+          </w:p>
+        </w:tc>
+        <w:tc>
+          <w:tcPr>
+            <w:tcW w:w="4455" w:type="dxa"/>
+          </w:tcPr>
+          <w:p/>
+        </w:tc>
+        <w:tc>
+          <w:tcPr>
+            <w:tcW w:w="3912" w:type="dxa"/>
+          </w:tcPr>
+          <w:p/>
+        </w:tc>
+      </w:tr>
+      <w:tr>
+        <w:tc>
+          <w:tcPr>
+            <w:tcW w:w="3369" w:type="dxa"/>
+          </w:tcPr>
+          <w:p>
+            <w:r>
+              <w:t>Vice-Principle Eliot Drew</w:t>
+            </w:r>
+          </w:p>
+        </w:tc>
+        <w:tc>
+          <w:tcPr>
+            <w:tcW w:w="4455" w:type="dxa"/>
+          </w:tcPr>
+          <w:p/>
+        </w:tc>
+        <w:tc>
+          <w:tcPr>
+            <w:tcW w:w="3912" w:type="dxa"/>
+          </w:tcPr>
+          <w:p/>
+        </w:tc>
+      </w:tr>
+      <w:tr>
+        <w:tc>
+          <w:tcPr>
+            <w:tcW w:w="3369" w:type="dxa"/>
+          </w:tcPr>
+          <w:p/>
+        </w:tc>
+        <w:tc>
+          <w:tcPr>
+            <w:tcW w:w="4455" w:type="dxa"/>
+          </w:tcPr>
+          <w:p/>
+        </w:tc>
+        <w:tc>
+          <w:tcPr>
+            <w:tcW w:w="3912" w:type="dxa"/>
+          </w:tcPr>
+          <w:p/>
+        </w:tc>
+      </w:tr>
+      <w:tr>
+        <w:tc>
+          <w:tcPr>
+            <w:tcW w:w="3369" w:type="dxa"/>
+          </w:tcPr>
+          <w:p>
+            <w:r>
+              <w:t>Mr. Song</w:t>
+            </w:r>
+          </w:p>
+        </w:tc>
+        <w:tc>
+          <w:tcPr>
+            <w:tcW w:w="4455" w:type="dxa"/>
+          </w:tcPr>
+          <w:p>
+            <w:r>
+              <w:t>Homeroom teacher</w:t>
+            </w:r>
+          </w:p>
+          <w:p>
+            <w:r>
+              <w:t>Pasteur building, 1-23</w:t>
+            </w:r>
+          </w:p>
+        </w:tc>
+        <w:tc>
+          <w:tcPr>
+            <w:tcW w:w="3912" w:type="dxa"/>
+          </w:tcPr>
+          <w:p/>
+        </w:tc>
+      </w:tr>
+      <w:tr>
+        <w:tc>
+          <w:tcPr>
+            <w:tcW w:w="3369" w:type="dxa"/>
+          </w:tcPr>
+          <w:p>
+            <w:r>
+              <w:t>Mrs. Bertrand</w:t>
+            </w:r>
+          </w:p>
+        </w:tc>
+        <w:tc>
+          <w:tcPr>
+            <w:tcW w:w="4455" w:type="dxa"/>
+          </w:tcPr>
+          <w:p>
+            <w:r>
+              <w:t xml:space="preserve">Gym teacher </w:t>
+            </w:r>
+          </w:p>
+        </w:tc>
+        <w:tc>
+          <w:tcPr>
+            <w:tcW w:w="3912" w:type="dxa"/>
+          </w:tcPr>
+          <w:p/>
+        </w:tc>
+      </w:tr>
+      <w:tr>
+        <w:tc>
+          <w:tcPr>
+            <w:tcW w:w="3369" w:type="dxa"/>
+          </w:tcPr>
+          <w:p/>
+        </w:tc>
+        <w:tc>
+          <w:tcPr>
+            <w:tcW w:w="4455" w:type="dxa"/>
+          </w:tcPr>
+          <w:p/>
+        </w:tc>
+        <w:tc>
+          <w:tcPr>
+            <w:tcW w:w="3912" w:type="dxa"/>
+          </w:tcPr>
+          <w:p/>
+        </w:tc>
+      </w:tr>
+      <w:tr>
+        <w:tc>
+          <w:tcPr>
+            <w:tcW w:w="3369" w:type="dxa"/>
+          </w:tcPr>
+          <w:p>
+            <w:r>
+              <w:t xml:space="preserve">Brenda </w:t>
+            </w:r>
+          </w:p>
+        </w:tc>
+        <w:tc>
+          <w:tcPr>
+            <w:tcW w:w="4455" w:type="dxa"/>
+          </w:tcPr>
+          <w:p>
+            <w:r>
+              <w:t>Faculty advisor</w:t>
+            </w:r>
+          </w:p>
+        </w:tc>
+        <w:tc>
+          <w:tcPr>
+            <w:tcW w:w="3912" w:type="dxa"/>
+          </w:tcPr>
+          <w:p/>
+        </w:tc>
+      </w:tr>
+      <w:tr>
+        <w:tc>
+          <w:tcPr>
+            <w:tcW w:w="3369" w:type="dxa"/>
+          </w:tcPr>
+          <w:p/>
+        </w:tc>
+        <w:tc>
+          <w:tcPr>
+            <w:tcW w:w="4455" w:type="dxa"/>
+          </w:tcPr>
+          <w:p/>
         </w:tc>
         <w:tc>
           <w:tcPr>
@@ -708,27 +958,10 @@
     </w:tbl>
     <w:p>
       <w:pPr>
-        <w:tabs>
-          <w:tab w:val="left" w:pos="928"/>
-        </w:tabs>
-      </w:pPr>
-      <w:r>
-        <w:lastRenderedPageBreak/>
-        <w:tab/>
-      </w:r>
-    </w:p>
-    <w:p>
-      <w:pPr>
         <w:pStyle w:val="H3"/>
       </w:pPr>
       <w:r>
-        <w:t>Albert Einstein Academy for Gifted Children – (</w:t>
-      </w:r>
-      <w:r>
-        <w:t>Switzerland</w:t>
-      </w:r>
-      <w:r>
-        <w:t>)</w:t>
+        <w:t>Faculty</w:t>
       </w:r>
     </w:p>
     <w:tbl>
@@ -749,165 +982,9 @@
           </w:tcPr>
           <w:p>
             <w:r>
-              <w:t>Mr. Song</w:t>
-            </w:r>
-          </w:p>
-        </w:tc>
-        <w:tc>
-          <w:tcPr>
-            <w:tcW w:w="3912" w:type="dxa"/>
-          </w:tcPr>
-          <w:p/>
-        </w:tc>
-        <w:tc>
-          <w:tcPr>
-            <w:tcW w:w="3912" w:type="dxa"/>
-          </w:tcPr>
-          <w:p/>
-        </w:tc>
-      </w:tr>
-      <w:tr>
-        <w:tc>
-          <w:tcPr>
-            <w:tcW w:w="3912" w:type="dxa"/>
-          </w:tcPr>
-          <w:p>
-            <w:r>
-              <w:t>Dr. Everson Thornville - Principle</w:t>
-            </w:r>
-          </w:p>
-        </w:tc>
-        <w:tc>
-          <w:tcPr>
-            <w:tcW w:w="3912" w:type="dxa"/>
-          </w:tcPr>
-          <w:p/>
-        </w:tc>
-        <w:tc>
-          <w:tcPr>
-            <w:tcW w:w="3912" w:type="dxa"/>
-          </w:tcPr>
-          <w:p/>
-        </w:tc>
-      </w:tr>
-      <w:tr>
-        <w:tc>
-          <w:tcPr>
-            <w:tcW w:w="3912" w:type="dxa"/>
-          </w:tcPr>
-          <w:p>
-            <w:r>
-              <w:t>Vice-Principle Eliot Drew</w:t>
-            </w:r>
-          </w:p>
-        </w:tc>
-        <w:tc>
-          <w:tcPr>
-            <w:tcW w:w="3912" w:type="dxa"/>
-          </w:tcPr>
-          <w:p/>
-        </w:tc>
-        <w:tc>
-          <w:tcPr>
-            <w:tcW w:w="3912" w:type="dxa"/>
-          </w:tcPr>
-          <w:p/>
-        </w:tc>
-      </w:tr>
-      <w:tr>
-        <w:tc>
-          <w:tcPr>
-            <w:tcW w:w="3912" w:type="dxa"/>
-          </w:tcPr>
-          <w:p/>
-        </w:tc>
-        <w:tc>
-          <w:tcPr>
-            <w:tcW w:w="3912" w:type="dxa"/>
-          </w:tcPr>
-          <w:p/>
-        </w:tc>
-        <w:tc>
-          <w:tcPr>
-            <w:tcW w:w="3912" w:type="dxa"/>
-          </w:tcPr>
-          <w:p/>
-        </w:tc>
-      </w:tr>
-      <w:tr>
-        <w:tc>
-          <w:tcPr>
-            <w:tcW w:w="3912" w:type="dxa"/>
-          </w:tcPr>
-          <w:p>
-            <w:r>
-              <w:t>Homeroom – Pasteur building, 1-23</w:t>
-            </w:r>
-          </w:p>
-        </w:tc>
-        <w:tc>
-          <w:tcPr>
-            <w:tcW w:w="3912" w:type="dxa"/>
-          </w:tcPr>
-          <w:p/>
-        </w:tc>
-        <w:tc>
-          <w:tcPr>
-            <w:tcW w:w="3912" w:type="dxa"/>
-          </w:tcPr>
-          <w:p/>
-        </w:tc>
-      </w:tr>
-      <w:tr>
-        <w:tc>
-          <w:tcPr>
-            <w:tcW w:w="3912" w:type="dxa"/>
-          </w:tcPr>
-          <w:p>
-            <w:r>
-              <w:t>Gym teacher – Mrs. Bertrand</w:t>
-            </w:r>
-          </w:p>
-        </w:tc>
-        <w:tc>
-          <w:tcPr>
-            <w:tcW w:w="3912" w:type="dxa"/>
-          </w:tcPr>
-          <w:p/>
-        </w:tc>
-        <w:tc>
-          <w:tcPr>
-            <w:tcW w:w="3912" w:type="dxa"/>
-          </w:tcPr>
-          <w:p/>
-        </w:tc>
-      </w:tr>
-      <w:tr>
-        <w:tc>
-          <w:tcPr>
-            <w:tcW w:w="3912" w:type="dxa"/>
-          </w:tcPr>
-          <w:p/>
-        </w:tc>
-        <w:tc>
-          <w:tcPr>
-            <w:tcW w:w="3912" w:type="dxa"/>
-          </w:tcPr>
-          <w:p/>
-        </w:tc>
-        <w:tc>
-          <w:tcPr>
-            <w:tcW w:w="3912" w:type="dxa"/>
-          </w:tcPr>
-          <w:p/>
-        </w:tc>
-      </w:tr>
-      <w:tr>
-        <w:tc>
-          <w:tcPr>
-            <w:tcW w:w="3912" w:type="dxa"/>
-          </w:tcPr>
-          <w:p/>
+              <w:t>Marie Curie Auditorium</w:t>
+            </w:r>
+          </w:p>
         </w:tc>
         <w:tc>
           <w:tcPr>
@@ -998,9 +1075,6 @@
       <w:r>
         <w:t>Classes</w:t>
       </w:r>
-      <w:r>
-        <w:tab/>
-      </w:r>
     </w:p>
     <w:tbl>
       <w:tblPr>
@@ -1068,6 +1142,7 @@
         <w:pStyle w:val="H3"/>
       </w:pPr>
       <w:r>
+        <w:lastRenderedPageBreak/>
         <w:t>Maze Walkers</w:t>
       </w:r>
       <w:r>
@@ -1121,7 +1196,6 @@
         <w:pStyle w:val="H3"/>
       </w:pPr>
       <w:r>
-        <w:lastRenderedPageBreak/>
         <w:t>Delicious in Dungeon</w:t>
       </w:r>
       <w:r>
@@ -1133,7 +1207,7 @@
       <w:r>
         <w:t xml:space="preserve"> </w:t>
       </w:r>
-      <w:hyperlink r:id="rId9" w:history="1">
+      <w:hyperlink r:id="rId10" w:history="1">
         <w:proofErr w:type="spellStart"/>
         <w:r>
           <w:rPr>
@@ -1302,9 +1376,6 @@
         </w:tc>
       </w:tr>
     </w:tbl>
-    <w:p/>
-    <w:p/>
-    <w:p/>
     <w:p>
       <w:pPr>
         <w:pStyle w:val="H3"/>
@@ -1546,55 +1617,55 @@
           </w:tcPr>
           <w:p>
             <w:r>
+              <w:t>Identification</w:t>
+            </w:r>
+          </w:p>
+        </w:tc>
+        <w:tc>
+          <w:tcPr>
+            <w:tcW w:w="3912" w:type="dxa"/>
+          </w:tcPr>
+          <w:p/>
+        </w:tc>
+        <w:tc>
+          <w:tcPr>
+            <w:tcW w:w="3912" w:type="dxa"/>
+          </w:tcPr>
+          <w:p/>
+        </w:tc>
+      </w:tr>
+      <w:tr>
+        <w:tc>
+          <w:tcPr>
+            <w:tcW w:w="3912" w:type="dxa"/>
+          </w:tcPr>
+          <w:p>
+            <w:r>
+              <w:t>Library</w:t>
+            </w:r>
+          </w:p>
+        </w:tc>
+        <w:tc>
+          <w:tcPr>
+            <w:tcW w:w="3912" w:type="dxa"/>
+          </w:tcPr>
+          <w:p/>
+        </w:tc>
+        <w:tc>
+          <w:tcPr>
+            <w:tcW w:w="3912" w:type="dxa"/>
+          </w:tcPr>
+          <w:p/>
+        </w:tc>
+      </w:tr>
+      <w:tr>
+        <w:tc>
+          <w:tcPr>
+            <w:tcW w:w="3912" w:type="dxa"/>
+          </w:tcPr>
+          <w:p>
+            <w:r>
               <w:lastRenderedPageBreak/>
-              <w:t>Identification</w:t>
-            </w:r>
-          </w:p>
-        </w:tc>
-        <w:tc>
-          <w:tcPr>
-            <w:tcW w:w="3912" w:type="dxa"/>
-          </w:tcPr>
-          <w:p/>
-        </w:tc>
-        <w:tc>
-          <w:tcPr>
-            <w:tcW w:w="3912" w:type="dxa"/>
-          </w:tcPr>
-          <w:p/>
-        </w:tc>
-      </w:tr>
-      <w:tr>
-        <w:tc>
-          <w:tcPr>
-            <w:tcW w:w="3912" w:type="dxa"/>
-          </w:tcPr>
-          <w:p>
-            <w:r>
-              <w:t>Library</w:t>
-            </w:r>
-          </w:p>
-        </w:tc>
-        <w:tc>
-          <w:tcPr>
-            <w:tcW w:w="3912" w:type="dxa"/>
-          </w:tcPr>
-          <w:p/>
-        </w:tc>
-        <w:tc>
-          <w:tcPr>
-            <w:tcW w:w="3912" w:type="dxa"/>
-          </w:tcPr>
-          <w:p/>
-        </w:tc>
-      </w:tr>
-      <w:tr>
-        <w:tc>
-          <w:tcPr>
-            <w:tcW w:w="3912" w:type="dxa"/>
-          </w:tcPr>
-          <w:p>
-            <w:r>
               <w:t>School</w:t>
             </w:r>
           </w:p>
@@ -1680,7 +1751,19 @@
           <w:tcPr>
             <w:tcW w:w="3912" w:type="dxa"/>
           </w:tcPr>
-          <w:p/>
+          <w:p>
+            <w:r>
+              <w:t>Lukas</w:t>
+            </w:r>
+            <w:r>
+              <w:t xml:space="preserve"> – Lukas is derived from the Latin name Lucas, meaning “the one that brings light” or “born at dawn.”</w:t>
+            </w:r>
+          </w:p>
+          <w:p>
+            <w:r>
+              <w:t>https://danishmom.com/best-swedish-boy-names-meanings/</w:t>
+            </w:r>
+          </w:p>
         </w:tc>
       </w:tr>
       <w:tr>
@@ -2017,11 +2100,42 @@
         <w:jc w:val="left"/>
       </w:pPr>
       <w:r>
+        <w:lastRenderedPageBreak/>
         <w:t>Luck:</w:t>
       </w:r>
       <w:r>
         <w:tab/>
         <w:t>7 -&gt; 9</w:t>
+      </w:r>
+    </w:p>
+    <w:p>
+      <w:pPr>
+        <w:pStyle w:val="StatusMessage"/>
+        <w:tabs>
+          <w:tab w:val="left" w:pos="2127"/>
+        </w:tabs>
+        <w:ind w:left="0"/>
+        <w:jc w:val="left"/>
+      </w:pPr>
+      <w:r>
+        <w:t>Mental manipulation resistance: 7 -&gt; 14</w:t>
+      </w:r>
+    </w:p>
+    <w:p>
+      <w:pPr>
+        <w:pStyle w:val="StatusMessage"/>
+        <w:tabs>
+          <w:tab w:val="left" w:pos="2127"/>
+        </w:tabs>
+        <w:ind w:left="0"/>
+        <w:jc w:val="left"/>
+      </w:pPr>
+      <w:r>
+        <w:t>Tracking:</w:t>
+      </w:r>
+      <w:r>
+        <w:tab/>
+        <w:t>3</w:t>
       </w:r>
     </w:p>
     <w:p>
@@ -2037,9 +2151,81 @@
         </w:rPr>
       </w:pPr>
       <w:r>
-        <w:t>Mental manipulation resistance: 7 -&gt; 14</w:t>
+        <w:t xml:space="preserve">Knife throwing: </w:t>
+      </w:r>
+      <w:r>
+        <w:tab/>
+        <w:t>4</w:t>
       </w:r>
     </w:p>
+    <w:p>
+      <w:pPr>
+        <w:pStyle w:val="H3"/>
+      </w:pPr>
+      <w:r>
+        <w:t>City</w:t>
+      </w:r>
+    </w:p>
+    <w:tbl>
+      <w:tblPr>
+        <w:tblStyle w:val="TableGrid"/>
+        <w:tblW w:w="0" w:type="auto"/>
+        <w:tblLook w:val="04A0"/>
+      </w:tblPr>
+      <w:tblGrid>
+        <w:gridCol w:w="2093"/>
+        <w:gridCol w:w="5731"/>
+        <w:gridCol w:w="3912"/>
+      </w:tblGrid>
+      <w:tr>
+        <w:tc>
+          <w:tcPr>
+            <w:tcW w:w="2093" w:type="dxa"/>
+          </w:tcPr>
+          <w:p>
+            <w:r>
+              <w:t>Viktor</w:t>
+            </w:r>
+          </w:p>
+        </w:tc>
+        <w:tc>
+          <w:tcPr>
+            <w:tcW w:w="5731" w:type="dxa"/>
+          </w:tcPr>
+          <w:p>
+            <w:r>
+              <w:t>Restaurant owner</w:t>
+            </w:r>
+          </w:p>
+        </w:tc>
+        <w:tc>
+          <w:tcPr>
+            <w:tcW w:w="3912" w:type="dxa"/>
+          </w:tcPr>
+          <w:p/>
+        </w:tc>
+      </w:tr>
+      <w:tr>
+        <w:tc>
+          <w:tcPr>
+            <w:tcW w:w="2093" w:type="dxa"/>
+          </w:tcPr>
+          <w:p/>
+        </w:tc>
+        <w:tc>
+          <w:tcPr>
+            <w:tcW w:w="5731" w:type="dxa"/>
+          </w:tcPr>
+          <w:p/>
+        </w:tc>
+        <w:tc>
+          <w:tcPr>
+            <w:tcW w:w="3912" w:type="dxa"/>
+          </w:tcPr>
+          <w:p/>
+        </w:tc>
+      </w:tr>
+    </w:tbl>
     <w:p/>
     <w:p>
       <w:pPr>
@@ -2089,13 +2275,21 @@
           <w:tcPr>
             <w:tcW w:w="3912" w:type="dxa"/>
           </w:tcPr>
-          <w:p/>
-        </w:tc>
-        <w:tc>
-          <w:tcPr>
-            <w:tcW w:w="3912" w:type="dxa"/>
-          </w:tcPr>
-          <w:p/>
+          <w:p>
+            <w:r>
+              <w:t>Mokeles</w:t>
+            </w:r>
+          </w:p>
+        </w:tc>
+        <w:tc>
+          <w:tcPr>
+            <w:tcW w:w="3912" w:type="dxa"/>
+          </w:tcPr>
+          <w:p>
+            <w:r>
+              <w:t>https://www.adazing.com/sea-monster-names/</w:t>
+            </w:r>
+          </w:p>
         </w:tc>
         <w:tc>
           <w:tcPr>
@@ -2167,15 +2361,13 @@
     </w:tbl>
     <w:p/>
     <w:p/>
-    <w:p/>
-    <w:p/>
     <w:sectPr>
-      <w:headerReference w:type="even" r:id="rId10"/>
-      <w:headerReference w:type="default" r:id="rId11"/>
-      <w:footerReference w:type="even" r:id="rId12"/>
-      <w:footerReference w:type="default" r:id="rId13"/>
-      <w:headerReference w:type="first" r:id="rId14"/>
-      <w:footerReference w:type="first" r:id="rId15"/>
+      <w:headerReference w:type="even" r:id="rId11"/>
+      <w:headerReference w:type="default" r:id="rId12"/>
+      <w:footerReference w:type="even" r:id="rId13"/>
+      <w:footerReference w:type="default" r:id="rId14"/>
+      <w:headerReference w:type="first" r:id="rId15"/>
+      <w:footerReference w:type="first" r:id="rId16"/>
       <w:pgSz w:w="12960" w:h="8640" w:orient="landscape"/>
       <w:pgMar w:top="720" w:right="720" w:bottom="720" w:left="720" w:header="720" w:footer="720" w:gutter="0"/>
       <w:cols w:space="720"/>
@@ -2338,7 +2530,7 @@
         <v:path o:extrusionok="f" gradientshapeok="t" o:connecttype="rect"/>
         <o:lock v:ext="edit" aspectratio="t"/>
       </v:shapetype>
-      <v:shape id="_x0000_i1029" type="#_x0000_t75" style="width:3in;height:3in;visibility:visible" o:bullet="t">
+      <v:shape id="_x0000_i1033" type="#_x0000_t75" style="width:3in;height:3in;visibility:visible" o:bullet="t">
         <v:imagedata r:id="rId1" o:title="MC900065312[1]"/>
       </v:shape>
     </w:pict>
@@ -3924,7 +4116,7 @@
 </file>
 
 <file path=customXml/itemProps1.xml><?xml version="1.0" encoding="utf-8"?>
-<ds:datastoreItem xmlns:ds="http://schemas.openxmlformats.org/officeDocument/2006/customXml" ds:itemID="{25E138A5-BC64-4D8F-BC1D-96BA4B5C5A2F}">
+<ds:datastoreItem xmlns:ds="http://schemas.openxmlformats.org/officeDocument/2006/customXml" ds:itemID="{4E36126B-8B9B-4EFA-8C07-BA10E015242B}">
   <ds:schemaRefs>
     <ds:schemaRef ds:uri="http://schemas.openxmlformats.org/officeDocument/2006/bibliography"/>
   </ds:schemaRefs>

--- a/Books/RPG_Books/The PrincessAndTheabyssDiver/Notes_The PrincessAndTheAbyssDiver.docx
+++ b/Books/RPG_Books/The PrincessAndTheabyssDiver/Notes_The PrincessAndTheAbyssDiver.docx
@@ -399,8 +399,13 @@
               <w:t>,</w:t>
             </w:r>
             <w:r>
-              <w:t xml:space="preserve"> Helheim</w:t>
-            </w:r>
+              <w:t xml:space="preserve"> </w:t>
+            </w:r>
+            <w:proofErr w:type="spellStart"/>
+            <w:r>
+              <w:t>Helheim</w:t>
+            </w:r>
+            <w:proofErr w:type="spellEnd"/>
             <w:r>
               <w:t xml:space="preserve">, and </w:t>
             </w:r>
@@ -704,13 +709,185 @@
         </w:tc>
       </w:tr>
     </w:tbl>
+    <w:p>
+      <w:pPr>
+        <w:pStyle w:val="H3"/>
+      </w:pPr>
+      <w:r>
+        <w:t>Family</w:t>
+      </w:r>
+    </w:p>
+    <w:tbl>
+      <w:tblPr>
+        <w:tblStyle w:val="TableGrid"/>
+        <w:tblW w:w="0" w:type="auto"/>
+        <w:tblLook w:val="04A0"/>
+      </w:tblPr>
+      <w:tblGrid>
+        <w:gridCol w:w="3912"/>
+        <w:gridCol w:w="3912"/>
+        <w:gridCol w:w="3912"/>
+      </w:tblGrid>
+      <w:tr>
+        <w:tc>
+          <w:tcPr>
+            <w:tcW w:w="3912" w:type="dxa"/>
+          </w:tcPr>
+          <w:p>
+            <w:r>
+              <w:t>Luke Aetheren</w:t>
+            </w:r>
+          </w:p>
+        </w:tc>
+        <w:tc>
+          <w:tcPr>
+            <w:tcW w:w="3912" w:type="dxa"/>
+          </w:tcPr>
+          <w:p/>
+        </w:tc>
+        <w:tc>
+          <w:tcPr>
+            <w:tcW w:w="3912" w:type="dxa"/>
+          </w:tcPr>
+          <w:p>
+            <w:r>
+              <w:t>Lukas</w:t>
+            </w:r>
+            <w:r>
+              <w:t xml:space="preserve"> – Lukas is derived from the Latin name </w:t>
+            </w:r>
+            <w:r>
+              <w:lastRenderedPageBreak/>
+              <w:t>Lucas, meaning “the one that brings light” or “born at dawn.”</w:t>
+            </w:r>
+          </w:p>
+          <w:p>
+            <w:r>
+              <w:t>https://danishmom.com/best-swedish-boy-names-meanings/</w:t>
+            </w:r>
+          </w:p>
+        </w:tc>
+      </w:tr>
+      <w:tr>
+        <w:tc>
+          <w:tcPr>
+            <w:tcW w:w="3912" w:type="dxa"/>
+          </w:tcPr>
+          <w:p>
+            <w:r>
+              <w:lastRenderedPageBreak/>
+              <w:t>Lisa</w:t>
+            </w:r>
+          </w:p>
+        </w:tc>
+        <w:tc>
+          <w:tcPr>
+            <w:tcW w:w="3912" w:type="dxa"/>
+          </w:tcPr>
+          <w:p>
+            <w:r>
+              <w:t>13-year-old sister</w:t>
+            </w:r>
+          </w:p>
+        </w:tc>
+        <w:tc>
+          <w:tcPr>
+            <w:tcW w:w="3912" w:type="dxa"/>
+          </w:tcPr>
+          <w:p/>
+        </w:tc>
+      </w:tr>
+      <w:tr>
+        <w:tc>
+          <w:tcPr>
+            <w:tcW w:w="3912" w:type="dxa"/>
+          </w:tcPr>
+          <w:p>
+            <w:r>
+              <w:t>Susan</w:t>
+            </w:r>
+          </w:p>
+        </w:tc>
+        <w:tc>
+          <w:tcPr>
+            <w:tcW w:w="3912" w:type="dxa"/>
+          </w:tcPr>
+          <w:p>
+            <w:r>
+              <w:t>mother</w:t>
+            </w:r>
+          </w:p>
+        </w:tc>
+        <w:tc>
+          <w:tcPr>
+            <w:tcW w:w="3912" w:type="dxa"/>
+          </w:tcPr>
+          <w:p/>
+        </w:tc>
+      </w:tr>
+      <w:tr>
+        <w:tc>
+          <w:tcPr>
+            <w:tcW w:w="3912" w:type="dxa"/>
+          </w:tcPr>
+          <w:p>
+            <w:r>
+              <w:t>James</w:t>
+            </w:r>
+          </w:p>
+        </w:tc>
+        <w:tc>
+          <w:tcPr>
+            <w:tcW w:w="3912" w:type="dxa"/>
+          </w:tcPr>
+          <w:p>
+            <w:r>
+              <w:t>father</w:t>
+            </w:r>
+          </w:p>
+        </w:tc>
+        <w:tc>
+          <w:tcPr>
+            <w:tcW w:w="3912" w:type="dxa"/>
+          </w:tcPr>
+          <w:p/>
+        </w:tc>
+      </w:tr>
+      <w:tr>
+        <w:tc>
+          <w:tcPr>
+            <w:tcW w:w="3912" w:type="dxa"/>
+          </w:tcPr>
+          <w:p>
+            <w:r>
+              <w:t>Barry</w:t>
+            </w:r>
+          </w:p>
+        </w:tc>
+        <w:tc>
+          <w:tcPr>
+            <w:tcW w:w="3912" w:type="dxa"/>
+          </w:tcPr>
+          <w:p>
+            <w:r>
+              <w:t>Goat-uncle</w:t>
+            </w:r>
+          </w:p>
+        </w:tc>
+        <w:tc>
+          <w:tcPr>
+            <w:tcW w:w="3912" w:type="dxa"/>
+          </w:tcPr>
+          <w:p/>
+        </w:tc>
+      </w:tr>
+    </w:tbl>
     <w:p/>
     <w:p>
       <w:pPr>
         <w:pStyle w:val="H3"/>
       </w:pPr>
       <w:r>
-        <w:lastRenderedPageBreak/>
         <w:t>Albert Einstein Academy for Gifted Children – (</w:t>
       </w:r>
       <w:r>
@@ -720,7 +897,13 @@
         <w:t>)</w:t>
       </w:r>
       <w:r>
-        <w:t xml:space="preserve"> – 67 students</w:t>
+        <w:t xml:space="preserve"> – </w:t>
+      </w:r>
+      <w:r>
+        <w:t>8</w:t>
+      </w:r>
+      <w:r>
+        <w:t>7 students</w:t>
       </w:r>
     </w:p>
     <w:tbl>
@@ -1025,6 +1208,7 @@
         <w:pStyle w:val="H3"/>
       </w:pPr>
       <w:r>
+        <w:lastRenderedPageBreak/>
         <w:t>Class mates</w:t>
       </w:r>
     </w:p>
@@ -1142,7 +1326,6 @@
         <w:pStyle w:val="H3"/>
       </w:pPr>
       <w:r>
-        <w:lastRenderedPageBreak/>
         <w:t>Maze Walkers</w:t>
       </w:r>
       <w:r>
@@ -1452,6 +1635,7 @@
         <w:pStyle w:val="H3"/>
       </w:pPr>
       <w:r>
+        <w:lastRenderedPageBreak/>
         <w:t>Device</w:t>
       </w:r>
     </w:p>
@@ -1665,7 +1849,6 @@
           </w:tcPr>
           <w:p>
             <w:r>
-              <w:lastRenderedPageBreak/>
               <w:t>School</w:t>
             </w:r>
           </w:p>
@@ -1699,177 +1882,6 @@
             <w:tcW w:w="3912" w:type="dxa"/>
           </w:tcPr>
           <w:p/>
-        </w:tc>
-        <w:tc>
-          <w:tcPr>
-            <w:tcW w:w="3912" w:type="dxa"/>
-          </w:tcPr>
-          <w:p/>
-        </w:tc>
-      </w:tr>
-    </w:tbl>
-    <w:p>
-      <w:pPr>
-        <w:pStyle w:val="H3"/>
-      </w:pPr>
-      <w:r>
-        <w:t>Family</w:t>
-      </w:r>
-    </w:p>
-    <w:tbl>
-      <w:tblPr>
-        <w:tblStyle w:val="TableGrid"/>
-        <w:tblW w:w="0" w:type="auto"/>
-        <w:tblLook w:val="04A0"/>
-      </w:tblPr>
-      <w:tblGrid>
-        <w:gridCol w:w="3912"/>
-        <w:gridCol w:w="3912"/>
-        <w:gridCol w:w="3912"/>
-      </w:tblGrid>
-      <w:tr>
-        <w:tc>
-          <w:tcPr>
-            <w:tcW w:w="3912" w:type="dxa"/>
-          </w:tcPr>
-          <w:p>
-            <w:r>
-              <w:t>Luke</w:t>
-            </w:r>
-            <w:r>
-              <w:t xml:space="preserve"> Aetheren</w:t>
-            </w:r>
-          </w:p>
-        </w:tc>
-        <w:tc>
-          <w:tcPr>
-            <w:tcW w:w="3912" w:type="dxa"/>
-          </w:tcPr>
-          <w:p/>
-        </w:tc>
-        <w:tc>
-          <w:tcPr>
-            <w:tcW w:w="3912" w:type="dxa"/>
-          </w:tcPr>
-          <w:p>
-            <w:r>
-              <w:t>Lukas</w:t>
-            </w:r>
-            <w:r>
-              <w:t xml:space="preserve"> – Lukas is derived from the Latin name Lucas, meaning “the one that brings light” or “born at dawn.”</w:t>
-            </w:r>
-          </w:p>
-          <w:p>
-            <w:r>
-              <w:t>https://danishmom.com/best-swedish-boy-names-meanings/</w:t>
-            </w:r>
-          </w:p>
-        </w:tc>
-      </w:tr>
-      <w:tr>
-        <w:tc>
-          <w:tcPr>
-            <w:tcW w:w="3912" w:type="dxa"/>
-          </w:tcPr>
-          <w:p>
-            <w:r>
-              <w:t>Lisa</w:t>
-            </w:r>
-          </w:p>
-        </w:tc>
-        <w:tc>
-          <w:tcPr>
-            <w:tcW w:w="3912" w:type="dxa"/>
-          </w:tcPr>
-          <w:p>
-            <w:r>
-              <w:t>13-year-old sister</w:t>
-            </w:r>
-          </w:p>
-        </w:tc>
-        <w:tc>
-          <w:tcPr>
-            <w:tcW w:w="3912" w:type="dxa"/>
-          </w:tcPr>
-          <w:p/>
-        </w:tc>
-      </w:tr>
-      <w:tr>
-        <w:tc>
-          <w:tcPr>
-            <w:tcW w:w="3912" w:type="dxa"/>
-          </w:tcPr>
-          <w:p>
-            <w:r>
-              <w:t>Susan</w:t>
-            </w:r>
-          </w:p>
-        </w:tc>
-        <w:tc>
-          <w:tcPr>
-            <w:tcW w:w="3912" w:type="dxa"/>
-          </w:tcPr>
-          <w:p>
-            <w:r>
-              <w:t>mother</w:t>
-            </w:r>
-          </w:p>
-        </w:tc>
-        <w:tc>
-          <w:tcPr>
-            <w:tcW w:w="3912" w:type="dxa"/>
-          </w:tcPr>
-          <w:p/>
-        </w:tc>
-      </w:tr>
-      <w:tr>
-        <w:tc>
-          <w:tcPr>
-            <w:tcW w:w="3912" w:type="dxa"/>
-          </w:tcPr>
-          <w:p>
-            <w:r>
-              <w:t>James</w:t>
-            </w:r>
-          </w:p>
-        </w:tc>
-        <w:tc>
-          <w:tcPr>
-            <w:tcW w:w="3912" w:type="dxa"/>
-          </w:tcPr>
-          <w:p>
-            <w:r>
-              <w:t>father</w:t>
-            </w:r>
-          </w:p>
-        </w:tc>
-        <w:tc>
-          <w:tcPr>
-            <w:tcW w:w="3912" w:type="dxa"/>
-          </w:tcPr>
-          <w:p/>
-        </w:tc>
-      </w:tr>
-      <w:tr>
-        <w:tc>
-          <w:tcPr>
-            <w:tcW w:w="3912" w:type="dxa"/>
-          </w:tcPr>
-          <w:p>
-            <w:r>
-              <w:t>Barry</w:t>
-            </w:r>
-          </w:p>
-        </w:tc>
-        <w:tc>
-          <w:tcPr>
-            <w:tcW w:w="3912" w:type="dxa"/>
-          </w:tcPr>
-          <w:p>
-            <w:r>
-              <w:t>Goat-uncle</w:t>
-            </w:r>
-          </w:p>
         </w:tc>
         <w:tc>
           <w:tcPr>
@@ -2100,12 +2112,13 @@
         <w:jc w:val="left"/>
       </w:pPr>
       <w:r>
-        <w:lastRenderedPageBreak/>
         <w:t>Luck:</w:t>
       </w:r>
       <w:r>
         <w:tab/>
-        <w:t>7 -&gt; 9</w:t>
+      </w:r>
+      <w:r>
+        <w:t>10</w:t>
       </w:r>
     </w:p>
     <w:p>
@@ -2131,11 +2144,14 @@
         <w:jc w:val="left"/>
       </w:pPr>
       <w:r>
+        <w:lastRenderedPageBreak/>
         <w:t>Tracking:</w:t>
       </w:r>
       <w:r>
         <w:tab/>
-        <w:t>3</w:t>
+      </w:r>
+      <w:r>
+        <w:t>12</w:t>
       </w:r>
     </w:p>
     <w:p>
@@ -2155,7 +2171,9 @@
       </w:r>
       <w:r>
         <w:tab/>
-        <w:t>4</w:t>
+      </w:r>
+      <w:r>
+        <w:t>11</w:t>
       </w:r>
     </w:p>
     <w:p>
@@ -2530,7 +2548,7 @@
         <v:path o:extrusionok="f" gradientshapeok="t" o:connecttype="rect"/>
         <o:lock v:ext="edit" aspectratio="t"/>
       </v:shapetype>
-      <v:shape id="_x0000_i1033" type="#_x0000_t75" style="width:3in;height:3in;visibility:visible" o:bullet="t">
+      <v:shape id="_x0000_i1042" type="#_x0000_t75" style="width:3in;height:3in;visibility:visible" o:bullet="t">
         <v:imagedata r:id="rId1" o:title="MC900065312[1]"/>
       </v:shape>
     </w:pict>
@@ -4116,7 +4134,7 @@
 </file>
 
 <file path=customXml/itemProps1.xml><?xml version="1.0" encoding="utf-8"?>
-<ds:datastoreItem xmlns:ds="http://schemas.openxmlformats.org/officeDocument/2006/customXml" ds:itemID="{4E36126B-8B9B-4EFA-8C07-BA10E015242B}">
+<ds:datastoreItem xmlns:ds="http://schemas.openxmlformats.org/officeDocument/2006/customXml" ds:itemID="{293A356C-0303-4AEA-B118-12D829F743F4}">
   <ds:schemaRefs>
     <ds:schemaRef ds:uri="http://schemas.openxmlformats.org/officeDocument/2006/bibliography"/>
   </ds:schemaRefs>

--- a/Books/RPG_Books/The PrincessAndTheabyssDiver/Notes_The PrincessAndTheAbyssDiver.docx
+++ b/Books/RPG_Books/The PrincessAndTheabyssDiver/Notes_The PrincessAndTheAbyssDiver.docx
@@ -1937,6 +1937,152 @@
     </w:p>
     <w:p>
       <w:pPr>
+        <w:pStyle w:val="StatusUser"/>
+      </w:pPr>
+      <w:r>
+        <w:t>Strength:</w:t>
+      </w:r>
+      <w:r>
+        <w:tab/>
+      </w:r>
+      <w:r>
+        <w:t>4 -&gt; 6</w:t>
+      </w:r>
+    </w:p>
+    <w:p>
+      <w:pPr>
+        <w:pStyle w:val="StatusUser"/>
+      </w:pPr>
+      <w:r>
+        <w:t>Agility</w:t>
+      </w:r>
+      <w:r>
+        <w:t>:</w:t>
+      </w:r>
+      <w:r>
+        <w:tab/>
+      </w:r>
+      <w:r>
+        <w:t>3 -&gt; 6</w:t>
+      </w:r>
+    </w:p>
+    <w:p>
+      <w:pPr>
+        <w:pStyle w:val="StatusUser"/>
+      </w:pPr>
+      <w:r>
+        <w:t>Stamina:</w:t>
+      </w:r>
+      <w:r>
+        <w:tab/>
+        <w:t>3 -&gt; 7</w:t>
+      </w:r>
+    </w:p>
+    <w:p>
+      <w:pPr>
+        <w:pStyle w:val="StatusUser"/>
+      </w:pPr>
+      <w:r>
+        <w:t>Constitution</w:t>
+      </w:r>
+      <w:r>
+        <w:t>:</w:t>
+      </w:r>
+      <w:r>
+        <w:tab/>
+      </w:r>
+      <w:r>
+        <w:t>4 -&gt; 6</w:t>
+      </w:r>
+    </w:p>
+    <w:p>
+      <w:pPr>
+        <w:pStyle w:val="StatusUser"/>
+      </w:pPr>
+      <w:r>
+        <w:t>Vitality:</w:t>
+      </w:r>
+      <w:r>
+        <w:tab/>
+        <w:t>5 -&gt; 7</w:t>
+      </w:r>
+    </w:p>
+    <w:p>
+      <w:pPr>
+        <w:pStyle w:val="StatusUser"/>
+      </w:pPr>
+      <w:r>
+        <w:t>Nerve:</w:t>
+      </w:r>
+      <w:r>
+        <w:tab/>
+      </w:r>
+      <w:r>
+        <w:t>11 -&gt; 13</w:t>
+      </w:r>
+    </w:p>
+    <w:p>
+      <w:pPr>
+        <w:pStyle w:val="StatusUser"/>
+      </w:pPr>
+      <w:r>
+        <w:t>Manna</w:t>
+      </w:r>
+      <w:r>
+        <w:t xml:space="preserve"> Channeling</w:t>
+      </w:r>
+      <w:r>
+        <w:t>:</w:t>
+      </w:r>
+      <w:r>
+        <w:tab/>
+      </w:r>
+      <w:r>
+        <w:t>9 -&gt; 12</w:t>
+      </w:r>
+    </w:p>
+    <w:p>
+      <w:pPr>
+        <w:pStyle w:val="StatusUser"/>
+      </w:pPr>
+      <w:r>
+        <w:t>Charisma:</w:t>
+      </w:r>
+      <w:r>
+        <w:tab/>
+        <w:t>6 -&gt; 8</w:t>
+      </w:r>
+    </w:p>
+    <w:p>
+      <w:pPr>
+        <w:pStyle w:val="StatusUser"/>
+      </w:pPr>
+      <w:r>
+        <w:t>Luck:</w:t>
+      </w:r>
+      <w:r>
+        <w:tab/>
+        <w:t>7 -&gt; 9</w:t>
+      </w:r>
+    </w:p>
+    <w:p>
+      <w:pPr>
+        <w:pStyle w:val="StatusUser"/>
+      </w:pPr>
+      <w:r>
+        <w:t>Mental manipulation resistance: 7 -&gt; 14</w:t>
+      </w:r>
+    </w:p>
+    <w:p>
+      <w:pPr>
+        <w:pStyle w:val="StatusUser"/>
+      </w:pPr>
+      <w:r>
+        <w:t>Emotional manipulation resistance: 3 -&gt; 7</w:t>
+      </w:r>
+    </w:p>
+    <w:p>
+      <w:pPr>
         <w:pStyle w:val="StatusMessage"/>
         <w:tabs>
           <w:tab w:val="left" w:pos="2127"/>
@@ -1945,13 +2091,14 @@
         <w:jc w:val="left"/>
       </w:pPr>
       <w:r>
-        <w:t>Strength:</w:t>
+        <w:lastRenderedPageBreak/>
+        <w:t>Tracking:</w:t>
       </w:r>
       <w:r>
         <w:tab/>
       </w:r>
       <w:r>
-        <w:t>4 -&gt; 6</w:t>
+        <w:t>12</w:t>
       </w:r>
     </w:p>
     <w:p>
@@ -1964,35 +2111,13 @@
         <w:jc w:val="left"/>
       </w:pPr>
       <w:r>
-        <w:t>Agility</w:t>
-      </w:r>
-      <w:r>
-        <w:t>:</w:t>
+        <w:t>Mediation:</w:t>
       </w:r>
       <w:r>
         <w:tab/>
       </w:r>
       <w:r>
-        <w:t>3 -&gt; 6</w:t>
-      </w:r>
-    </w:p>
-    <w:p>
-      <w:pPr>
-        <w:pStyle w:val="StatusMessage"/>
-        <w:tabs>
-          <w:tab w:val="left" w:pos="2127"/>
-        </w:tabs>
-        <w:spacing w:after="120"/>
-        <w:ind w:left="0" w:right="357"/>
-        <w:contextualSpacing w:val="0"/>
-        <w:jc w:val="left"/>
-      </w:pPr>
-      <w:r>
-        <w:t>Stamina:</w:t>
-      </w:r>
-      <w:r>
-        <w:tab/>
-        <w:t>3 -&gt; 7</w:t>
+        <w:t>13</w:t>
       </w:r>
     </w:p>
     <w:p>
@@ -2005,153 +2130,13 @@
         <w:jc w:val="left"/>
       </w:pPr>
       <w:r>
-        <w:t>Constitution</w:t>
-      </w:r>
-      <w:r>
-        <w:t>:</w:t>
+        <w:t xml:space="preserve">Knife throwing: </w:t>
       </w:r>
       <w:r>
         <w:tab/>
       </w:r>
       <w:r>
-        <w:t>4 -&gt; 6</w:t>
-      </w:r>
-    </w:p>
-    <w:p>
-      <w:pPr>
-        <w:pStyle w:val="StatusMessage"/>
-        <w:tabs>
-          <w:tab w:val="left" w:pos="2127"/>
-        </w:tabs>
-        <w:spacing w:after="120"/>
-        <w:ind w:left="0" w:right="357"/>
-        <w:contextualSpacing w:val="0"/>
-        <w:jc w:val="left"/>
-      </w:pPr>
-      <w:r>
-        <w:t>Vitality:</w:t>
-      </w:r>
-      <w:r>
-        <w:tab/>
-        <w:t>5 -&gt; 7</w:t>
-      </w:r>
-    </w:p>
-    <w:p>
-      <w:pPr>
-        <w:pStyle w:val="StatusMessage"/>
-        <w:tabs>
-          <w:tab w:val="left" w:pos="2127"/>
-        </w:tabs>
-        <w:ind w:left="0"/>
-        <w:jc w:val="left"/>
-      </w:pPr>
-      <w:r>
-        <w:t>Nerve:</w:t>
-      </w:r>
-      <w:r>
-        <w:tab/>
-      </w:r>
-      <w:r>
-        <w:t>11 -&gt; 13</w:t>
-      </w:r>
-    </w:p>
-    <w:p>
-      <w:pPr>
-        <w:pStyle w:val="StatusMessage"/>
-        <w:tabs>
-          <w:tab w:val="left" w:pos="2127"/>
-        </w:tabs>
-        <w:spacing w:after="120"/>
-        <w:ind w:left="0" w:right="357"/>
-        <w:contextualSpacing w:val="0"/>
-        <w:jc w:val="left"/>
-      </w:pPr>
-      <w:r>
-        <w:t>Manna</w:t>
-      </w:r>
-      <w:r>
-        <w:t xml:space="preserve"> Channeling</w:t>
-      </w:r>
-      <w:r>
-        <w:t>:</w:t>
-      </w:r>
-      <w:r>
-        <w:tab/>
-      </w:r>
-      <w:r>
-        <w:t>9 -&gt; 12</w:t>
-      </w:r>
-    </w:p>
-    <w:p>
-      <w:pPr>
-        <w:pStyle w:val="StatusMessage"/>
-        <w:tabs>
-          <w:tab w:val="left" w:pos="2127"/>
-        </w:tabs>
-        <w:ind w:left="0"/>
-        <w:jc w:val="left"/>
-      </w:pPr>
-      <w:r>
-        <w:t>Charisma:</w:t>
-      </w:r>
-      <w:r>
-        <w:tab/>
-        <w:t>6</w:t>
-      </w:r>
-      <w:r>
-        <w:t xml:space="preserve"> -&gt; 8</w:t>
-      </w:r>
-    </w:p>
-    <w:p>
-      <w:pPr>
-        <w:pStyle w:val="StatusMessage"/>
-        <w:tabs>
-          <w:tab w:val="left" w:pos="2127"/>
-        </w:tabs>
-        <w:ind w:left="0"/>
-        <w:jc w:val="left"/>
-      </w:pPr>
-      <w:r>
-        <w:t>Luck:</w:t>
-      </w:r>
-      <w:r>
-        <w:tab/>
-      </w:r>
-      <w:r>
-        <w:t>10</w:t>
-      </w:r>
-    </w:p>
-    <w:p>
-      <w:pPr>
-        <w:pStyle w:val="StatusMessage"/>
-        <w:tabs>
-          <w:tab w:val="left" w:pos="2127"/>
-        </w:tabs>
-        <w:ind w:left="0"/>
-        <w:jc w:val="left"/>
-      </w:pPr>
-      <w:r>
-        <w:t>Mental manipulation resistance: 7 -&gt; 14</w:t>
-      </w:r>
-    </w:p>
-    <w:p>
-      <w:pPr>
-        <w:pStyle w:val="StatusMessage"/>
-        <w:tabs>
-          <w:tab w:val="left" w:pos="2127"/>
-        </w:tabs>
-        <w:ind w:left="0"/>
-        <w:jc w:val="left"/>
-      </w:pPr>
-      <w:r>
-        <w:lastRenderedPageBreak/>
-        <w:t>Tracking:</w:t>
-      </w:r>
-      <w:r>
-        <w:tab/>
-      </w:r>
-      <w:r>
-        <w:t>12</w:t>
+        <w:t>11</w:t>
       </w:r>
     </w:p>
     <w:p>
@@ -2166,15 +2151,6 @@
           <w:lang w:val="en-CA"/>
         </w:rPr>
       </w:pPr>
-      <w:r>
-        <w:t xml:space="preserve">Knife throwing: </w:t>
-      </w:r>
-      <w:r>
-        <w:tab/>
-      </w:r>
-      <w:r>
-        <w:t>11</w:t>
-      </w:r>
     </w:p>
     <w:p>
       <w:pPr>
@@ -2548,7 +2524,7 @@
         <v:path o:extrusionok="f" gradientshapeok="t" o:connecttype="rect"/>
         <o:lock v:ext="edit" aspectratio="t"/>
       </v:shapetype>
-      <v:shape id="_x0000_i1042" type="#_x0000_t75" style="width:3in;height:3in;visibility:visible" o:bullet="t">
+      <v:shape id="_x0000_i1136" type="#_x0000_t75" style="width:3in;height:3in;visibility:visible" o:bullet="t">
         <v:imagedata r:id="rId1" o:title="MC900065312[1]"/>
       </v:shape>
     </w:pict>
@@ -3841,6 +3817,26 @@
     <w:basedOn w:val="DefaultParagraphFont"/>
     <w:rsid w:val="007C2AD0"/>
   </w:style>
+  <w:style w:type="paragraph" w:customStyle="1" w:styleId="StatusUser">
+    <w:name w:val="Status_User"/>
+    <w:basedOn w:val="Normal"/>
+    <w:qFormat/>
+    <w:rsid w:val="00E20C2B"/>
+    <w:pPr>
+      <w:tabs>
+        <w:tab w:val="left" w:pos="1701"/>
+        <w:tab w:val="left" w:pos="2126"/>
+      </w:tabs>
+      <w:spacing w:after="120" w:line="240" w:lineRule="auto"/>
+      <w:contextualSpacing/>
+      <w:jc w:val="both"/>
+    </w:pPr>
+    <w:rPr>
+      <w:rFonts w:ascii="Calibri" w:eastAsia="Times New Roman" w:hAnsi="Calibri" w:cs="Times New Roman"/>
+      <w:b/>
+      <w:sz w:val="20"/>
+    </w:rPr>
+  </w:style>
 </w:styles>
 </file>
 
@@ -4134,7 +4130,7 @@
 </file>
 
 <file path=customXml/itemProps1.xml><?xml version="1.0" encoding="utf-8"?>
-<ds:datastoreItem xmlns:ds="http://schemas.openxmlformats.org/officeDocument/2006/customXml" ds:itemID="{293A356C-0303-4AEA-B118-12D829F743F4}">
+<ds:datastoreItem xmlns:ds="http://schemas.openxmlformats.org/officeDocument/2006/customXml" ds:itemID="{781C9AA0-F143-4330-8DCB-87BCAC8C9123}">
   <ds:schemaRefs>
     <ds:schemaRef ds:uri="http://schemas.openxmlformats.org/officeDocument/2006/bibliography"/>
   </ds:schemaRefs>

--- a/Books/RPG_Books/The PrincessAndTheabyssDiver/Notes_The PrincessAndTheAbyssDiver.docx
+++ b/Books/RPG_Books/The PrincessAndTheabyssDiver/Notes_The PrincessAndTheAbyssDiver.docx
@@ -714,6 +714,7 @@
         <w:pStyle w:val="H3"/>
       </w:pPr>
       <w:r>
+        <w:lastRenderedPageBreak/>
         <w:t>Family</w:t>
       </w:r>
     </w:p>
@@ -729,6 +730,9 @@
         <w:gridCol w:w="3912"/>
       </w:tblGrid>
       <w:tr>
+        <w:trPr>
+          <w:trHeight w:val="1054"/>
+        </w:trPr>
         <w:tc>
           <w:tcPr>
             <w:tcW w:w="3912" w:type="dxa"/>
@@ -754,11 +758,7 @@
               <w:t>Lukas</w:t>
             </w:r>
             <w:r>
-              <w:t xml:space="preserve"> – Lukas is derived from the Latin name </w:t>
-            </w:r>
-            <w:r>
-              <w:lastRenderedPageBreak/>
-              <w:t>Lucas, meaning “the one that brings light” or “born at dawn.”</w:t>
+              <w:t xml:space="preserve"> – Lukas is derived from the Latin name Lucas, meaning “the one that brings light” or “born at dawn.”</w:t>
             </w:r>
           </w:p>
           <w:p>
@@ -775,7 +775,6 @@
           </w:tcPr>
           <w:p>
             <w:r>
-              <w:lastRenderedPageBreak/>
               <w:t>Lisa</w:t>
             </w:r>
           </w:p>
@@ -786,7 +785,13 @@
           </w:tcPr>
           <w:p>
             <w:r>
-              <w:t>13-year-old sister</w:t>
+              <w:t>1</w:t>
+            </w:r>
+            <w:r>
+              <w:t>3</w:t>
+            </w:r>
+            <w:r>
+              <w:t>-year-old sister</w:t>
             </w:r>
           </w:p>
         </w:tc>
@@ -900,10 +905,10 @@
         <w:t xml:space="preserve"> – </w:t>
       </w:r>
       <w:r>
-        <w:t>8</w:t>
-      </w:r>
-      <w:r>
-        <w:t>7 students</w:t>
+        <w:t>168</w:t>
+      </w:r>
+      <w:r>
+        <w:t xml:space="preserve"> students</w:t>
       </w:r>
     </w:p>
     <w:tbl>
@@ -924,6 +929,90 @@
           </w:tcPr>
           <w:p>
             <w:r>
+              <w:t>Founded</w:t>
+            </w:r>
+          </w:p>
+        </w:tc>
+        <w:tc>
+          <w:tcPr>
+            <w:tcW w:w="4455" w:type="dxa"/>
+          </w:tcPr>
+          <w:p/>
+        </w:tc>
+        <w:tc>
+          <w:tcPr>
+            <w:tcW w:w="3912" w:type="dxa"/>
+          </w:tcPr>
+          <w:p/>
+        </w:tc>
+      </w:tr>
+      <w:tr>
+        <w:tc>
+          <w:tcPr>
+            <w:tcW w:w="3369" w:type="dxa"/>
+          </w:tcPr>
+          <w:p/>
+        </w:tc>
+        <w:tc>
+          <w:tcPr>
+            <w:tcW w:w="4455" w:type="dxa"/>
+          </w:tcPr>
+          <w:p/>
+        </w:tc>
+        <w:tc>
+          <w:tcPr>
+            <w:tcW w:w="3912" w:type="dxa"/>
+          </w:tcPr>
+          <w:p/>
+        </w:tc>
+      </w:tr>
+      <w:tr>
+        <w:tc>
+          <w:tcPr>
+            <w:tcW w:w="3369" w:type="dxa"/>
+          </w:tcPr>
+          <w:p/>
+        </w:tc>
+        <w:tc>
+          <w:tcPr>
+            <w:tcW w:w="4455" w:type="dxa"/>
+          </w:tcPr>
+          <w:p/>
+        </w:tc>
+        <w:tc>
+          <w:tcPr>
+            <w:tcW w:w="3912" w:type="dxa"/>
+          </w:tcPr>
+          <w:p/>
+        </w:tc>
+      </w:tr>
+      <w:tr>
+        <w:tc>
+          <w:tcPr>
+            <w:tcW w:w="3369" w:type="dxa"/>
+          </w:tcPr>
+          <w:p/>
+        </w:tc>
+        <w:tc>
+          <w:tcPr>
+            <w:tcW w:w="4455" w:type="dxa"/>
+          </w:tcPr>
+          <w:p/>
+        </w:tc>
+        <w:tc>
+          <w:tcPr>
+            <w:tcW w:w="3912" w:type="dxa"/>
+          </w:tcPr>
+          <w:p/>
+        </w:tc>
+      </w:tr>
+      <w:tr>
+        <w:tc>
+          <w:tcPr>
+            <w:tcW w:w="3369" w:type="dxa"/>
+          </w:tcPr>
+          <w:p>
+            <w:r>
               <w:t>Mr. Song</w:t>
             </w:r>
           </w:p>
@@ -1097,6 +1186,7 @@
           </w:tcPr>
           <w:p>
             <w:r>
+              <w:lastRenderedPageBreak/>
               <w:t xml:space="preserve">Brenda </w:t>
             </w:r>
           </w:p>
@@ -1208,7 +1298,6 @@
         <w:pStyle w:val="H3"/>
       </w:pPr>
       <w:r>
-        <w:lastRenderedPageBreak/>
         <w:t>Class mates</w:t>
       </w:r>
     </w:p>
@@ -1248,16 +1337,12 @@
         </w:tc>
       </w:tr>
     </w:tbl>
-    <w:p/>
     <w:p>
       <w:pPr>
         <w:pStyle w:val="H3"/>
-        <w:tabs>
-          <w:tab w:val="left" w:pos="1705"/>
-        </w:tabs>
-      </w:pPr>
-      <w:r>
-        <w:t>Classes</w:t>
+      </w:pPr>
+      <w:r>
+        <w:t>Buildings</w:t>
       </w:r>
     </w:p>
     <w:tbl>
@@ -1278,33 +1363,29 @@
           </w:tcPr>
           <w:p>
             <w:r>
-              <w:t>Homeroom</w:t>
-            </w:r>
-          </w:p>
-        </w:tc>
-        <w:tc>
-          <w:tcPr>
-            <w:tcW w:w="3912" w:type="dxa"/>
-          </w:tcPr>
-          <w:p/>
-        </w:tc>
-        <w:tc>
-          <w:tcPr>
-            <w:tcW w:w="3912" w:type="dxa"/>
-          </w:tcPr>
-          <w:p/>
-        </w:tc>
-      </w:tr>
-      <w:tr>
-        <w:tc>
-          <w:tcPr>
-            <w:tcW w:w="3912" w:type="dxa"/>
-          </w:tcPr>
-          <w:p>
-            <w:r>
-              <w:t>Gym</w:t>
-            </w:r>
-          </w:p>
+              <w:t>Marie Curie Auditorium</w:t>
+            </w:r>
+          </w:p>
+        </w:tc>
+        <w:tc>
+          <w:tcPr>
+            <w:tcW w:w="3912" w:type="dxa"/>
+          </w:tcPr>
+          <w:p/>
+        </w:tc>
+        <w:tc>
+          <w:tcPr>
+            <w:tcW w:w="3912" w:type="dxa"/>
+          </w:tcPr>
+          <w:p/>
+        </w:tc>
+      </w:tr>
+      <w:tr>
+        <w:tc>
+          <w:tcPr>
+            <w:tcW w:w="3912" w:type="dxa"/>
+          </w:tcPr>
+          <w:p/>
         </w:tc>
         <w:tc>
           <w:tcPr>
@@ -1324,18 +1405,12 @@
     <w:p>
       <w:pPr>
         <w:pStyle w:val="H3"/>
-      </w:pPr>
-      <w:r>
-        <w:t>Maze Walkers</w:t>
-      </w:r>
-      <w:r>
-        <w:t xml:space="preserve"> -</w:t>
-      </w:r>
-      <w:r>
-        <w:t>&gt;</w:t>
-      </w:r>
-      <w:r>
-        <w:t xml:space="preserve"> Hilbert Hall, Room 307</w:t>
+        <w:tabs>
+          <w:tab w:val="left" w:pos="1705"/>
+        </w:tabs>
+      </w:pPr>
+      <w:r>
+        <w:t>Classes</w:t>
       </w:r>
     </w:p>
     <w:tbl>
@@ -1356,7 +1431,293 @@
           </w:tcPr>
           <w:p>
             <w:r>
-              <w:t>Haddon</w:t>
+              <w:t>Homeroom</w:t>
+            </w:r>
+          </w:p>
+        </w:tc>
+        <w:tc>
+          <w:tcPr>
+            <w:tcW w:w="3912" w:type="dxa"/>
+          </w:tcPr>
+          <w:p/>
+        </w:tc>
+        <w:tc>
+          <w:tcPr>
+            <w:tcW w:w="3912" w:type="dxa"/>
+          </w:tcPr>
+          <w:p/>
+        </w:tc>
+      </w:tr>
+      <w:tr>
+        <w:tc>
+          <w:tcPr>
+            <w:tcW w:w="3912" w:type="dxa"/>
+          </w:tcPr>
+          <w:p>
+            <w:r>
+              <w:t>Gym</w:t>
+            </w:r>
+          </w:p>
+        </w:tc>
+        <w:tc>
+          <w:tcPr>
+            <w:tcW w:w="3912" w:type="dxa"/>
+          </w:tcPr>
+          <w:p/>
+        </w:tc>
+        <w:tc>
+          <w:tcPr>
+            <w:tcW w:w="3912" w:type="dxa"/>
+          </w:tcPr>
+          <w:p/>
+        </w:tc>
+      </w:tr>
+    </w:tbl>
+    <w:p/>
+    <w:p>
+      <w:pPr>
+        <w:pStyle w:val="H3"/>
+      </w:pPr>
+      <w:r>
+        <w:t>Device</w:t>
+      </w:r>
+    </w:p>
+    <w:tbl>
+      <w:tblPr>
+        <w:tblStyle w:val="TableGrid"/>
+        <w:tblW w:w="0" w:type="auto"/>
+        <w:tblLook w:val="04A0"/>
+      </w:tblPr>
+      <w:tblGrid>
+        <w:gridCol w:w="3912"/>
+        <w:gridCol w:w="3912"/>
+        <w:gridCol w:w="3912"/>
+      </w:tblGrid>
+      <w:tr>
+        <w:tc>
+          <w:tcPr>
+            <w:tcW w:w="3912" w:type="dxa"/>
+          </w:tcPr>
+          <w:p>
+            <w:r>
+              <w:t>Music</w:t>
+            </w:r>
+          </w:p>
+        </w:tc>
+        <w:tc>
+          <w:tcPr>
+            <w:tcW w:w="3912" w:type="dxa"/>
+          </w:tcPr>
+          <w:p/>
+        </w:tc>
+        <w:tc>
+          <w:tcPr>
+            <w:tcW w:w="3912" w:type="dxa"/>
+          </w:tcPr>
+          <w:p/>
+        </w:tc>
+      </w:tr>
+      <w:tr>
+        <w:tc>
+          <w:tcPr>
+            <w:tcW w:w="3912" w:type="dxa"/>
+          </w:tcPr>
+          <w:p>
+            <w:r>
+              <w:t>Videos</w:t>
+            </w:r>
+          </w:p>
+        </w:tc>
+        <w:tc>
+          <w:tcPr>
+            <w:tcW w:w="3912" w:type="dxa"/>
+          </w:tcPr>
+          <w:p/>
+        </w:tc>
+        <w:tc>
+          <w:tcPr>
+            <w:tcW w:w="3912" w:type="dxa"/>
+          </w:tcPr>
+          <w:p/>
+        </w:tc>
+      </w:tr>
+      <w:tr>
+        <w:tc>
+          <w:tcPr>
+            <w:tcW w:w="3912" w:type="dxa"/>
+          </w:tcPr>
+          <w:p>
+            <w:r>
+              <w:t>Map</w:t>
+            </w:r>
+          </w:p>
+        </w:tc>
+        <w:tc>
+          <w:tcPr>
+            <w:tcW w:w="3912" w:type="dxa"/>
+          </w:tcPr>
+          <w:p/>
+        </w:tc>
+        <w:tc>
+          <w:tcPr>
+            <w:tcW w:w="3912" w:type="dxa"/>
+          </w:tcPr>
+          <w:p/>
+        </w:tc>
+      </w:tr>
+      <w:tr>
+        <w:tc>
+          <w:tcPr>
+            <w:tcW w:w="3912" w:type="dxa"/>
+          </w:tcPr>
+          <w:p>
+            <w:r>
+              <w:t>Party Chat</w:t>
+            </w:r>
+          </w:p>
+        </w:tc>
+        <w:tc>
+          <w:tcPr>
+            <w:tcW w:w="3912" w:type="dxa"/>
+          </w:tcPr>
+          <w:p/>
+        </w:tc>
+        <w:tc>
+          <w:tcPr>
+            <w:tcW w:w="3912" w:type="dxa"/>
+          </w:tcPr>
+          <w:p/>
+        </w:tc>
+      </w:tr>
+      <w:tr>
+        <w:tc>
+          <w:tcPr>
+            <w:tcW w:w="3912" w:type="dxa"/>
+          </w:tcPr>
+          <w:p>
+            <w:r>
+              <w:lastRenderedPageBreak/>
+              <w:t>Camera</w:t>
+            </w:r>
+          </w:p>
+        </w:tc>
+        <w:tc>
+          <w:tcPr>
+            <w:tcW w:w="3912" w:type="dxa"/>
+          </w:tcPr>
+          <w:p/>
+        </w:tc>
+        <w:tc>
+          <w:tcPr>
+            <w:tcW w:w="3912" w:type="dxa"/>
+          </w:tcPr>
+          <w:p/>
+        </w:tc>
+      </w:tr>
+      <w:tr>
+        <w:tc>
+          <w:tcPr>
+            <w:tcW w:w="3912" w:type="dxa"/>
+          </w:tcPr>
+          <w:p>
+            <w:r>
+              <w:t>Character Info</w:t>
+            </w:r>
+          </w:p>
+        </w:tc>
+        <w:tc>
+          <w:tcPr>
+            <w:tcW w:w="3912" w:type="dxa"/>
+          </w:tcPr>
+          <w:p/>
+        </w:tc>
+        <w:tc>
+          <w:tcPr>
+            <w:tcW w:w="3912" w:type="dxa"/>
+          </w:tcPr>
+          <w:p/>
+        </w:tc>
+      </w:tr>
+      <w:tr>
+        <w:tc>
+          <w:tcPr>
+            <w:tcW w:w="3912" w:type="dxa"/>
+          </w:tcPr>
+          <w:p>
+            <w:r>
+              <w:t>Identification</w:t>
+            </w:r>
+          </w:p>
+        </w:tc>
+        <w:tc>
+          <w:tcPr>
+            <w:tcW w:w="3912" w:type="dxa"/>
+          </w:tcPr>
+          <w:p/>
+        </w:tc>
+        <w:tc>
+          <w:tcPr>
+            <w:tcW w:w="3912" w:type="dxa"/>
+          </w:tcPr>
+          <w:p/>
+        </w:tc>
+      </w:tr>
+      <w:tr>
+        <w:tc>
+          <w:tcPr>
+            <w:tcW w:w="3912" w:type="dxa"/>
+          </w:tcPr>
+          <w:p>
+            <w:r>
+              <w:t>Library</w:t>
+            </w:r>
+          </w:p>
+        </w:tc>
+        <w:tc>
+          <w:tcPr>
+            <w:tcW w:w="3912" w:type="dxa"/>
+          </w:tcPr>
+          <w:p/>
+        </w:tc>
+        <w:tc>
+          <w:tcPr>
+            <w:tcW w:w="3912" w:type="dxa"/>
+          </w:tcPr>
+          <w:p/>
+        </w:tc>
+      </w:tr>
+      <w:tr>
+        <w:tc>
+          <w:tcPr>
+            <w:tcW w:w="3912" w:type="dxa"/>
+          </w:tcPr>
+          <w:p>
+            <w:r>
+              <w:t>School</w:t>
+            </w:r>
+          </w:p>
+        </w:tc>
+        <w:tc>
+          <w:tcPr>
+            <w:tcW w:w="3912" w:type="dxa"/>
+          </w:tcPr>
+          <w:p/>
+        </w:tc>
+        <w:tc>
+          <w:tcPr>
+            <w:tcW w:w="3912" w:type="dxa"/>
+          </w:tcPr>
+          <w:p/>
+        </w:tc>
+      </w:tr>
+      <w:tr>
+        <w:tc>
+          <w:tcPr>
+            <w:tcW w:w="3912" w:type="dxa"/>
+          </w:tcPr>
+          <w:p>
+            <w:r>
+              <w:t>Settings</w:t>
             </w:r>
           </w:p>
         </w:tc>
@@ -1376,19 +1737,715 @@
     </w:tbl>
     <w:p>
       <w:pPr>
+        <w:pStyle w:val="StatusMessage"/>
+        <w:tabs>
+          <w:tab w:val="left" w:pos="2127"/>
+        </w:tabs>
+        <w:spacing w:before="200"/>
+        <w:ind w:left="0" w:right="357"/>
+        <w:jc w:val="left"/>
+        <w:rPr>
+          <w:u w:val="single"/>
+        </w:rPr>
+      </w:pPr>
+      <w:r>
+        <w:rPr>
+          <w:u w:val="single"/>
+        </w:rPr>
+        <w:t xml:space="preserve">Luke </w:t>
+      </w:r>
+      <w:proofErr w:type="spellStart"/>
+      <w:r>
+        <w:rPr>
+          <w:u w:val="single"/>
+        </w:rPr>
+        <w:t>Aetheren</w:t>
+      </w:r>
+      <w:proofErr w:type="spellEnd"/>
+      <w:r>
+        <w:rPr>
+          <w:u w:val="single"/>
+        </w:rPr>
+        <w:t xml:space="preserve"> – </w:t>
+      </w:r>
+      <w:r>
+        <w:rPr>
+          <w:u w:val="single"/>
+        </w:rPr>
+        <w:t>Rank 1, Level 0</w:t>
+      </w:r>
+    </w:p>
+    <w:p>
+      <w:pPr>
+        <w:pStyle w:val="StatusUser"/>
+      </w:pPr>
+      <w:r>
+        <w:t>Strength:</w:t>
+      </w:r>
+      <w:r>
+        <w:tab/>
+      </w:r>
+      <w:r>
+        <w:t>4 -&gt; 6</w:t>
+      </w:r>
+    </w:p>
+    <w:p>
+      <w:pPr>
+        <w:pStyle w:val="StatusUser"/>
+      </w:pPr>
+      <w:r>
+        <w:t>Agility</w:t>
+      </w:r>
+      <w:r>
+        <w:t>:</w:t>
+      </w:r>
+      <w:r>
+        <w:tab/>
+      </w:r>
+      <w:r>
+        <w:t>3 -&gt; 6</w:t>
+      </w:r>
+    </w:p>
+    <w:p>
+      <w:pPr>
+        <w:pStyle w:val="StatusUser"/>
+      </w:pPr>
+      <w:r>
+        <w:t>Stamina:</w:t>
+      </w:r>
+      <w:r>
+        <w:tab/>
+        <w:t>3 -&gt; 7</w:t>
+      </w:r>
+    </w:p>
+    <w:p>
+      <w:pPr>
+        <w:pStyle w:val="StatusUser"/>
+      </w:pPr>
+      <w:r>
+        <w:t>Constitution</w:t>
+      </w:r>
+      <w:r>
+        <w:t>:</w:t>
+      </w:r>
+      <w:r>
+        <w:tab/>
+      </w:r>
+      <w:r>
+        <w:t>4 -&gt; 6</w:t>
+      </w:r>
+    </w:p>
+    <w:p>
+      <w:pPr>
+        <w:pStyle w:val="StatusUser"/>
+      </w:pPr>
+      <w:r>
+        <w:t>Vitality:</w:t>
+      </w:r>
+      <w:r>
+        <w:tab/>
+        <w:t>5 -&gt; 7</w:t>
+      </w:r>
+    </w:p>
+    <w:p>
+      <w:pPr>
+        <w:pStyle w:val="StatusUser"/>
+      </w:pPr>
+      <w:r>
+        <w:t>Nerve:</w:t>
+      </w:r>
+      <w:r>
+        <w:tab/>
+      </w:r>
+      <w:r>
+        <w:t>11 -&gt; 13</w:t>
+      </w:r>
+    </w:p>
+    <w:p>
+      <w:pPr>
+        <w:pStyle w:val="StatusUser"/>
+      </w:pPr>
+      <w:r>
+        <w:t>Manna</w:t>
+      </w:r>
+      <w:r>
+        <w:t xml:space="preserve"> Channeling</w:t>
+      </w:r>
+      <w:r>
+        <w:t>:</w:t>
+      </w:r>
+      <w:r>
+        <w:tab/>
+      </w:r>
+      <w:r>
+        <w:t>9 -&gt; 12</w:t>
+      </w:r>
+    </w:p>
+    <w:p>
+      <w:pPr>
+        <w:pStyle w:val="StatusUser"/>
+      </w:pPr>
+      <w:r>
+        <w:t>Charisma:</w:t>
+      </w:r>
+      <w:r>
+        <w:tab/>
+        <w:t>6 -&gt; 8</w:t>
+      </w:r>
+    </w:p>
+    <w:p>
+      <w:pPr>
+        <w:pStyle w:val="StatusUser"/>
+      </w:pPr>
+      <w:r>
+        <w:t>Luck:</w:t>
+      </w:r>
+      <w:r>
+        <w:tab/>
+        <w:t>7 -&gt; 9</w:t>
+      </w:r>
+    </w:p>
+    <w:p>
+      <w:pPr>
+        <w:pStyle w:val="StatusUser"/>
+      </w:pPr>
+      <w:r>
+        <w:t>Mental manipulation resistance: 7 -&gt; 14</w:t>
+      </w:r>
+    </w:p>
+    <w:p>
+      <w:pPr>
+        <w:pStyle w:val="StatusUser"/>
+      </w:pPr>
+      <w:r>
+        <w:t>Emotional manipulation resistance: 3 -&gt; 7</w:t>
+      </w:r>
+    </w:p>
+    <w:p>
+      <w:pPr>
+        <w:pStyle w:val="StatusUser"/>
+      </w:pPr>
+      <w:r>
+        <w:t>Tracking:</w:t>
+      </w:r>
+      <w:r>
+        <w:tab/>
+        <w:t>12</w:t>
+      </w:r>
+    </w:p>
+    <w:p>
+      <w:pPr>
+        <w:pStyle w:val="StatusUser"/>
+      </w:pPr>
+      <w:r>
+        <w:t>Mediation:</w:t>
+      </w:r>
+      <w:r>
+        <w:tab/>
+        <w:t>13</w:t>
+      </w:r>
+    </w:p>
+    <w:p>
+      <w:pPr>
+        <w:pStyle w:val="StatusUser"/>
+      </w:pPr>
+      <w:r>
+        <w:t xml:space="preserve">Knife throwing: </w:t>
+      </w:r>
+      <w:r>
+        <w:tab/>
+        <w:t>11</w:t>
+      </w:r>
+    </w:p>
+    <w:p>
+      <w:pPr>
+        <w:pStyle w:val="StatusMessage"/>
+        <w:tabs>
+          <w:tab w:val="left" w:pos="2127"/>
+        </w:tabs>
+        <w:ind w:left="0"/>
+        <w:jc w:val="left"/>
+        <w:rPr>
+          <w:lang w:val="en-CA"/>
+        </w:rPr>
+      </w:pPr>
+    </w:p>
+    <w:p>
+      <w:pPr>
         <w:pStyle w:val="H3"/>
       </w:pPr>
       <w:r>
+        <w:lastRenderedPageBreak/>
+        <w:t>City</w:t>
+      </w:r>
+    </w:p>
+    <w:tbl>
+      <w:tblPr>
+        <w:tblStyle w:val="TableGrid"/>
+        <w:tblW w:w="0" w:type="auto"/>
+        <w:tblLook w:val="04A0"/>
+      </w:tblPr>
+      <w:tblGrid>
+        <w:gridCol w:w="2093"/>
+        <w:gridCol w:w="5731"/>
+        <w:gridCol w:w="3912"/>
+      </w:tblGrid>
+      <w:tr>
+        <w:tc>
+          <w:tcPr>
+            <w:tcW w:w="2093" w:type="dxa"/>
+          </w:tcPr>
+          <w:p>
+            <w:r>
+              <w:t>Viktor</w:t>
+            </w:r>
+          </w:p>
+        </w:tc>
+        <w:tc>
+          <w:tcPr>
+            <w:tcW w:w="5731" w:type="dxa"/>
+          </w:tcPr>
+          <w:p>
+            <w:r>
+              <w:t>Restaurant owner</w:t>
+            </w:r>
+          </w:p>
+        </w:tc>
+        <w:tc>
+          <w:tcPr>
+            <w:tcW w:w="3912" w:type="dxa"/>
+          </w:tcPr>
+          <w:p/>
+        </w:tc>
+      </w:tr>
+      <w:tr>
+        <w:tc>
+          <w:tcPr>
+            <w:tcW w:w="2093" w:type="dxa"/>
+          </w:tcPr>
+          <w:p/>
+        </w:tc>
+        <w:tc>
+          <w:tcPr>
+            <w:tcW w:w="5731" w:type="dxa"/>
+          </w:tcPr>
+          <w:p/>
+        </w:tc>
+        <w:tc>
+          <w:tcPr>
+            <w:tcW w:w="3912" w:type="dxa"/>
+          </w:tcPr>
+          <w:p/>
+        </w:tc>
+      </w:tr>
+    </w:tbl>
+    <w:p/>
+    <w:p>
+      <w:pPr>
+        <w:pStyle w:val="H3"/>
+      </w:pPr>
+      <w:r>
+        <w:t>Monsters</w:t>
+      </w:r>
+    </w:p>
+    <w:tbl>
+      <w:tblPr>
+        <w:tblStyle w:val="TableGrid"/>
+        <w:tblW w:w="0" w:type="auto"/>
+        <w:tblLook w:val="04A0"/>
+      </w:tblPr>
+      <w:tblGrid>
+        <w:gridCol w:w="3912"/>
+        <w:gridCol w:w="3912"/>
+        <w:gridCol w:w="3912"/>
+      </w:tblGrid>
+      <w:tr>
+        <w:tc>
+          <w:tcPr>
+            <w:tcW w:w="3912" w:type="dxa"/>
+          </w:tcPr>
+          <w:p>
+            <w:r>
+              <w:t>wendigos</w:t>
+            </w:r>
+          </w:p>
+        </w:tc>
+        <w:tc>
+          <w:tcPr>
+            <w:tcW w:w="3912" w:type="dxa"/>
+          </w:tcPr>
+          <w:p/>
+        </w:tc>
+        <w:tc>
+          <w:tcPr>
+            <w:tcW w:w="3912" w:type="dxa"/>
+          </w:tcPr>
+          <w:p/>
+        </w:tc>
+      </w:tr>
+      <w:tr>
+        <w:tc>
+          <w:tcPr>
+            <w:tcW w:w="3912" w:type="dxa"/>
+          </w:tcPr>
+          <w:p>
+            <w:proofErr w:type="spellStart"/>
+            <w:r>
+              <w:t>Mokeles</w:t>
+            </w:r>
+            <w:proofErr w:type="spellEnd"/>
+          </w:p>
+        </w:tc>
+        <w:tc>
+          <w:tcPr>
+            <w:tcW w:w="3912" w:type="dxa"/>
+          </w:tcPr>
+          <w:p>
+            <w:r>
+              <w:t>https://www.adazing.com/sea-monster-names/</w:t>
+            </w:r>
+          </w:p>
+        </w:tc>
+        <w:tc>
+          <w:tcPr>
+            <w:tcW w:w="3912" w:type="dxa"/>
+          </w:tcPr>
+          <w:p/>
+        </w:tc>
+      </w:tr>
+      <w:tr>
+        <w:tc>
+          <w:tcPr>
+            <w:tcW w:w="3912" w:type="dxa"/>
+          </w:tcPr>
+          <w:p/>
+        </w:tc>
+        <w:tc>
+          <w:tcPr>
+            <w:tcW w:w="3912" w:type="dxa"/>
+          </w:tcPr>
+          <w:p/>
+        </w:tc>
+        <w:tc>
+          <w:tcPr>
+            <w:tcW w:w="3912" w:type="dxa"/>
+          </w:tcPr>
+          <w:p/>
+        </w:tc>
+      </w:tr>
+      <w:tr>
+        <w:tc>
+          <w:tcPr>
+            <w:tcW w:w="3912" w:type="dxa"/>
+          </w:tcPr>
+          <w:p/>
+        </w:tc>
+        <w:tc>
+          <w:tcPr>
+            <w:tcW w:w="3912" w:type="dxa"/>
+          </w:tcPr>
+          <w:p/>
+        </w:tc>
+        <w:tc>
+          <w:tcPr>
+            <w:tcW w:w="3912" w:type="dxa"/>
+          </w:tcPr>
+          <w:p/>
+        </w:tc>
+      </w:tr>
+      <w:tr>
+        <w:tc>
+          <w:tcPr>
+            <w:tcW w:w="3912" w:type="dxa"/>
+          </w:tcPr>
+          <w:p/>
+        </w:tc>
+        <w:tc>
+          <w:tcPr>
+            <w:tcW w:w="3912" w:type="dxa"/>
+          </w:tcPr>
+          <w:p/>
+        </w:tc>
+        <w:tc>
+          <w:tcPr>
+            <w:tcW w:w="3912" w:type="dxa"/>
+          </w:tcPr>
+          <w:p/>
+        </w:tc>
+      </w:tr>
+    </w:tbl>
+    <w:p/>
+    <w:p/>
+    <w:p/>
+    <w:p/>
+    <w:p>
+      <w:pPr>
+        <w:pStyle w:val="H2"/>
+      </w:pPr>
+      <w:r>
+        <w:t>Clubs</w:t>
+      </w:r>
+    </w:p>
+    <w:p>
+      <w:pPr>
+        <w:pStyle w:val="H3"/>
+      </w:pPr>
+      <w:r>
+        <w:t>Maze Walkers</w:t>
+      </w:r>
+      <w:r>
+        <w:t xml:space="preserve"> -</w:t>
+      </w:r>
+      <w:r>
+        <w:t>&gt;</w:t>
+      </w:r>
+      <w:r>
+        <w:t xml:space="preserve"> Hilbert Hall, Room 307</w:t>
+      </w:r>
+    </w:p>
+    <w:tbl>
+      <w:tblPr>
+        <w:tblStyle w:val="TableGrid"/>
+        <w:tblW w:w="0" w:type="auto"/>
+        <w:tblLook w:val="04A0"/>
+      </w:tblPr>
+      <w:tblGrid>
+        <w:gridCol w:w="3912"/>
+        <w:gridCol w:w="3912"/>
+        <w:gridCol w:w="3912"/>
+      </w:tblGrid>
+      <w:tr>
+        <w:tc>
+          <w:tcPr>
+            <w:tcW w:w="3912" w:type="dxa"/>
+          </w:tcPr>
+          <w:p>
+            <w:r>
+              <w:t>Haddon</w:t>
+            </w:r>
+          </w:p>
+        </w:tc>
+        <w:tc>
+          <w:tcPr>
+            <w:tcW w:w="3912" w:type="dxa"/>
+          </w:tcPr>
+          <w:p/>
+        </w:tc>
+        <w:tc>
+          <w:tcPr>
+            <w:tcW w:w="3912" w:type="dxa"/>
+          </w:tcPr>
+          <w:p/>
+        </w:tc>
+      </w:tr>
+    </w:tbl>
+    <w:p>
+      <w:pPr>
+        <w:pStyle w:val="H3"/>
+      </w:pPr>
+      <w:r>
+        <w:lastRenderedPageBreak/>
+        <w:t>Stealthy Stalkers</w:t>
+      </w:r>
+      <w:r>
+        <w:t xml:space="preserve"> - Parkour</w:t>
+      </w:r>
+    </w:p>
+    <w:tbl>
+      <w:tblPr>
+        <w:tblStyle w:val="TableGrid"/>
+        <w:tblW w:w="0" w:type="auto"/>
+        <w:tblLook w:val="04A0"/>
+      </w:tblPr>
+      <w:tblGrid>
+        <w:gridCol w:w="3912"/>
+        <w:gridCol w:w="3912"/>
+        <w:gridCol w:w="3912"/>
+      </w:tblGrid>
+      <w:tr>
+        <w:tc>
+          <w:tcPr>
+            <w:tcW w:w="3912" w:type="dxa"/>
+          </w:tcPr>
+          <w:p>
+            <w:r>
+              <w:t>Megan</w:t>
+            </w:r>
+          </w:p>
+        </w:tc>
+        <w:tc>
+          <w:tcPr>
+            <w:tcW w:w="3912" w:type="dxa"/>
+          </w:tcPr>
+          <w:p/>
+        </w:tc>
+        <w:tc>
+          <w:tcPr>
+            <w:tcW w:w="3912" w:type="dxa"/>
+          </w:tcPr>
+          <w:p/>
+        </w:tc>
+      </w:tr>
+      <w:tr>
+        <w:tc>
+          <w:tcPr>
+            <w:tcW w:w="3912" w:type="dxa"/>
+          </w:tcPr>
+          <w:p/>
+        </w:tc>
+        <w:tc>
+          <w:tcPr>
+            <w:tcW w:w="3912" w:type="dxa"/>
+          </w:tcPr>
+          <w:p/>
+        </w:tc>
+        <w:tc>
+          <w:tcPr>
+            <w:tcW w:w="3912" w:type="dxa"/>
+          </w:tcPr>
+          <w:p/>
+        </w:tc>
+      </w:tr>
+    </w:tbl>
+    <w:p>
+      <w:pPr>
+        <w:pStyle w:val="H3"/>
+      </w:pPr>
+      <w:r>
+        <w:t>Forest Phantoms</w:t>
+      </w:r>
+      <w:r>
+        <w:t xml:space="preserve"> – Wilderness tracking</w:t>
+      </w:r>
+    </w:p>
+    <w:tbl>
+      <w:tblPr>
+        <w:tblStyle w:val="TableGrid"/>
+        <w:tblW w:w="0" w:type="auto"/>
+        <w:tblLook w:val="04A0"/>
+      </w:tblPr>
+      <w:tblGrid>
+        <w:gridCol w:w="3912"/>
+        <w:gridCol w:w="3912"/>
+        <w:gridCol w:w="3912"/>
+      </w:tblGrid>
+      <w:tr>
+        <w:tc>
+          <w:tcPr>
+            <w:tcW w:w="3912" w:type="dxa"/>
+          </w:tcPr>
+          <w:p/>
+        </w:tc>
+        <w:tc>
+          <w:tcPr>
+            <w:tcW w:w="3912" w:type="dxa"/>
+          </w:tcPr>
+          <w:p/>
+        </w:tc>
+        <w:tc>
+          <w:tcPr>
+            <w:tcW w:w="3912" w:type="dxa"/>
+          </w:tcPr>
+          <w:p/>
+        </w:tc>
+      </w:tr>
+      <w:tr>
+        <w:tc>
+          <w:tcPr>
+            <w:tcW w:w="3912" w:type="dxa"/>
+          </w:tcPr>
+          <w:p/>
+        </w:tc>
+        <w:tc>
+          <w:tcPr>
+            <w:tcW w:w="3912" w:type="dxa"/>
+          </w:tcPr>
+          <w:p/>
+        </w:tc>
+        <w:tc>
+          <w:tcPr>
+            <w:tcW w:w="3912" w:type="dxa"/>
+          </w:tcPr>
+          <w:p/>
+        </w:tc>
+      </w:tr>
+    </w:tbl>
+    <w:p>
+      <w:pPr>
+        <w:pStyle w:val="H3"/>
+      </w:pPr>
+      <w:r>
+        <w:t>Trick Shots</w:t>
+      </w:r>
+      <w:r>
+        <w:t xml:space="preserve"> – Knife throwing</w:t>
+      </w:r>
+    </w:p>
+    <w:tbl>
+      <w:tblPr>
+        <w:tblStyle w:val="TableGrid"/>
+        <w:tblW w:w="0" w:type="auto"/>
+        <w:tblLook w:val="04A0"/>
+      </w:tblPr>
+      <w:tblGrid>
+        <w:gridCol w:w="3912"/>
+        <w:gridCol w:w="3912"/>
+        <w:gridCol w:w="3912"/>
+      </w:tblGrid>
+      <w:tr>
+        <w:tc>
+          <w:tcPr>
+            <w:tcW w:w="3912" w:type="dxa"/>
+          </w:tcPr>
+          <w:p>
+            <w:r>
+              <w:t>Evans</w:t>
+            </w:r>
+          </w:p>
+        </w:tc>
+        <w:tc>
+          <w:tcPr>
+            <w:tcW w:w="3912" w:type="dxa"/>
+          </w:tcPr>
+          <w:p/>
+        </w:tc>
+        <w:tc>
+          <w:tcPr>
+            <w:tcW w:w="3912" w:type="dxa"/>
+          </w:tcPr>
+          <w:p/>
+        </w:tc>
+      </w:tr>
+      <w:tr>
+        <w:tc>
+          <w:tcPr>
+            <w:tcW w:w="3912" w:type="dxa"/>
+          </w:tcPr>
+          <w:p/>
+        </w:tc>
+        <w:tc>
+          <w:tcPr>
+            <w:tcW w:w="3912" w:type="dxa"/>
+          </w:tcPr>
+          <w:p/>
+        </w:tc>
+        <w:tc>
+          <w:tcPr>
+            <w:tcW w:w="3912" w:type="dxa"/>
+          </w:tcPr>
+          <w:p/>
+        </w:tc>
+      </w:tr>
+    </w:tbl>
+    <w:p>
+      <w:pPr>
+        <w:pStyle w:val="H3"/>
+      </w:pPr>
+      <w:r>
         <w:t>Delicious in Dungeon</w:t>
       </w:r>
       <w:r>
-        <w:t xml:space="preserve"> -</w:t>
-      </w:r>
-      <w:r>
-        <w:t>&gt;</w:t>
-      </w:r>
-      <w:r>
-        <w:t xml:space="preserve"> </w:t>
+        <w:t xml:space="preserve"> -&gt; </w:t>
       </w:r>
       <w:hyperlink r:id="rId10" w:history="1">
         <w:proofErr w:type="spellStart"/>
@@ -1407,10 +2464,7 @@
         </w:r>
       </w:hyperlink>
       <w:r>
-        <w:t>, Room 503</w:t>
-      </w:r>
-      <w:r>
-        <w:t xml:space="preserve"> (Cafeteria building)</w:t>
+        <w:t>, Room 503 (Cafeteria building)</w:t>
       </w:r>
     </w:p>
     <w:tbl>
@@ -1431,10 +2485,7 @@
           </w:tcPr>
           <w:p>
             <w:r>
-              <w:t>Wendy</w:t>
-            </w:r>
-            <w:r>
-              <w:t xml:space="preserve"> </w:t>
+              <w:t xml:space="preserve">Wendy </w:t>
             </w:r>
             <w:r>
               <w:t>Rossi</w:t>
@@ -1499,8 +2550,17 @@
       <w:pPr>
         <w:pStyle w:val="H3"/>
       </w:pPr>
-      <w:r>
-        <w:t>Buildings</w:t>
+    </w:p>
+    <w:p/>
+    <w:p/>
+    <w:p/>
+    <w:p>
+      <w:pPr>
+        <w:pStyle w:val="H3"/>
+      </w:pPr>
+      <w:r>
+        <w:lastRenderedPageBreak/>
+        <w:t>Foods - Ingredients</w:t>
       </w:r>
     </w:p>
     <w:tbl>
@@ -1521,15 +2581,22 @@
           </w:tcPr>
           <w:p>
             <w:r>
-              <w:t>Marie Curie Auditorium</w:t>
-            </w:r>
-          </w:p>
-        </w:tc>
-        <w:tc>
-          <w:tcPr>
-            <w:tcW w:w="3912" w:type="dxa"/>
-          </w:tcPr>
-          <w:p/>
+              <w:t>Winder-berries</w:t>
+            </w:r>
+          </w:p>
+        </w:tc>
+        <w:tc>
+          <w:tcPr>
+            <w:tcW w:w="3912" w:type="dxa"/>
+          </w:tcPr>
+          <w:p>
+            <w:r>
+              <w:t xml:space="preserve">Associated with </w:t>
+            </w:r>
+            <w:r>
+              <w:t>wendigos</w:t>
+            </w:r>
+          </w:p>
         </w:tc>
         <w:tc>
           <w:tcPr>
@@ -1559,801 +2626,6 @@
         </w:tc>
       </w:tr>
     </w:tbl>
-    <w:p>
-      <w:pPr>
-        <w:pStyle w:val="H3"/>
-      </w:pPr>
-      <w:r>
-        <w:t>Foods - Ingredients</w:t>
-      </w:r>
-    </w:p>
-    <w:tbl>
-      <w:tblPr>
-        <w:tblStyle w:val="TableGrid"/>
-        <w:tblW w:w="0" w:type="auto"/>
-        <w:tblLook w:val="04A0"/>
-      </w:tblPr>
-      <w:tblGrid>
-        <w:gridCol w:w="3912"/>
-        <w:gridCol w:w="3912"/>
-        <w:gridCol w:w="3912"/>
-      </w:tblGrid>
-      <w:tr>
-        <w:tc>
-          <w:tcPr>
-            <w:tcW w:w="3912" w:type="dxa"/>
-          </w:tcPr>
-          <w:p>
-            <w:r>
-              <w:t>Winder-berries</w:t>
-            </w:r>
-          </w:p>
-        </w:tc>
-        <w:tc>
-          <w:tcPr>
-            <w:tcW w:w="3912" w:type="dxa"/>
-          </w:tcPr>
-          <w:p>
-            <w:r>
-              <w:t xml:space="preserve">Associated with </w:t>
-            </w:r>
-            <w:r>
-              <w:t>wendigos</w:t>
-            </w:r>
-          </w:p>
-        </w:tc>
-        <w:tc>
-          <w:tcPr>
-            <w:tcW w:w="3912" w:type="dxa"/>
-          </w:tcPr>
-          <w:p/>
-        </w:tc>
-      </w:tr>
-      <w:tr>
-        <w:tc>
-          <w:tcPr>
-            <w:tcW w:w="3912" w:type="dxa"/>
-          </w:tcPr>
-          <w:p/>
-        </w:tc>
-        <w:tc>
-          <w:tcPr>
-            <w:tcW w:w="3912" w:type="dxa"/>
-          </w:tcPr>
-          <w:p/>
-        </w:tc>
-        <w:tc>
-          <w:tcPr>
-            <w:tcW w:w="3912" w:type="dxa"/>
-          </w:tcPr>
-          <w:p/>
-        </w:tc>
-      </w:tr>
-    </w:tbl>
-    <w:p>
-      <w:pPr>
-        <w:pStyle w:val="H3"/>
-      </w:pPr>
-      <w:r>
-        <w:lastRenderedPageBreak/>
-        <w:t>Device</w:t>
-      </w:r>
-    </w:p>
-    <w:tbl>
-      <w:tblPr>
-        <w:tblStyle w:val="TableGrid"/>
-        <w:tblW w:w="0" w:type="auto"/>
-        <w:tblLook w:val="04A0"/>
-      </w:tblPr>
-      <w:tblGrid>
-        <w:gridCol w:w="3912"/>
-        <w:gridCol w:w="3912"/>
-        <w:gridCol w:w="3912"/>
-      </w:tblGrid>
-      <w:tr>
-        <w:tc>
-          <w:tcPr>
-            <w:tcW w:w="3912" w:type="dxa"/>
-          </w:tcPr>
-          <w:p>
-            <w:r>
-              <w:t>Music</w:t>
-            </w:r>
-          </w:p>
-        </w:tc>
-        <w:tc>
-          <w:tcPr>
-            <w:tcW w:w="3912" w:type="dxa"/>
-          </w:tcPr>
-          <w:p/>
-        </w:tc>
-        <w:tc>
-          <w:tcPr>
-            <w:tcW w:w="3912" w:type="dxa"/>
-          </w:tcPr>
-          <w:p/>
-        </w:tc>
-      </w:tr>
-      <w:tr>
-        <w:tc>
-          <w:tcPr>
-            <w:tcW w:w="3912" w:type="dxa"/>
-          </w:tcPr>
-          <w:p>
-            <w:r>
-              <w:t>Videos</w:t>
-            </w:r>
-          </w:p>
-        </w:tc>
-        <w:tc>
-          <w:tcPr>
-            <w:tcW w:w="3912" w:type="dxa"/>
-          </w:tcPr>
-          <w:p/>
-        </w:tc>
-        <w:tc>
-          <w:tcPr>
-            <w:tcW w:w="3912" w:type="dxa"/>
-          </w:tcPr>
-          <w:p/>
-        </w:tc>
-      </w:tr>
-      <w:tr>
-        <w:tc>
-          <w:tcPr>
-            <w:tcW w:w="3912" w:type="dxa"/>
-          </w:tcPr>
-          <w:p>
-            <w:r>
-              <w:t>Map</w:t>
-            </w:r>
-          </w:p>
-        </w:tc>
-        <w:tc>
-          <w:tcPr>
-            <w:tcW w:w="3912" w:type="dxa"/>
-          </w:tcPr>
-          <w:p/>
-        </w:tc>
-        <w:tc>
-          <w:tcPr>
-            <w:tcW w:w="3912" w:type="dxa"/>
-          </w:tcPr>
-          <w:p/>
-        </w:tc>
-      </w:tr>
-      <w:tr>
-        <w:tc>
-          <w:tcPr>
-            <w:tcW w:w="3912" w:type="dxa"/>
-          </w:tcPr>
-          <w:p>
-            <w:r>
-              <w:t>Party Chat</w:t>
-            </w:r>
-          </w:p>
-        </w:tc>
-        <w:tc>
-          <w:tcPr>
-            <w:tcW w:w="3912" w:type="dxa"/>
-          </w:tcPr>
-          <w:p/>
-        </w:tc>
-        <w:tc>
-          <w:tcPr>
-            <w:tcW w:w="3912" w:type="dxa"/>
-          </w:tcPr>
-          <w:p/>
-        </w:tc>
-      </w:tr>
-      <w:tr>
-        <w:tc>
-          <w:tcPr>
-            <w:tcW w:w="3912" w:type="dxa"/>
-          </w:tcPr>
-          <w:p>
-            <w:r>
-              <w:t>Camera</w:t>
-            </w:r>
-          </w:p>
-        </w:tc>
-        <w:tc>
-          <w:tcPr>
-            <w:tcW w:w="3912" w:type="dxa"/>
-          </w:tcPr>
-          <w:p/>
-        </w:tc>
-        <w:tc>
-          <w:tcPr>
-            <w:tcW w:w="3912" w:type="dxa"/>
-          </w:tcPr>
-          <w:p/>
-        </w:tc>
-      </w:tr>
-      <w:tr>
-        <w:tc>
-          <w:tcPr>
-            <w:tcW w:w="3912" w:type="dxa"/>
-          </w:tcPr>
-          <w:p>
-            <w:r>
-              <w:t>Character Info</w:t>
-            </w:r>
-          </w:p>
-        </w:tc>
-        <w:tc>
-          <w:tcPr>
-            <w:tcW w:w="3912" w:type="dxa"/>
-          </w:tcPr>
-          <w:p/>
-        </w:tc>
-        <w:tc>
-          <w:tcPr>
-            <w:tcW w:w="3912" w:type="dxa"/>
-          </w:tcPr>
-          <w:p/>
-        </w:tc>
-      </w:tr>
-      <w:tr>
-        <w:tc>
-          <w:tcPr>
-            <w:tcW w:w="3912" w:type="dxa"/>
-          </w:tcPr>
-          <w:p>
-            <w:r>
-              <w:t>Identification</w:t>
-            </w:r>
-          </w:p>
-        </w:tc>
-        <w:tc>
-          <w:tcPr>
-            <w:tcW w:w="3912" w:type="dxa"/>
-          </w:tcPr>
-          <w:p/>
-        </w:tc>
-        <w:tc>
-          <w:tcPr>
-            <w:tcW w:w="3912" w:type="dxa"/>
-          </w:tcPr>
-          <w:p/>
-        </w:tc>
-      </w:tr>
-      <w:tr>
-        <w:tc>
-          <w:tcPr>
-            <w:tcW w:w="3912" w:type="dxa"/>
-          </w:tcPr>
-          <w:p>
-            <w:r>
-              <w:t>Library</w:t>
-            </w:r>
-          </w:p>
-        </w:tc>
-        <w:tc>
-          <w:tcPr>
-            <w:tcW w:w="3912" w:type="dxa"/>
-          </w:tcPr>
-          <w:p/>
-        </w:tc>
-        <w:tc>
-          <w:tcPr>
-            <w:tcW w:w="3912" w:type="dxa"/>
-          </w:tcPr>
-          <w:p/>
-        </w:tc>
-      </w:tr>
-      <w:tr>
-        <w:tc>
-          <w:tcPr>
-            <w:tcW w:w="3912" w:type="dxa"/>
-          </w:tcPr>
-          <w:p>
-            <w:r>
-              <w:t>School</w:t>
-            </w:r>
-          </w:p>
-        </w:tc>
-        <w:tc>
-          <w:tcPr>
-            <w:tcW w:w="3912" w:type="dxa"/>
-          </w:tcPr>
-          <w:p/>
-        </w:tc>
-        <w:tc>
-          <w:tcPr>
-            <w:tcW w:w="3912" w:type="dxa"/>
-          </w:tcPr>
-          <w:p/>
-        </w:tc>
-      </w:tr>
-      <w:tr>
-        <w:tc>
-          <w:tcPr>
-            <w:tcW w:w="3912" w:type="dxa"/>
-          </w:tcPr>
-          <w:p>
-            <w:r>
-              <w:t>Settings</w:t>
-            </w:r>
-          </w:p>
-        </w:tc>
-        <w:tc>
-          <w:tcPr>
-            <w:tcW w:w="3912" w:type="dxa"/>
-          </w:tcPr>
-          <w:p/>
-        </w:tc>
-        <w:tc>
-          <w:tcPr>
-            <w:tcW w:w="3912" w:type="dxa"/>
-          </w:tcPr>
-          <w:p/>
-        </w:tc>
-      </w:tr>
-    </w:tbl>
-    <w:p>
-      <w:pPr>
-        <w:pStyle w:val="StatusMessage"/>
-        <w:tabs>
-          <w:tab w:val="left" w:pos="2127"/>
-        </w:tabs>
-        <w:spacing w:before="200"/>
-        <w:ind w:left="0" w:right="357"/>
-        <w:jc w:val="left"/>
-        <w:rPr>
-          <w:u w:val="single"/>
-        </w:rPr>
-      </w:pPr>
-      <w:r>
-        <w:rPr>
-          <w:u w:val="single"/>
-        </w:rPr>
-        <w:t xml:space="preserve">Luke </w:t>
-      </w:r>
-      <w:r>
-        <w:rPr>
-          <w:u w:val="single"/>
-        </w:rPr>
-        <w:t>Aetheren</w:t>
-      </w:r>
-      <w:r>
-        <w:rPr>
-          <w:u w:val="single"/>
-        </w:rPr>
-        <w:t xml:space="preserve"> – </w:t>
-      </w:r>
-      <w:r>
-        <w:rPr>
-          <w:u w:val="single"/>
-        </w:rPr>
-        <w:t xml:space="preserve">Rank 1, </w:t>
-      </w:r>
-      <w:r>
-        <w:rPr>
-          <w:u w:val="single"/>
-        </w:rPr>
-        <w:t>Level 0</w:t>
-      </w:r>
-    </w:p>
-    <w:p>
-      <w:pPr>
-        <w:pStyle w:val="StatusUser"/>
-      </w:pPr>
-      <w:r>
-        <w:t>Strength:</w:t>
-      </w:r>
-      <w:r>
-        <w:tab/>
-      </w:r>
-      <w:r>
-        <w:t>4 -&gt; 6</w:t>
-      </w:r>
-    </w:p>
-    <w:p>
-      <w:pPr>
-        <w:pStyle w:val="StatusUser"/>
-      </w:pPr>
-      <w:r>
-        <w:t>Agility</w:t>
-      </w:r>
-      <w:r>
-        <w:t>:</w:t>
-      </w:r>
-      <w:r>
-        <w:tab/>
-      </w:r>
-      <w:r>
-        <w:t>3 -&gt; 6</w:t>
-      </w:r>
-    </w:p>
-    <w:p>
-      <w:pPr>
-        <w:pStyle w:val="StatusUser"/>
-      </w:pPr>
-      <w:r>
-        <w:t>Stamina:</w:t>
-      </w:r>
-      <w:r>
-        <w:tab/>
-        <w:t>3 -&gt; 7</w:t>
-      </w:r>
-    </w:p>
-    <w:p>
-      <w:pPr>
-        <w:pStyle w:val="StatusUser"/>
-      </w:pPr>
-      <w:r>
-        <w:t>Constitution</w:t>
-      </w:r>
-      <w:r>
-        <w:t>:</w:t>
-      </w:r>
-      <w:r>
-        <w:tab/>
-      </w:r>
-      <w:r>
-        <w:t>4 -&gt; 6</w:t>
-      </w:r>
-    </w:p>
-    <w:p>
-      <w:pPr>
-        <w:pStyle w:val="StatusUser"/>
-      </w:pPr>
-      <w:r>
-        <w:t>Vitality:</w:t>
-      </w:r>
-      <w:r>
-        <w:tab/>
-        <w:t>5 -&gt; 7</w:t>
-      </w:r>
-    </w:p>
-    <w:p>
-      <w:pPr>
-        <w:pStyle w:val="StatusUser"/>
-      </w:pPr>
-      <w:r>
-        <w:t>Nerve:</w:t>
-      </w:r>
-      <w:r>
-        <w:tab/>
-      </w:r>
-      <w:r>
-        <w:t>11 -&gt; 13</w:t>
-      </w:r>
-    </w:p>
-    <w:p>
-      <w:pPr>
-        <w:pStyle w:val="StatusUser"/>
-      </w:pPr>
-      <w:r>
-        <w:t>Manna</w:t>
-      </w:r>
-      <w:r>
-        <w:t xml:space="preserve"> Channeling</w:t>
-      </w:r>
-      <w:r>
-        <w:t>:</w:t>
-      </w:r>
-      <w:r>
-        <w:tab/>
-      </w:r>
-      <w:r>
-        <w:t>9 -&gt; 12</w:t>
-      </w:r>
-    </w:p>
-    <w:p>
-      <w:pPr>
-        <w:pStyle w:val="StatusUser"/>
-      </w:pPr>
-      <w:r>
-        <w:t>Charisma:</w:t>
-      </w:r>
-      <w:r>
-        <w:tab/>
-        <w:t>6 -&gt; 8</w:t>
-      </w:r>
-    </w:p>
-    <w:p>
-      <w:pPr>
-        <w:pStyle w:val="StatusUser"/>
-      </w:pPr>
-      <w:r>
-        <w:t>Luck:</w:t>
-      </w:r>
-      <w:r>
-        <w:tab/>
-        <w:t>7 -&gt; 9</w:t>
-      </w:r>
-    </w:p>
-    <w:p>
-      <w:pPr>
-        <w:pStyle w:val="StatusUser"/>
-      </w:pPr>
-      <w:r>
-        <w:t>Mental manipulation resistance: 7 -&gt; 14</w:t>
-      </w:r>
-    </w:p>
-    <w:p>
-      <w:pPr>
-        <w:pStyle w:val="StatusUser"/>
-      </w:pPr>
-      <w:r>
-        <w:t>Emotional manipulation resistance: 3 -&gt; 7</w:t>
-      </w:r>
-    </w:p>
-    <w:p>
-      <w:pPr>
-        <w:pStyle w:val="StatusMessage"/>
-        <w:tabs>
-          <w:tab w:val="left" w:pos="2127"/>
-        </w:tabs>
-        <w:ind w:left="0"/>
-        <w:jc w:val="left"/>
-      </w:pPr>
-      <w:r>
-        <w:lastRenderedPageBreak/>
-        <w:t>Tracking:</w:t>
-      </w:r>
-      <w:r>
-        <w:tab/>
-      </w:r>
-      <w:r>
-        <w:t>12</w:t>
-      </w:r>
-    </w:p>
-    <w:p>
-      <w:pPr>
-        <w:pStyle w:val="StatusMessage"/>
-        <w:tabs>
-          <w:tab w:val="left" w:pos="2127"/>
-        </w:tabs>
-        <w:ind w:left="0"/>
-        <w:jc w:val="left"/>
-      </w:pPr>
-      <w:r>
-        <w:t>Mediation:</w:t>
-      </w:r>
-      <w:r>
-        <w:tab/>
-      </w:r>
-      <w:r>
-        <w:t>13</w:t>
-      </w:r>
-    </w:p>
-    <w:p>
-      <w:pPr>
-        <w:pStyle w:val="StatusMessage"/>
-        <w:tabs>
-          <w:tab w:val="left" w:pos="2127"/>
-        </w:tabs>
-        <w:ind w:left="0"/>
-        <w:jc w:val="left"/>
-      </w:pPr>
-      <w:r>
-        <w:t xml:space="preserve">Knife throwing: </w:t>
-      </w:r>
-      <w:r>
-        <w:tab/>
-      </w:r>
-      <w:r>
-        <w:t>11</w:t>
-      </w:r>
-    </w:p>
-    <w:p>
-      <w:pPr>
-        <w:pStyle w:val="StatusMessage"/>
-        <w:tabs>
-          <w:tab w:val="left" w:pos="2127"/>
-        </w:tabs>
-        <w:ind w:left="0"/>
-        <w:jc w:val="left"/>
-        <w:rPr>
-          <w:lang w:val="en-CA"/>
-        </w:rPr>
-      </w:pPr>
-    </w:p>
-    <w:p>
-      <w:pPr>
-        <w:pStyle w:val="H3"/>
-      </w:pPr>
-      <w:r>
-        <w:t>City</w:t>
-      </w:r>
-    </w:p>
-    <w:tbl>
-      <w:tblPr>
-        <w:tblStyle w:val="TableGrid"/>
-        <w:tblW w:w="0" w:type="auto"/>
-        <w:tblLook w:val="04A0"/>
-      </w:tblPr>
-      <w:tblGrid>
-        <w:gridCol w:w="2093"/>
-        <w:gridCol w:w="5731"/>
-        <w:gridCol w:w="3912"/>
-      </w:tblGrid>
-      <w:tr>
-        <w:tc>
-          <w:tcPr>
-            <w:tcW w:w="2093" w:type="dxa"/>
-          </w:tcPr>
-          <w:p>
-            <w:r>
-              <w:t>Viktor</w:t>
-            </w:r>
-          </w:p>
-        </w:tc>
-        <w:tc>
-          <w:tcPr>
-            <w:tcW w:w="5731" w:type="dxa"/>
-          </w:tcPr>
-          <w:p>
-            <w:r>
-              <w:t>Restaurant owner</w:t>
-            </w:r>
-          </w:p>
-        </w:tc>
-        <w:tc>
-          <w:tcPr>
-            <w:tcW w:w="3912" w:type="dxa"/>
-          </w:tcPr>
-          <w:p/>
-        </w:tc>
-      </w:tr>
-      <w:tr>
-        <w:tc>
-          <w:tcPr>
-            <w:tcW w:w="2093" w:type="dxa"/>
-          </w:tcPr>
-          <w:p/>
-        </w:tc>
-        <w:tc>
-          <w:tcPr>
-            <w:tcW w:w="5731" w:type="dxa"/>
-          </w:tcPr>
-          <w:p/>
-        </w:tc>
-        <w:tc>
-          <w:tcPr>
-            <w:tcW w:w="3912" w:type="dxa"/>
-          </w:tcPr>
-          <w:p/>
-        </w:tc>
-      </w:tr>
-    </w:tbl>
-    <w:p/>
-    <w:p>
-      <w:pPr>
-        <w:pStyle w:val="H3"/>
-      </w:pPr>
-      <w:r>
-        <w:t>Monsters</w:t>
-      </w:r>
-    </w:p>
-    <w:tbl>
-      <w:tblPr>
-        <w:tblStyle w:val="TableGrid"/>
-        <w:tblW w:w="0" w:type="auto"/>
-        <w:tblLook w:val="04A0"/>
-      </w:tblPr>
-      <w:tblGrid>
-        <w:gridCol w:w="3912"/>
-        <w:gridCol w:w="3912"/>
-        <w:gridCol w:w="3912"/>
-      </w:tblGrid>
-      <w:tr>
-        <w:tc>
-          <w:tcPr>
-            <w:tcW w:w="3912" w:type="dxa"/>
-          </w:tcPr>
-          <w:p>
-            <w:r>
-              <w:t>wendigos</w:t>
-            </w:r>
-          </w:p>
-        </w:tc>
-        <w:tc>
-          <w:tcPr>
-            <w:tcW w:w="3912" w:type="dxa"/>
-          </w:tcPr>
-          <w:p/>
-        </w:tc>
-        <w:tc>
-          <w:tcPr>
-            <w:tcW w:w="3912" w:type="dxa"/>
-          </w:tcPr>
-          <w:p/>
-        </w:tc>
-      </w:tr>
-      <w:tr>
-        <w:tc>
-          <w:tcPr>
-            <w:tcW w:w="3912" w:type="dxa"/>
-          </w:tcPr>
-          <w:p>
-            <w:r>
-              <w:t>Mokeles</w:t>
-            </w:r>
-          </w:p>
-        </w:tc>
-        <w:tc>
-          <w:tcPr>
-            <w:tcW w:w="3912" w:type="dxa"/>
-          </w:tcPr>
-          <w:p>
-            <w:r>
-              <w:t>https://www.adazing.com/sea-monster-names/</w:t>
-            </w:r>
-          </w:p>
-        </w:tc>
-        <w:tc>
-          <w:tcPr>
-            <w:tcW w:w="3912" w:type="dxa"/>
-          </w:tcPr>
-          <w:p/>
-        </w:tc>
-      </w:tr>
-      <w:tr>
-        <w:tc>
-          <w:tcPr>
-            <w:tcW w:w="3912" w:type="dxa"/>
-          </w:tcPr>
-          <w:p/>
-        </w:tc>
-        <w:tc>
-          <w:tcPr>
-            <w:tcW w:w="3912" w:type="dxa"/>
-          </w:tcPr>
-          <w:p/>
-        </w:tc>
-        <w:tc>
-          <w:tcPr>
-            <w:tcW w:w="3912" w:type="dxa"/>
-          </w:tcPr>
-          <w:p/>
-        </w:tc>
-      </w:tr>
-      <w:tr>
-        <w:tc>
-          <w:tcPr>
-            <w:tcW w:w="3912" w:type="dxa"/>
-          </w:tcPr>
-          <w:p/>
-        </w:tc>
-        <w:tc>
-          <w:tcPr>
-            <w:tcW w:w="3912" w:type="dxa"/>
-          </w:tcPr>
-          <w:p/>
-        </w:tc>
-        <w:tc>
-          <w:tcPr>
-            <w:tcW w:w="3912" w:type="dxa"/>
-          </w:tcPr>
-          <w:p/>
-        </w:tc>
-      </w:tr>
-      <w:tr>
-        <w:tc>
-          <w:tcPr>
-            <w:tcW w:w="3912" w:type="dxa"/>
-          </w:tcPr>
-          <w:p/>
-        </w:tc>
-        <w:tc>
-          <w:tcPr>
-            <w:tcW w:w="3912" w:type="dxa"/>
-          </w:tcPr>
-          <w:p/>
-        </w:tc>
-        <w:tc>
-          <w:tcPr>
-            <w:tcW w:w="3912" w:type="dxa"/>
-          </w:tcPr>
-          <w:p/>
-        </w:tc>
-      </w:tr>
-    </w:tbl>
-    <w:p/>
     <w:p/>
     <w:sectPr>
       <w:headerReference w:type="even" r:id="rId11"/>
@@ -2524,7 +2796,7 @@
         <v:path o:extrusionok="f" gradientshapeok="t" o:connecttype="rect"/>
         <o:lock v:ext="edit" aspectratio="t"/>
       </v:shapetype>
-      <v:shape id="_x0000_i1136" type="#_x0000_t75" style="width:3in;height:3in;visibility:visible" o:bullet="t">
+      <v:shape id="_x0000_i1040" type="#_x0000_t75" style="width:3in;height:3in;visibility:visible" o:bullet="t">
         <v:imagedata r:id="rId1" o:title="MC900065312[1]"/>
       </v:shape>
     </w:pict>
@@ -4130,7 +4402,7 @@
 </file>
 
 <file path=customXml/itemProps1.xml><?xml version="1.0" encoding="utf-8"?>
-<ds:datastoreItem xmlns:ds="http://schemas.openxmlformats.org/officeDocument/2006/customXml" ds:itemID="{781C9AA0-F143-4330-8DCB-87BCAC8C9123}">
+<ds:datastoreItem xmlns:ds="http://schemas.openxmlformats.org/officeDocument/2006/customXml" ds:itemID="{A210EAE9-4DD1-4F09-B9FB-58D78D9F8D78}">
   <ds:schemaRefs>
     <ds:schemaRef ds:uri="http://schemas.openxmlformats.org/officeDocument/2006/bibliography"/>
   </ds:schemaRefs>

--- a/Books/RPG_Books/The PrincessAndTheabyssDiver/Notes_The PrincessAndTheAbyssDiver.docx
+++ b/Books/RPG_Books/The PrincessAndTheabyssDiver/Notes_The PrincessAndTheAbyssDiver.docx
@@ -2,6 +2,41 @@
 <file path=word/document.xml><?xml version="1.0" encoding="utf-8"?>
 <w:document xmlns:ve="http://schemas.openxmlformats.org/markup-compatibility/2006" xmlns:o="urn:schemas-microsoft-com:office:office" xmlns:r="http://schemas.openxmlformats.org/officeDocument/2006/relationships" xmlns:m="http://schemas.openxmlformats.org/officeDocument/2006/math" xmlns:v="urn:schemas-microsoft-com:vml" xmlns:wp="http://schemas.openxmlformats.org/drawingml/2006/wordprocessingDrawing" xmlns:w10="urn:schemas-microsoft-com:office:word" xmlns:w="http://schemas.openxmlformats.org/wordprocessingml/2006/main" xmlns:wne="http://schemas.microsoft.com/office/word/2006/wordml">
   <w:body>
+    <w:p/>
+    <w:p/>
+    <w:p/>
+    <w:p>
+      <w:r>
+        <w:rPr>
+          <w:rFonts w:ascii="MS Gothic" w:eastAsia="MS Gothic" w:hAnsi="MS Gothic" w:cs="MS Gothic" w:hint="eastAsia"/>
+        </w:rPr>
+        <w:t>━━━━━━━━━━━━</w:t>
+      </w:r>
+      <w:r>
+        <w:rPr>
+          <w:rFonts w:ascii="Calibri" w:hAnsi="Calibri" w:cs="Calibri"/>
+        </w:rPr>
+        <w:t xml:space="preserve"> ◦ </w:t>
+      </w:r>
+      <w:r>
+        <w:rPr>
+          <w:rFonts w:ascii="MS Gothic" w:eastAsia="MS Gothic" w:hAnsi="MS Gothic" w:cs="MS Gothic" w:hint="eastAsia"/>
+        </w:rPr>
+        <w:t>❖</w:t>
+      </w:r>
+      <w:r>
+        <w:rPr>
+          <w:rFonts w:ascii="Calibri" w:hAnsi="Calibri" w:cs="Calibri"/>
+        </w:rPr>
+        <w:t xml:space="preserve"> ◦ </w:t>
+      </w:r>
+      <w:r>
+        <w:rPr>
+          <w:rFonts w:ascii="MS Gothic" w:eastAsia="MS Gothic" w:hAnsi="MS Gothic" w:cs="MS Gothic" w:hint="eastAsia"/>
+        </w:rPr>
+        <w:t>━━━━━━━━━━━━</w:t>
+      </w:r>
+    </w:p>
     <w:p/>
     <w:p>
       <w:pPr>
@@ -888,27 +923,247 @@
       </w:tr>
     </w:tbl>
     <w:p/>
+    <w:p/>
     <w:p>
       <w:pPr>
+        <w:pStyle w:val="StatusMessage"/>
+        <w:tabs>
+          <w:tab w:val="left" w:pos="2127"/>
+        </w:tabs>
+        <w:spacing w:before="200"/>
+        <w:ind w:left="0" w:right="357"/>
+        <w:jc w:val="left"/>
+        <w:rPr>
+          <w:u w:val="single"/>
+        </w:rPr>
+      </w:pPr>
+      <w:r>
+        <w:rPr>
+          <w:u w:val="single"/>
+        </w:rPr>
+        <w:t xml:space="preserve">Luke </w:t>
+      </w:r>
+      <w:r>
+        <w:rPr>
+          <w:u w:val="single"/>
+        </w:rPr>
+        <w:t>Aetheren</w:t>
+      </w:r>
+      <w:r>
+        <w:rPr>
+          <w:u w:val="single"/>
+        </w:rPr>
+        <w:t xml:space="preserve"> – </w:t>
+      </w:r>
+      <w:r>
+        <w:rPr>
+          <w:u w:val="single"/>
+        </w:rPr>
+        <w:t>Rank 1, Level 0</w:t>
+      </w:r>
+    </w:p>
+    <w:p>
+      <w:pPr>
+        <w:pStyle w:val="StatusUser"/>
+      </w:pPr>
+      <w:r>
+        <w:t>Strength:</w:t>
+      </w:r>
+      <w:r>
+        <w:tab/>
+      </w:r>
+      <w:r>
+        <w:t>4 -&gt; 6</w:t>
+      </w:r>
+    </w:p>
+    <w:p>
+      <w:pPr>
+        <w:pStyle w:val="StatusUser"/>
+      </w:pPr>
+      <w:r>
+        <w:t>Agility</w:t>
+      </w:r>
+      <w:r>
+        <w:t>:</w:t>
+      </w:r>
+      <w:r>
+        <w:tab/>
+      </w:r>
+      <w:r>
+        <w:t>3 -&gt; 6</w:t>
+      </w:r>
+    </w:p>
+    <w:p>
+      <w:pPr>
+        <w:pStyle w:val="StatusUser"/>
+      </w:pPr>
+      <w:r>
+        <w:t>Stamina:</w:t>
+      </w:r>
+      <w:r>
+        <w:tab/>
+        <w:t>3 -&gt; 7</w:t>
+      </w:r>
+    </w:p>
+    <w:p>
+      <w:pPr>
+        <w:pStyle w:val="StatusUser"/>
+      </w:pPr>
+      <w:r>
+        <w:t>Constitution</w:t>
+      </w:r>
+      <w:r>
+        <w:t>:</w:t>
+      </w:r>
+      <w:r>
+        <w:tab/>
+      </w:r>
+      <w:r>
+        <w:t>4 -&gt; 6</w:t>
+      </w:r>
+    </w:p>
+    <w:p>
+      <w:pPr>
+        <w:pStyle w:val="StatusUser"/>
+      </w:pPr>
+      <w:r>
+        <w:t>Vitality:</w:t>
+      </w:r>
+      <w:r>
+        <w:tab/>
+        <w:t>5 -&gt; 7</w:t>
+      </w:r>
+    </w:p>
+    <w:p>
+      <w:pPr>
+        <w:pStyle w:val="StatusUser"/>
+      </w:pPr>
+      <w:r>
+        <w:t>Nerve:</w:t>
+      </w:r>
+      <w:r>
+        <w:tab/>
+      </w:r>
+      <w:r>
+        <w:t>11 -&gt; 13</w:t>
+      </w:r>
+    </w:p>
+    <w:p>
+      <w:pPr>
+        <w:pStyle w:val="StatusUser"/>
+      </w:pPr>
+      <w:r>
+        <w:t>Manna</w:t>
+      </w:r>
+      <w:r>
+        <w:t xml:space="preserve"> Channeling</w:t>
+      </w:r>
+      <w:r>
+        <w:t>:</w:t>
+      </w:r>
+      <w:r>
+        <w:tab/>
+      </w:r>
+      <w:r>
+        <w:t>9 -&gt; 12</w:t>
+      </w:r>
+    </w:p>
+    <w:p>
+      <w:pPr>
+        <w:pStyle w:val="StatusUser"/>
+      </w:pPr>
+      <w:r>
+        <w:t>Charisma:</w:t>
+      </w:r>
+      <w:r>
+        <w:tab/>
+        <w:t>6 -&gt; 8</w:t>
+      </w:r>
+    </w:p>
+    <w:p>
+      <w:pPr>
+        <w:pStyle w:val="StatusUser"/>
+      </w:pPr>
+      <w:r>
+        <w:t>Luck:</w:t>
+      </w:r>
+      <w:r>
+        <w:tab/>
+        <w:t>7 -&gt; 9</w:t>
+      </w:r>
+    </w:p>
+    <w:p>
+      <w:pPr>
+        <w:pStyle w:val="StatusUser"/>
+      </w:pPr>
+      <w:r>
+        <w:t>Mental manipulation resistance: 7 -&gt; 14</w:t>
+      </w:r>
+    </w:p>
+    <w:p>
+      <w:pPr>
+        <w:pStyle w:val="StatusUser"/>
+      </w:pPr>
+      <w:r>
+        <w:lastRenderedPageBreak/>
+        <w:t>Emotional manipulation resistance: 3 -&gt; 7</w:t>
+      </w:r>
+    </w:p>
+    <w:p>
+      <w:pPr>
+        <w:pStyle w:val="StatusUser"/>
+      </w:pPr>
+      <w:r>
+        <w:t>Tracking:</w:t>
+      </w:r>
+      <w:r>
+        <w:tab/>
+        <w:t>12</w:t>
+      </w:r>
+    </w:p>
+    <w:p>
+      <w:pPr>
+        <w:pStyle w:val="StatusUser"/>
+      </w:pPr>
+      <w:r>
+        <w:t>Mediation:</w:t>
+      </w:r>
+      <w:r>
+        <w:tab/>
+        <w:t>13</w:t>
+      </w:r>
+    </w:p>
+    <w:p>
+      <w:pPr>
+        <w:pStyle w:val="StatusUser"/>
+      </w:pPr>
+      <w:r>
+        <w:t xml:space="preserve">Knife throwing: </w:t>
+      </w:r>
+      <w:r>
+        <w:tab/>
+        <w:t>11</w:t>
+      </w:r>
+    </w:p>
+    <w:p>
+      <w:pPr>
+        <w:pStyle w:val="StatusMessage"/>
+        <w:tabs>
+          <w:tab w:val="left" w:pos="2127"/>
+        </w:tabs>
+        <w:ind w:left="0"/>
+        <w:jc w:val="left"/>
+        <w:rPr>
+          <w:lang w:val="en-CA"/>
+        </w:rPr>
+      </w:pPr>
+    </w:p>
+    <w:p>
+      <w:pPr>
         <w:pStyle w:val="H3"/>
       </w:pPr>
       <w:r>
-        <w:t>Albert Einstein Academy for Gifted Children – (</w:t>
-      </w:r>
-      <w:r>
-        <w:t>Switzerland</w:t>
-      </w:r>
-      <w:r>
-        <w:t>)</w:t>
-      </w:r>
-      <w:r>
-        <w:t xml:space="preserve"> – </w:t>
-      </w:r>
-      <w:r>
-        <w:t>168</w:t>
-      </w:r>
-      <w:r>
-        <w:t xml:space="preserve"> students</w:t>
+        <w:t>City</w:t>
       </w:r>
     </w:p>
     <w:tbl>
@@ -918,306 +1173,48 @@
         <w:tblLook w:val="04A0"/>
       </w:tblPr>
       <w:tblGrid>
-        <w:gridCol w:w="3369"/>
-        <w:gridCol w:w="4455"/>
+        <w:gridCol w:w="2093"/>
+        <w:gridCol w:w="5731"/>
         <w:gridCol w:w="3912"/>
       </w:tblGrid>
       <w:tr>
         <w:tc>
           <w:tcPr>
-            <w:tcW w:w="3369" w:type="dxa"/>
-          </w:tcPr>
-          <w:p>
-            <w:r>
-              <w:t>Founded</w:t>
-            </w:r>
-          </w:p>
-        </w:tc>
-        <w:tc>
-          <w:tcPr>
-            <w:tcW w:w="4455" w:type="dxa"/>
-          </w:tcPr>
-          <w:p/>
-        </w:tc>
-        <w:tc>
-          <w:tcPr>
-            <w:tcW w:w="3912" w:type="dxa"/>
-          </w:tcPr>
-          <w:p/>
-        </w:tc>
-      </w:tr>
-      <w:tr>
-        <w:tc>
-          <w:tcPr>
-            <w:tcW w:w="3369" w:type="dxa"/>
-          </w:tcPr>
-          <w:p/>
-        </w:tc>
-        <w:tc>
-          <w:tcPr>
-            <w:tcW w:w="4455" w:type="dxa"/>
-          </w:tcPr>
-          <w:p/>
-        </w:tc>
-        <w:tc>
-          <w:tcPr>
-            <w:tcW w:w="3912" w:type="dxa"/>
-          </w:tcPr>
-          <w:p/>
-        </w:tc>
-      </w:tr>
-      <w:tr>
-        <w:tc>
-          <w:tcPr>
-            <w:tcW w:w="3369" w:type="dxa"/>
-          </w:tcPr>
-          <w:p/>
-        </w:tc>
-        <w:tc>
-          <w:tcPr>
-            <w:tcW w:w="4455" w:type="dxa"/>
-          </w:tcPr>
-          <w:p/>
-        </w:tc>
-        <w:tc>
-          <w:tcPr>
-            <w:tcW w:w="3912" w:type="dxa"/>
-          </w:tcPr>
-          <w:p/>
-        </w:tc>
-      </w:tr>
-      <w:tr>
-        <w:tc>
-          <w:tcPr>
-            <w:tcW w:w="3369" w:type="dxa"/>
-          </w:tcPr>
-          <w:p/>
-        </w:tc>
-        <w:tc>
-          <w:tcPr>
-            <w:tcW w:w="4455" w:type="dxa"/>
-          </w:tcPr>
-          <w:p/>
-        </w:tc>
-        <w:tc>
-          <w:tcPr>
-            <w:tcW w:w="3912" w:type="dxa"/>
-          </w:tcPr>
-          <w:p/>
-        </w:tc>
-      </w:tr>
-      <w:tr>
-        <w:tc>
-          <w:tcPr>
-            <w:tcW w:w="3369" w:type="dxa"/>
-          </w:tcPr>
-          <w:p>
-            <w:r>
-              <w:t>Mr. Song</w:t>
-            </w:r>
-          </w:p>
-        </w:tc>
-        <w:tc>
-          <w:tcPr>
-            <w:tcW w:w="4455" w:type="dxa"/>
-          </w:tcPr>
-          <w:p/>
-        </w:tc>
-        <w:tc>
-          <w:tcPr>
-            <w:tcW w:w="3912" w:type="dxa"/>
-          </w:tcPr>
-          <w:p/>
-        </w:tc>
-      </w:tr>
-      <w:tr>
-        <w:tc>
-          <w:tcPr>
-            <w:tcW w:w="3369" w:type="dxa"/>
-          </w:tcPr>
-          <w:p>
-            <w:r>
-              <w:t>Dr. Everson Thornville - Principle</w:t>
-            </w:r>
-          </w:p>
-        </w:tc>
-        <w:tc>
-          <w:tcPr>
-            <w:tcW w:w="4455" w:type="dxa"/>
-          </w:tcPr>
-          <w:p/>
-        </w:tc>
-        <w:tc>
-          <w:tcPr>
-            <w:tcW w:w="3912" w:type="dxa"/>
-          </w:tcPr>
-          <w:p/>
-        </w:tc>
-      </w:tr>
-      <w:tr>
-        <w:tc>
-          <w:tcPr>
-            <w:tcW w:w="3369" w:type="dxa"/>
-          </w:tcPr>
-          <w:p>
-            <w:r>
-              <w:t>Vice-Principle Eliot Drew</w:t>
-            </w:r>
-          </w:p>
-        </w:tc>
-        <w:tc>
-          <w:tcPr>
-            <w:tcW w:w="4455" w:type="dxa"/>
-          </w:tcPr>
-          <w:p/>
-        </w:tc>
-        <w:tc>
-          <w:tcPr>
-            <w:tcW w:w="3912" w:type="dxa"/>
-          </w:tcPr>
-          <w:p/>
-        </w:tc>
-      </w:tr>
-      <w:tr>
-        <w:tc>
-          <w:tcPr>
-            <w:tcW w:w="3369" w:type="dxa"/>
-          </w:tcPr>
-          <w:p/>
-        </w:tc>
-        <w:tc>
-          <w:tcPr>
-            <w:tcW w:w="4455" w:type="dxa"/>
-          </w:tcPr>
-          <w:p/>
-        </w:tc>
-        <w:tc>
-          <w:tcPr>
-            <w:tcW w:w="3912" w:type="dxa"/>
-          </w:tcPr>
-          <w:p/>
-        </w:tc>
-      </w:tr>
-      <w:tr>
-        <w:tc>
-          <w:tcPr>
-            <w:tcW w:w="3369" w:type="dxa"/>
-          </w:tcPr>
-          <w:p>
-            <w:r>
-              <w:t>Mr. Song</w:t>
-            </w:r>
-          </w:p>
-        </w:tc>
-        <w:tc>
-          <w:tcPr>
-            <w:tcW w:w="4455" w:type="dxa"/>
-          </w:tcPr>
-          <w:p>
-            <w:r>
-              <w:t>Homeroom teacher</w:t>
-            </w:r>
-          </w:p>
-          <w:p>
-            <w:r>
-              <w:t>Pasteur building, 1-23</w:t>
-            </w:r>
-          </w:p>
-        </w:tc>
-        <w:tc>
-          <w:tcPr>
-            <w:tcW w:w="3912" w:type="dxa"/>
-          </w:tcPr>
-          <w:p/>
-        </w:tc>
-      </w:tr>
-      <w:tr>
-        <w:tc>
-          <w:tcPr>
-            <w:tcW w:w="3369" w:type="dxa"/>
-          </w:tcPr>
-          <w:p>
-            <w:r>
-              <w:t>Mrs. Bertrand</w:t>
-            </w:r>
-          </w:p>
-        </w:tc>
-        <w:tc>
-          <w:tcPr>
-            <w:tcW w:w="4455" w:type="dxa"/>
-          </w:tcPr>
-          <w:p>
-            <w:r>
-              <w:t xml:space="preserve">Gym teacher </w:t>
-            </w:r>
-          </w:p>
-        </w:tc>
-        <w:tc>
-          <w:tcPr>
-            <w:tcW w:w="3912" w:type="dxa"/>
-          </w:tcPr>
-          <w:p/>
-        </w:tc>
-      </w:tr>
-      <w:tr>
-        <w:tc>
-          <w:tcPr>
-            <w:tcW w:w="3369" w:type="dxa"/>
-          </w:tcPr>
-          <w:p/>
-        </w:tc>
-        <w:tc>
-          <w:tcPr>
-            <w:tcW w:w="4455" w:type="dxa"/>
-          </w:tcPr>
-          <w:p/>
-        </w:tc>
-        <w:tc>
-          <w:tcPr>
-            <w:tcW w:w="3912" w:type="dxa"/>
-          </w:tcPr>
-          <w:p/>
-        </w:tc>
-      </w:tr>
-      <w:tr>
-        <w:tc>
-          <w:tcPr>
-            <w:tcW w:w="3369" w:type="dxa"/>
-          </w:tcPr>
-          <w:p>
-            <w:r>
-              <w:lastRenderedPageBreak/>
-              <w:t xml:space="preserve">Brenda </w:t>
-            </w:r>
-          </w:p>
-        </w:tc>
-        <w:tc>
-          <w:tcPr>
-            <w:tcW w:w="4455" w:type="dxa"/>
-          </w:tcPr>
-          <w:p>
-            <w:r>
-              <w:t>Faculty advisor</w:t>
-            </w:r>
-          </w:p>
-        </w:tc>
-        <w:tc>
-          <w:tcPr>
-            <w:tcW w:w="3912" w:type="dxa"/>
-          </w:tcPr>
-          <w:p/>
-        </w:tc>
-      </w:tr>
-      <w:tr>
-        <w:tc>
-          <w:tcPr>
-            <w:tcW w:w="3369" w:type="dxa"/>
-          </w:tcPr>
-          <w:p/>
-        </w:tc>
-        <w:tc>
-          <w:tcPr>
-            <w:tcW w:w="4455" w:type="dxa"/>
+            <w:tcW w:w="2093" w:type="dxa"/>
+          </w:tcPr>
+          <w:p>
+            <w:r>
+              <w:t>Viktor</w:t>
+            </w:r>
+          </w:p>
+        </w:tc>
+        <w:tc>
+          <w:tcPr>
+            <w:tcW w:w="5731" w:type="dxa"/>
+          </w:tcPr>
+          <w:p>
+            <w:r>
+              <w:t>Restaurant owner</w:t>
+            </w:r>
+          </w:p>
+        </w:tc>
+        <w:tc>
+          <w:tcPr>
+            <w:tcW w:w="3912" w:type="dxa"/>
+          </w:tcPr>
+          <w:p/>
+        </w:tc>
+      </w:tr>
+      <w:tr>
+        <w:tc>
+          <w:tcPr>
+            <w:tcW w:w="2093" w:type="dxa"/>
+          </w:tcPr>
+          <w:p/>
+        </w:tc>
+        <w:tc>
+          <w:tcPr>
+            <w:tcW w:w="5731" w:type="dxa"/>
           </w:tcPr>
           <w:p/>
         </w:tc>
@@ -1229,12 +1226,13 @@
         </w:tc>
       </w:tr>
     </w:tbl>
+    <w:p/>
     <w:p>
       <w:pPr>
         <w:pStyle w:val="H3"/>
       </w:pPr>
       <w:r>
-        <w:t>Faculty</w:t>
+        <w:t>Monsters</w:t>
       </w:r>
     </w:p>
     <w:tbl>
@@ -1255,33 +1253,264 @@
           </w:tcPr>
           <w:p>
             <w:r>
-              <w:t>Marie Curie Auditorium</w:t>
-            </w:r>
-          </w:p>
-        </w:tc>
-        <w:tc>
-          <w:tcPr>
-            <w:tcW w:w="3912" w:type="dxa"/>
-          </w:tcPr>
-          <w:p/>
-        </w:tc>
-        <w:tc>
-          <w:tcPr>
-            <w:tcW w:w="3912" w:type="dxa"/>
-          </w:tcPr>
-          <w:p/>
-        </w:tc>
-      </w:tr>
-      <w:tr>
-        <w:tc>
-          <w:tcPr>
-            <w:tcW w:w="3912" w:type="dxa"/>
-          </w:tcPr>
-          <w:p/>
-        </w:tc>
-        <w:tc>
-          <w:tcPr>
-            <w:tcW w:w="3912" w:type="dxa"/>
+              <w:t>wendigos</w:t>
+            </w:r>
+          </w:p>
+        </w:tc>
+        <w:tc>
+          <w:tcPr>
+            <w:tcW w:w="3912" w:type="dxa"/>
+          </w:tcPr>
+          <w:p/>
+        </w:tc>
+        <w:tc>
+          <w:tcPr>
+            <w:tcW w:w="3912" w:type="dxa"/>
+          </w:tcPr>
+          <w:p/>
+        </w:tc>
+      </w:tr>
+      <w:tr>
+        <w:tc>
+          <w:tcPr>
+            <w:tcW w:w="3912" w:type="dxa"/>
+          </w:tcPr>
+          <w:p>
+            <w:proofErr w:type="spellStart"/>
+            <w:r>
+              <w:t>Mokeles</w:t>
+            </w:r>
+            <w:proofErr w:type="spellEnd"/>
+          </w:p>
+        </w:tc>
+        <w:tc>
+          <w:tcPr>
+            <w:tcW w:w="3912" w:type="dxa"/>
+          </w:tcPr>
+          <w:p>
+            <w:r>
+              <w:t>https://www.adazing.com/sea-monster-names/</w:t>
+            </w:r>
+          </w:p>
+        </w:tc>
+        <w:tc>
+          <w:tcPr>
+            <w:tcW w:w="3912" w:type="dxa"/>
+          </w:tcPr>
+          <w:p/>
+        </w:tc>
+      </w:tr>
+      <w:tr>
+        <w:tc>
+          <w:tcPr>
+            <w:tcW w:w="3912" w:type="dxa"/>
+          </w:tcPr>
+          <w:p/>
+        </w:tc>
+        <w:tc>
+          <w:tcPr>
+            <w:tcW w:w="3912" w:type="dxa"/>
+          </w:tcPr>
+          <w:p/>
+        </w:tc>
+        <w:tc>
+          <w:tcPr>
+            <w:tcW w:w="3912" w:type="dxa"/>
+          </w:tcPr>
+          <w:p/>
+        </w:tc>
+      </w:tr>
+      <w:tr>
+        <w:tc>
+          <w:tcPr>
+            <w:tcW w:w="3912" w:type="dxa"/>
+          </w:tcPr>
+          <w:p/>
+        </w:tc>
+        <w:tc>
+          <w:tcPr>
+            <w:tcW w:w="3912" w:type="dxa"/>
+          </w:tcPr>
+          <w:p/>
+        </w:tc>
+        <w:tc>
+          <w:tcPr>
+            <w:tcW w:w="3912" w:type="dxa"/>
+          </w:tcPr>
+          <w:p/>
+        </w:tc>
+      </w:tr>
+      <w:tr>
+        <w:tc>
+          <w:tcPr>
+            <w:tcW w:w="3912" w:type="dxa"/>
+          </w:tcPr>
+          <w:p/>
+        </w:tc>
+        <w:tc>
+          <w:tcPr>
+            <w:tcW w:w="3912" w:type="dxa"/>
+          </w:tcPr>
+          <w:p/>
+        </w:tc>
+        <w:tc>
+          <w:tcPr>
+            <w:tcW w:w="3912" w:type="dxa"/>
+          </w:tcPr>
+          <w:p/>
+        </w:tc>
+      </w:tr>
+    </w:tbl>
+    <w:p/>
+    <w:p/>
+    <w:p/>
+    <w:p/>
+    <w:p/>
+    <w:p>
+      <w:pPr>
+        <w:pStyle w:val="H2"/>
+      </w:pPr>
+      <w:r>
+        <w:t>School</w:t>
+      </w:r>
+    </w:p>
+    <w:p>
+      <w:pPr>
+        <w:pStyle w:val="H3"/>
+      </w:pPr>
+      <w:r>
+        <w:t>School</w:t>
+      </w:r>
+    </w:p>
+    <w:tbl>
+      <w:tblPr>
+        <w:tblStyle w:val="TableGrid"/>
+        <w:tblW w:w="0" w:type="auto"/>
+        <w:tblLook w:val="04A0"/>
+      </w:tblPr>
+      <w:tblGrid>
+        <w:gridCol w:w="1809"/>
+        <w:gridCol w:w="6015"/>
+        <w:gridCol w:w="3912"/>
+      </w:tblGrid>
+      <w:tr>
+        <w:tc>
+          <w:tcPr>
+            <w:tcW w:w="1809" w:type="dxa"/>
+          </w:tcPr>
+          <w:p>
+            <w:r>
+              <w:t>Name</w:t>
+            </w:r>
+          </w:p>
+        </w:tc>
+        <w:tc>
+          <w:tcPr>
+            <w:tcW w:w="6015" w:type="dxa"/>
+          </w:tcPr>
+          <w:p>
+            <w:r>
+              <w:t xml:space="preserve">Albert Einstein Academy for Gifted Children </w:t>
+            </w:r>
+          </w:p>
+        </w:tc>
+        <w:tc>
+          <w:tcPr>
+            <w:tcW w:w="3912" w:type="dxa"/>
+          </w:tcPr>
+          <w:p/>
+        </w:tc>
+      </w:tr>
+      <w:tr>
+        <w:tc>
+          <w:tcPr>
+            <w:tcW w:w="1809" w:type="dxa"/>
+          </w:tcPr>
+          <w:p>
+            <w:r>
+              <w:t>Location</w:t>
+            </w:r>
+          </w:p>
+        </w:tc>
+        <w:tc>
+          <w:tcPr>
+            <w:tcW w:w="6015" w:type="dxa"/>
+          </w:tcPr>
+          <w:p>
+            <w:r>
+              <w:t>Switzerland</w:t>
+            </w:r>
+          </w:p>
+        </w:tc>
+        <w:tc>
+          <w:tcPr>
+            <w:tcW w:w="3912" w:type="dxa"/>
+          </w:tcPr>
+          <w:p/>
+        </w:tc>
+      </w:tr>
+      <w:tr>
+        <w:tc>
+          <w:tcPr>
+            <w:tcW w:w="1809" w:type="dxa"/>
+          </w:tcPr>
+          <w:p>
+            <w:r>
+              <w:t>Class size</w:t>
+            </w:r>
+          </w:p>
+        </w:tc>
+        <w:tc>
+          <w:tcPr>
+            <w:tcW w:w="6015" w:type="dxa"/>
+          </w:tcPr>
+          <w:p>
+            <w:r>
+              <w:t>168</w:t>
+            </w:r>
+          </w:p>
+        </w:tc>
+        <w:tc>
+          <w:tcPr>
+            <w:tcW w:w="3912" w:type="dxa"/>
+          </w:tcPr>
+          <w:p/>
+        </w:tc>
+      </w:tr>
+      <w:tr>
+        <w:tc>
+          <w:tcPr>
+            <w:tcW w:w="1809" w:type="dxa"/>
+          </w:tcPr>
+          <w:p>
+            <w:r>
+              <w:t>Founder</w:t>
+            </w:r>
+          </w:p>
+        </w:tc>
+        <w:tc>
+          <w:tcPr>
+            <w:tcW w:w="6015" w:type="dxa"/>
+          </w:tcPr>
+          <w:p/>
+        </w:tc>
+        <w:tc>
+          <w:tcPr>
+            <w:tcW w:w="3912" w:type="dxa"/>
+          </w:tcPr>
+          <w:p/>
+        </w:tc>
+      </w:tr>
+      <w:tr>
+        <w:tc>
+          <w:tcPr>
+            <w:tcW w:w="1809" w:type="dxa"/>
+          </w:tcPr>
+          <w:p/>
+        </w:tc>
+        <w:tc>
+          <w:tcPr>
+            <w:tcW w:w="6015" w:type="dxa"/>
           </w:tcPr>
           <w:p/>
         </w:tc>
@@ -1298,7 +1527,537 @@
         <w:pStyle w:val="H3"/>
       </w:pPr>
       <w:r>
-        <w:t>Class mates</w:t>
+        <w:t>Classes</w:t>
+      </w:r>
+    </w:p>
+    <w:tbl>
+      <w:tblPr>
+        <w:tblStyle w:val="TableGrid"/>
+        <w:tblW w:w="0" w:type="auto"/>
+        <w:tblLook w:val="04A0"/>
+      </w:tblPr>
+      <w:tblGrid>
+        <w:gridCol w:w="675"/>
+        <w:gridCol w:w="4624"/>
+        <w:gridCol w:w="3513"/>
+        <w:gridCol w:w="2924"/>
+      </w:tblGrid>
+      <w:tr>
+        <w:tc>
+          <w:tcPr>
+            <w:tcW w:w="675" w:type="dxa"/>
+          </w:tcPr>
+          <w:p>
+            <w:r>
+              <w:t>1</w:t>
+            </w:r>
+          </w:p>
+        </w:tc>
+        <w:tc>
+          <w:tcPr>
+            <w:tcW w:w="4624" w:type="dxa"/>
+          </w:tcPr>
+          <w:p>
+            <w:r>
+              <w:t>Homeroom</w:t>
+            </w:r>
+          </w:p>
+        </w:tc>
+        <w:tc>
+          <w:tcPr>
+            <w:tcW w:w="3513" w:type="dxa"/>
+          </w:tcPr>
+          <w:p>
+            <w:r>
+              <w:t>Mr. Song</w:t>
+            </w:r>
+          </w:p>
+        </w:tc>
+        <w:tc>
+          <w:tcPr>
+            <w:tcW w:w="2924" w:type="dxa"/>
+          </w:tcPr>
+          <w:p>
+            <w:r>
+              <w:t>8:00 – 10:00</w:t>
+            </w:r>
+          </w:p>
+        </w:tc>
+      </w:tr>
+      <w:tr>
+        <w:tc>
+          <w:tcPr>
+            <w:tcW w:w="675" w:type="dxa"/>
+          </w:tcPr>
+          <w:p>
+            <w:r>
+              <w:t>2</w:t>
+            </w:r>
+          </w:p>
+        </w:tc>
+        <w:tc>
+          <w:tcPr>
+            <w:tcW w:w="4624" w:type="dxa"/>
+          </w:tcPr>
+          <w:p>
+            <w:r>
+              <w:t>Logical thinking</w:t>
+            </w:r>
+          </w:p>
+        </w:tc>
+        <w:tc>
+          <w:tcPr>
+            <w:tcW w:w="3513" w:type="dxa"/>
+          </w:tcPr>
+          <w:p>
+            <w:r>
+              <w:t xml:space="preserve">Mr. Johnson </w:t>
+            </w:r>
+          </w:p>
+        </w:tc>
+        <w:tc>
+          <w:tcPr>
+            <w:tcW w:w="2924" w:type="dxa"/>
+          </w:tcPr>
+          <w:p>
+            <w:r>
+              <w:t>10:00 – 11:00</w:t>
+            </w:r>
+          </w:p>
+        </w:tc>
+      </w:tr>
+      <w:tr>
+        <w:tc>
+          <w:tcPr>
+            <w:tcW w:w="675" w:type="dxa"/>
+          </w:tcPr>
+          <w:p>
+            <w:r>
+              <w:t>3</w:t>
+            </w:r>
+          </w:p>
+        </w:tc>
+        <w:tc>
+          <w:tcPr>
+            <w:tcW w:w="4624" w:type="dxa"/>
+          </w:tcPr>
+          <w:p>
+            <w:r>
+              <w:t>Gym</w:t>
+            </w:r>
+          </w:p>
+        </w:tc>
+        <w:tc>
+          <w:tcPr>
+            <w:tcW w:w="3513" w:type="dxa"/>
+          </w:tcPr>
+          <w:p>
+            <w:r>
+              <w:t xml:space="preserve">Mrs. Bertrand </w:t>
+            </w:r>
+          </w:p>
+        </w:tc>
+        <w:tc>
+          <w:tcPr>
+            <w:tcW w:w="2924" w:type="dxa"/>
+          </w:tcPr>
+          <w:p>
+            <w:r>
+              <w:t>11:00 – 12:00</w:t>
+            </w:r>
+          </w:p>
+        </w:tc>
+      </w:tr>
+      <w:tr>
+        <w:tc>
+          <w:tcPr>
+            <w:tcW w:w="675" w:type="dxa"/>
+          </w:tcPr>
+          <w:p/>
+        </w:tc>
+        <w:tc>
+          <w:tcPr>
+            <w:tcW w:w="4624" w:type="dxa"/>
+          </w:tcPr>
+          <w:p>
+            <w:r>
+              <w:t>Lunch</w:t>
+            </w:r>
+          </w:p>
+        </w:tc>
+        <w:tc>
+          <w:tcPr>
+            <w:tcW w:w="3513" w:type="dxa"/>
+          </w:tcPr>
+          <w:p/>
+        </w:tc>
+        <w:tc>
+          <w:tcPr>
+            <w:tcW w:w="2924" w:type="dxa"/>
+          </w:tcPr>
+          <w:p>
+            <w:r>
+              <w:t>12:00 – 1:00</w:t>
+            </w:r>
+          </w:p>
+        </w:tc>
+      </w:tr>
+      <w:tr>
+        <w:tc>
+          <w:tcPr>
+            <w:tcW w:w="675" w:type="dxa"/>
+          </w:tcPr>
+          <w:p>
+            <w:r>
+              <w:t>4</w:t>
+            </w:r>
+          </w:p>
+        </w:tc>
+        <w:tc>
+          <w:tcPr>
+            <w:tcW w:w="4624" w:type="dxa"/>
+          </w:tcPr>
+          <w:p>
+            <w:r>
+              <w:t xml:space="preserve">Entrepreneur skills </w:t>
+            </w:r>
+          </w:p>
+        </w:tc>
+        <w:tc>
+          <w:tcPr>
+            <w:tcW w:w="3513" w:type="dxa"/>
+          </w:tcPr>
+          <w:p/>
+        </w:tc>
+        <w:tc>
+          <w:tcPr>
+            <w:tcW w:w="2924" w:type="dxa"/>
+          </w:tcPr>
+          <w:p>
+            <w:r>
+              <w:t>1:00 – 2:00</w:t>
+            </w:r>
+          </w:p>
+        </w:tc>
+      </w:tr>
+      <w:tr>
+        <w:tc>
+          <w:tcPr>
+            <w:tcW w:w="675" w:type="dxa"/>
+          </w:tcPr>
+          <w:p>
+            <w:r>
+              <w:t>5</w:t>
+            </w:r>
+          </w:p>
+        </w:tc>
+        <w:tc>
+          <w:tcPr>
+            <w:tcW w:w="4624" w:type="dxa"/>
+          </w:tcPr>
+          <w:p>
+            <w:r>
+              <w:t>Sword fighting</w:t>
+            </w:r>
+          </w:p>
+        </w:tc>
+        <w:tc>
+          <w:tcPr>
+            <w:tcW w:w="3513" w:type="dxa"/>
+          </w:tcPr>
+          <w:p/>
+        </w:tc>
+        <w:tc>
+          <w:tcPr>
+            <w:tcW w:w="2924" w:type="dxa"/>
+          </w:tcPr>
+          <w:p>
+            <w:r>
+              <w:t>2:00 – 3:00</w:t>
+            </w:r>
+          </w:p>
+        </w:tc>
+      </w:tr>
+      <w:tr>
+        <w:tc>
+          <w:tcPr>
+            <w:tcW w:w="675" w:type="dxa"/>
+          </w:tcPr>
+          <w:p/>
+        </w:tc>
+        <w:tc>
+          <w:tcPr>
+            <w:tcW w:w="4624" w:type="dxa"/>
+          </w:tcPr>
+          <w:p>
+            <w:r>
+              <w:t>Club activity</w:t>
+            </w:r>
+          </w:p>
+        </w:tc>
+        <w:tc>
+          <w:tcPr>
+            <w:tcW w:w="3513" w:type="dxa"/>
+          </w:tcPr>
+          <w:p/>
+        </w:tc>
+        <w:tc>
+          <w:tcPr>
+            <w:tcW w:w="2924" w:type="dxa"/>
+          </w:tcPr>
+          <w:p>
+            <w:r>
+              <w:t>3:00 – 5:00</w:t>
+            </w:r>
+          </w:p>
+        </w:tc>
+      </w:tr>
+    </w:tbl>
+    <w:p/>
+    <w:p/>
+    <w:p/>
+    <w:p/>
+    <w:p/>
+    <w:p/>
+    <w:tbl>
+      <w:tblPr>
+        <w:tblStyle w:val="TableGrid"/>
+        <w:tblW w:w="0" w:type="auto"/>
+        <w:tblLook w:val="04A0"/>
+      </w:tblPr>
+      <w:tblGrid>
+        <w:gridCol w:w="3369"/>
+        <w:gridCol w:w="4455"/>
+        <w:gridCol w:w="3912"/>
+      </w:tblGrid>
+      <w:tr>
+        <w:tc>
+          <w:tcPr>
+            <w:tcW w:w="3369" w:type="dxa"/>
+          </w:tcPr>
+          <w:p>
+            <w:r>
+              <w:t>Mr. Song</w:t>
+            </w:r>
+          </w:p>
+        </w:tc>
+        <w:tc>
+          <w:tcPr>
+            <w:tcW w:w="4455" w:type="dxa"/>
+          </w:tcPr>
+          <w:p/>
+        </w:tc>
+        <w:tc>
+          <w:tcPr>
+            <w:tcW w:w="3912" w:type="dxa"/>
+          </w:tcPr>
+          <w:p/>
+        </w:tc>
+      </w:tr>
+      <w:tr>
+        <w:tc>
+          <w:tcPr>
+            <w:tcW w:w="3369" w:type="dxa"/>
+          </w:tcPr>
+          <w:p>
+            <w:r>
+              <w:t>Dr. Everson Thornville - Principle</w:t>
+            </w:r>
+          </w:p>
+        </w:tc>
+        <w:tc>
+          <w:tcPr>
+            <w:tcW w:w="4455" w:type="dxa"/>
+          </w:tcPr>
+          <w:p/>
+        </w:tc>
+        <w:tc>
+          <w:tcPr>
+            <w:tcW w:w="3912" w:type="dxa"/>
+          </w:tcPr>
+          <w:p/>
+        </w:tc>
+      </w:tr>
+      <w:tr>
+        <w:tc>
+          <w:tcPr>
+            <w:tcW w:w="3369" w:type="dxa"/>
+          </w:tcPr>
+          <w:p>
+            <w:r>
+              <w:t>Vice-Principle Eliot Drew</w:t>
+            </w:r>
+          </w:p>
+        </w:tc>
+        <w:tc>
+          <w:tcPr>
+            <w:tcW w:w="4455" w:type="dxa"/>
+          </w:tcPr>
+          <w:p/>
+        </w:tc>
+        <w:tc>
+          <w:tcPr>
+            <w:tcW w:w="3912" w:type="dxa"/>
+          </w:tcPr>
+          <w:p/>
+        </w:tc>
+      </w:tr>
+      <w:tr>
+        <w:tc>
+          <w:tcPr>
+            <w:tcW w:w="3369" w:type="dxa"/>
+          </w:tcPr>
+          <w:p/>
+        </w:tc>
+        <w:tc>
+          <w:tcPr>
+            <w:tcW w:w="4455" w:type="dxa"/>
+          </w:tcPr>
+          <w:p/>
+        </w:tc>
+        <w:tc>
+          <w:tcPr>
+            <w:tcW w:w="3912" w:type="dxa"/>
+          </w:tcPr>
+          <w:p/>
+        </w:tc>
+      </w:tr>
+      <w:tr>
+        <w:tc>
+          <w:tcPr>
+            <w:tcW w:w="3369" w:type="dxa"/>
+          </w:tcPr>
+          <w:p>
+            <w:r>
+              <w:t>Mr. Song</w:t>
+            </w:r>
+          </w:p>
+        </w:tc>
+        <w:tc>
+          <w:tcPr>
+            <w:tcW w:w="4455" w:type="dxa"/>
+          </w:tcPr>
+          <w:p>
+            <w:r>
+              <w:t>Homeroom teacher</w:t>
+            </w:r>
+          </w:p>
+          <w:p>
+            <w:r>
+              <w:t>Pasteur building, 1-23</w:t>
+            </w:r>
+          </w:p>
+        </w:tc>
+        <w:tc>
+          <w:tcPr>
+            <w:tcW w:w="3912" w:type="dxa"/>
+          </w:tcPr>
+          <w:p/>
+        </w:tc>
+      </w:tr>
+      <w:tr>
+        <w:tc>
+          <w:tcPr>
+            <w:tcW w:w="3369" w:type="dxa"/>
+          </w:tcPr>
+          <w:p>
+            <w:r>
+              <w:t>Mrs. Bertrand</w:t>
+            </w:r>
+          </w:p>
+        </w:tc>
+        <w:tc>
+          <w:tcPr>
+            <w:tcW w:w="4455" w:type="dxa"/>
+          </w:tcPr>
+          <w:p>
+            <w:r>
+              <w:t xml:space="preserve">Gym teacher </w:t>
+            </w:r>
+          </w:p>
+        </w:tc>
+        <w:tc>
+          <w:tcPr>
+            <w:tcW w:w="3912" w:type="dxa"/>
+          </w:tcPr>
+          <w:p/>
+        </w:tc>
+      </w:tr>
+      <w:tr>
+        <w:tc>
+          <w:tcPr>
+            <w:tcW w:w="3369" w:type="dxa"/>
+          </w:tcPr>
+          <w:p/>
+        </w:tc>
+        <w:tc>
+          <w:tcPr>
+            <w:tcW w:w="4455" w:type="dxa"/>
+          </w:tcPr>
+          <w:p/>
+        </w:tc>
+        <w:tc>
+          <w:tcPr>
+            <w:tcW w:w="3912" w:type="dxa"/>
+          </w:tcPr>
+          <w:p/>
+        </w:tc>
+      </w:tr>
+      <w:tr>
+        <w:tc>
+          <w:tcPr>
+            <w:tcW w:w="3369" w:type="dxa"/>
+          </w:tcPr>
+          <w:p>
+            <w:r>
+              <w:t xml:space="preserve">Brenda </w:t>
+            </w:r>
+          </w:p>
+        </w:tc>
+        <w:tc>
+          <w:tcPr>
+            <w:tcW w:w="4455" w:type="dxa"/>
+          </w:tcPr>
+          <w:p>
+            <w:r>
+              <w:t>Faculty advisor</w:t>
+            </w:r>
+          </w:p>
+        </w:tc>
+        <w:tc>
+          <w:tcPr>
+            <w:tcW w:w="3912" w:type="dxa"/>
+          </w:tcPr>
+          <w:p/>
+        </w:tc>
+      </w:tr>
+      <w:tr>
+        <w:tc>
+          <w:tcPr>
+            <w:tcW w:w="3369" w:type="dxa"/>
+          </w:tcPr>
+          <w:p/>
+        </w:tc>
+        <w:tc>
+          <w:tcPr>
+            <w:tcW w:w="4455" w:type="dxa"/>
+          </w:tcPr>
+          <w:p/>
+        </w:tc>
+        <w:tc>
+          <w:tcPr>
+            <w:tcW w:w="3912" w:type="dxa"/>
+          </w:tcPr>
+          <w:p/>
+        </w:tc>
+      </w:tr>
+    </w:tbl>
+    <w:p>
+      <w:pPr>
+        <w:pStyle w:val="H3"/>
+      </w:pPr>
+      <w:r>
+        <w:t>Faculty</w:t>
       </w:r>
     </w:p>
     <w:tbl>
@@ -1319,9 +2078,29 @@
           </w:tcPr>
           <w:p>
             <w:r>
-              <w:t>Jenny Beardy, Rank 0</w:t>
-            </w:r>
-          </w:p>
+              <w:t>Marie Curie Auditorium</w:t>
+            </w:r>
+          </w:p>
+        </w:tc>
+        <w:tc>
+          <w:tcPr>
+            <w:tcW w:w="3912" w:type="dxa"/>
+          </w:tcPr>
+          <w:p/>
+        </w:tc>
+        <w:tc>
+          <w:tcPr>
+            <w:tcW w:w="3912" w:type="dxa"/>
+          </w:tcPr>
+          <w:p/>
+        </w:tc>
+      </w:tr>
+      <w:tr>
+        <w:tc>
+          <w:tcPr>
+            <w:tcW w:w="3912" w:type="dxa"/>
+          </w:tcPr>
+          <w:p/>
         </w:tc>
         <w:tc>
           <w:tcPr>
@@ -1342,7 +2121,7 @@
         <w:pStyle w:val="H3"/>
       </w:pPr>
       <w:r>
-        <w:t>Buildings</w:t>
+        <w:t>Class mates</w:t>
       </w:r>
     </w:p>
     <w:tbl>
@@ -1363,29 +2142,9 @@
           </w:tcPr>
           <w:p>
             <w:r>
-              <w:t>Marie Curie Auditorium</w:t>
-            </w:r>
-          </w:p>
-        </w:tc>
-        <w:tc>
-          <w:tcPr>
-            <w:tcW w:w="3912" w:type="dxa"/>
-          </w:tcPr>
-          <w:p/>
-        </w:tc>
-        <w:tc>
-          <w:tcPr>
-            <w:tcW w:w="3912" w:type="dxa"/>
-          </w:tcPr>
-          <w:p/>
-        </w:tc>
-      </w:tr>
-      <w:tr>
-        <w:tc>
-          <w:tcPr>
-            <w:tcW w:w="3912" w:type="dxa"/>
-          </w:tcPr>
-          <w:p/>
+              <w:t>Jenny Beardy, Rank 0</w:t>
+            </w:r>
+          </w:p>
         </w:tc>
         <w:tc>
           <w:tcPr>
@@ -1401,16 +2160,13 @@
         </w:tc>
       </w:tr>
     </w:tbl>
-    <w:p/>
     <w:p>
       <w:pPr>
         <w:pStyle w:val="H3"/>
-        <w:tabs>
-          <w:tab w:val="left" w:pos="1705"/>
-        </w:tabs>
-      </w:pPr>
-      <w:r>
-        <w:t>Classes</w:t>
+      </w:pPr>
+      <w:r>
+        <w:lastRenderedPageBreak/>
+        <w:t>Buildings</w:t>
       </w:r>
     </w:p>
     <w:tbl>
@@ -1431,33 +2187,29 @@
           </w:tcPr>
           <w:p>
             <w:r>
-              <w:t>Homeroom</w:t>
-            </w:r>
-          </w:p>
-        </w:tc>
-        <w:tc>
-          <w:tcPr>
-            <w:tcW w:w="3912" w:type="dxa"/>
-          </w:tcPr>
-          <w:p/>
-        </w:tc>
-        <w:tc>
-          <w:tcPr>
-            <w:tcW w:w="3912" w:type="dxa"/>
-          </w:tcPr>
-          <w:p/>
-        </w:tc>
-      </w:tr>
-      <w:tr>
-        <w:tc>
-          <w:tcPr>
-            <w:tcW w:w="3912" w:type="dxa"/>
-          </w:tcPr>
-          <w:p>
-            <w:r>
-              <w:t>Gym</w:t>
-            </w:r>
-          </w:p>
+              <w:t>Marie Curie Auditorium</w:t>
+            </w:r>
+          </w:p>
+        </w:tc>
+        <w:tc>
+          <w:tcPr>
+            <w:tcW w:w="3912" w:type="dxa"/>
+          </w:tcPr>
+          <w:p/>
+        </w:tc>
+        <w:tc>
+          <w:tcPr>
+            <w:tcW w:w="3912" w:type="dxa"/>
+          </w:tcPr>
+          <w:p/>
+        </w:tc>
+      </w:tr>
+      <w:tr>
+        <w:tc>
+          <w:tcPr>
+            <w:tcW w:w="3912" w:type="dxa"/>
+          </w:tcPr>
+          <w:p/>
         </w:tc>
         <w:tc>
           <w:tcPr>
@@ -1477,9 +2229,12 @@
     <w:p>
       <w:pPr>
         <w:pStyle w:val="H3"/>
-      </w:pPr>
-      <w:r>
-        <w:t>Device</w:t>
+        <w:tabs>
+          <w:tab w:val="left" w:pos="1705"/>
+        </w:tabs>
+      </w:pPr>
+      <w:r>
+        <w:t>Classes</w:t>
       </w:r>
     </w:p>
     <w:tbl>
@@ -1500,534 +2255,37 @@
           </w:tcPr>
           <w:p>
             <w:r>
-              <w:t>Music</w:t>
-            </w:r>
-          </w:p>
-        </w:tc>
-        <w:tc>
-          <w:tcPr>
-            <w:tcW w:w="3912" w:type="dxa"/>
-          </w:tcPr>
-          <w:p/>
-        </w:tc>
-        <w:tc>
-          <w:tcPr>
-            <w:tcW w:w="3912" w:type="dxa"/>
-          </w:tcPr>
-          <w:p/>
-        </w:tc>
-      </w:tr>
-      <w:tr>
-        <w:tc>
-          <w:tcPr>
-            <w:tcW w:w="3912" w:type="dxa"/>
-          </w:tcPr>
-          <w:p>
-            <w:r>
-              <w:t>Videos</w:t>
-            </w:r>
-          </w:p>
-        </w:tc>
-        <w:tc>
-          <w:tcPr>
-            <w:tcW w:w="3912" w:type="dxa"/>
-          </w:tcPr>
-          <w:p/>
-        </w:tc>
-        <w:tc>
-          <w:tcPr>
-            <w:tcW w:w="3912" w:type="dxa"/>
-          </w:tcPr>
-          <w:p/>
-        </w:tc>
-      </w:tr>
-      <w:tr>
-        <w:tc>
-          <w:tcPr>
-            <w:tcW w:w="3912" w:type="dxa"/>
-          </w:tcPr>
-          <w:p>
-            <w:r>
-              <w:t>Map</w:t>
-            </w:r>
-          </w:p>
-        </w:tc>
-        <w:tc>
-          <w:tcPr>
-            <w:tcW w:w="3912" w:type="dxa"/>
-          </w:tcPr>
-          <w:p/>
-        </w:tc>
-        <w:tc>
-          <w:tcPr>
-            <w:tcW w:w="3912" w:type="dxa"/>
-          </w:tcPr>
-          <w:p/>
-        </w:tc>
-      </w:tr>
-      <w:tr>
-        <w:tc>
-          <w:tcPr>
-            <w:tcW w:w="3912" w:type="dxa"/>
-          </w:tcPr>
-          <w:p>
-            <w:r>
-              <w:t>Party Chat</w:t>
-            </w:r>
-          </w:p>
-        </w:tc>
-        <w:tc>
-          <w:tcPr>
-            <w:tcW w:w="3912" w:type="dxa"/>
-          </w:tcPr>
-          <w:p/>
-        </w:tc>
-        <w:tc>
-          <w:tcPr>
-            <w:tcW w:w="3912" w:type="dxa"/>
-          </w:tcPr>
-          <w:p/>
-        </w:tc>
-      </w:tr>
-      <w:tr>
-        <w:tc>
-          <w:tcPr>
-            <w:tcW w:w="3912" w:type="dxa"/>
-          </w:tcPr>
-          <w:p>
-            <w:r>
-              <w:lastRenderedPageBreak/>
-              <w:t>Camera</w:t>
-            </w:r>
-          </w:p>
-        </w:tc>
-        <w:tc>
-          <w:tcPr>
-            <w:tcW w:w="3912" w:type="dxa"/>
-          </w:tcPr>
-          <w:p/>
-        </w:tc>
-        <w:tc>
-          <w:tcPr>
-            <w:tcW w:w="3912" w:type="dxa"/>
-          </w:tcPr>
-          <w:p/>
-        </w:tc>
-      </w:tr>
-      <w:tr>
-        <w:tc>
-          <w:tcPr>
-            <w:tcW w:w="3912" w:type="dxa"/>
-          </w:tcPr>
-          <w:p>
-            <w:r>
-              <w:t>Character Info</w:t>
-            </w:r>
-          </w:p>
-        </w:tc>
-        <w:tc>
-          <w:tcPr>
-            <w:tcW w:w="3912" w:type="dxa"/>
-          </w:tcPr>
-          <w:p/>
-        </w:tc>
-        <w:tc>
-          <w:tcPr>
-            <w:tcW w:w="3912" w:type="dxa"/>
-          </w:tcPr>
-          <w:p/>
-        </w:tc>
-      </w:tr>
-      <w:tr>
-        <w:tc>
-          <w:tcPr>
-            <w:tcW w:w="3912" w:type="dxa"/>
-          </w:tcPr>
-          <w:p>
-            <w:r>
-              <w:t>Identification</w:t>
-            </w:r>
-          </w:p>
-        </w:tc>
-        <w:tc>
-          <w:tcPr>
-            <w:tcW w:w="3912" w:type="dxa"/>
-          </w:tcPr>
-          <w:p/>
-        </w:tc>
-        <w:tc>
-          <w:tcPr>
-            <w:tcW w:w="3912" w:type="dxa"/>
-          </w:tcPr>
-          <w:p/>
-        </w:tc>
-      </w:tr>
-      <w:tr>
-        <w:tc>
-          <w:tcPr>
-            <w:tcW w:w="3912" w:type="dxa"/>
-          </w:tcPr>
-          <w:p>
-            <w:r>
-              <w:t>Library</w:t>
-            </w:r>
-          </w:p>
-        </w:tc>
-        <w:tc>
-          <w:tcPr>
-            <w:tcW w:w="3912" w:type="dxa"/>
-          </w:tcPr>
-          <w:p/>
-        </w:tc>
-        <w:tc>
-          <w:tcPr>
-            <w:tcW w:w="3912" w:type="dxa"/>
-          </w:tcPr>
-          <w:p/>
-        </w:tc>
-      </w:tr>
-      <w:tr>
-        <w:tc>
-          <w:tcPr>
-            <w:tcW w:w="3912" w:type="dxa"/>
-          </w:tcPr>
-          <w:p>
-            <w:r>
-              <w:t>School</w:t>
-            </w:r>
-          </w:p>
-        </w:tc>
-        <w:tc>
-          <w:tcPr>
-            <w:tcW w:w="3912" w:type="dxa"/>
-          </w:tcPr>
-          <w:p/>
-        </w:tc>
-        <w:tc>
-          <w:tcPr>
-            <w:tcW w:w="3912" w:type="dxa"/>
-          </w:tcPr>
-          <w:p/>
-        </w:tc>
-      </w:tr>
-      <w:tr>
-        <w:tc>
-          <w:tcPr>
-            <w:tcW w:w="3912" w:type="dxa"/>
-          </w:tcPr>
-          <w:p>
-            <w:r>
-              <w:t>Settings</w:t>
-            </w:r>
-          </w:p>
-        </w:tc>
-        <w:tc>
-          <w:tcPr>
-            <w:tcW w:w="3912" w:type="dxa"/>
-          </w:tcPr>
-          <w:p/>
-        </w:tc>
-        <w:tc>
-          <w:tcPr>
-            <w:tcW w:w="3912" w:type="dxa"/>
-          </w:tcPr>
-          <w:p/>
-        </w:tc>
-      </w:tr>
-    </w:tbl>
-    <w:p>
-      <w:pPr>
-        <w:pStyle w:val="StatusMessage"/>
-        <w:tabs>
-          <w:tab w:val="left" w:pos="2127"/>
-        </w:tabs>
-        <w:spacing w:before="200"/>
-        <w:ind w:left="0" w:right="357"/>
-        <w:jc w:val="left"/>
-        <w:rPr>
-          <w:u w:val="single"/>
-        </w:rPr>
-      </w:pPr>
-      <w:r>
-        <w:rPr>
-          <w:u w:val="single"/>
-        </w:rPr>
-        <w:t xml:space="preserve">Luke </w:t>
-      </w:r>
-      <w:proofErr w:type="spellStart"/>
-      <w:r>
-        <w:rPr>
-          <w:u w:val="single"/>
-        </w:rPr>
-        <w:t>Aetheren</w:t>
-      </w:r>
-      <w:proofErr w:type="spellEnd"/>
-      <w:r>
-        <w:rPr>
-          <w:u w:val="single"/>
-        </w:rPr>
-        <w:t xml:space="preserve"> – </w:t>
-      </w:r>
-      <w:r>
-        <w:rPr>
-          <w:u w:val="single"/>
-        </w:rPr>
-        <w:t>Rank 1, Level 0</w:t>
-      </w:r>
-    </w:p>
-    <w:p>
-      <w:pPr>
-        <w:pStyle w:val="StatusUser"/>
-      </w:pPr>
-      <w:r>
-        <w:t>Strength:</w:t>
-      </w:r>
-      <w:r>
-        <w:tab/>
-      </w:r>
-      <w:r>
-        <w:t>4 -&gt; 6</w:t>
-      </w:r>
-    </w:p>
-    <w:p>
-      <w:pPr>
-        <w:pStyle w:val="StatusUser"/>
-      </w:pPr>
-      <w:r>
-        <w:t>Agility</w:t>
-      </w:r>
-      <w:r>
-        <w:t>:</w:t>
-      </w:r>
-      <w:r>
-        <w:tab/>
-      </w:r>
-      <w:r>
-        <w:t>3 -&gt; 6</w:t>
-      </w:r>
-    </w:p>
-    <w:p>
-      <w:pPr>
-        <w:pStyle w:val="StatusUser"/>
-      </w:pPr>
-      <w:r>
-        <w:t>Stamina:</w:t>
-      </w:r>
-      <w:r>
-        <w:tab/>
-        <w:t>3 -&gt; 7</w:t>
-      </w:r>
-    </w:p>
-    <w:p>
-      <w:pPr>
-        <w:pStyle w:val="StatusUser"/>
-      </w:pPr>
-      <w:r>
-        <w:t>Constitution</w:t>
-      </w:r>
-      <w:r>
-        <w:t>:</w:t>
-      </w:r>
-      <w:r>
-        <w:tab/>
-      </w:r>
-      <w:r>
-        <w:t>4 -&gt; 6</w:t>
-      </w:r>
-    </w:p>
-    <w:p>
-      <w:pPr>
-        <w:pStyle w:val="StatusUser"/>
-      </w:pPr>
-      <w:r>
-        <w:t>Vitality:</w:t>
-      </w:r>
-      <w:r>
-        <w:tab/>
-        <w:t>5 -&gt; 7</w:t>
-      </w:r>
-    </w:p>
-    <w:p>
-      <w:pPr>
-        <w:pStyle w:val="StatusUser"/>
-      </w:pPr>
-      <w:r>
-        <w:t>Nerve:</w:t>
-      </w:r>
-      <w:r>
-        <w:tab/>
-      </w:r>
-      <w:r>
-        <w:t>11 -&gt; 13</w:t>
-      </w:r>
-    </w:p>
-    <w:p>
-      <w:pPr>
-        <w:pStyle w:val="StatusUser"/>
-      </w:pPr>
-      <w:r>
-        <w:t>Manna</w:t>
-      </w:r>
-      <w:r>
-        <w:t xml:space="preserve"> Channeling</w:t>
-      </w:r>
-      <w:r>
-        <w:t>:</w:t>
-      </w:r>
-      <w:r>
-        <w:tab/>
-      </w:r>
-      <w:r>
-        <w:t>9 -&gt; 12</w:t>
-      </w:r>
-    </w:p>
-    <w:p>
-      <w:pPr>
-        <w:pStyle w:val="StatusUser"/>
-      </w:pPr>
-      <w:r>
-        <w:t>Charisma:</w:t>
-      </w:r>
-      <w:r>
-        <w:tab/>
-        <w:t>6 -&gt; 8</w:t>
-      </w:r>
-    </w:p>
-    <w:p>
-      <w:pPr>
-        <w:pStyle w:val="StatusUser"/>
-      </w:pPr>
-      <w:r>
-        <w:t>Luck:</w:t>
-      </w:r>
-      <w:r>
-        <w:tab/>
-        <w:t>7 -&gt; 9</w:t>
-      </w:r>
-    </w:p>
-    <w:p>
-      <w:pPr>
-        <w:pStyle w:val="StatusUser"/>
-      </w:pPr>
-      <w:r>
-        <w:t>Mental manipulation resistance: 7 -&gt; 14</w:t>
-      </w:r>
-    </w:p>
-    <w:p>
-      <w:pPr>
-        <w:pStyle w:val="StatusUser"/>
-      </w:pPr>
-      <w:r>
-        <w:t>Emotional manipulation resistance: 3 -&gt; 7</w:t>
-      </w:r>
-    </w:p>
-    <w:p>
-      <w:pPr>
-        <w:pStyle w:val="StatusUser"/>
-      </w:pPr>
-      <w:r>
-        <w:t>Tracking:</w:t>
-      </w:r>
-      <w:r>
-        <w:tab/>
-        <w:t>12</w:t>
-      </w:r>
-    </w:p>
-    <w:p>
-      <w:pPr>
-        <w:pStyle w:val="StatusUser"/>
-      </w:pPr>
-      <w:r>
-        <w:t>Mediation:</w:t>
-      </w:r>
-      <w:r>
-        <w:tab/>
-        <w:t>13</w:t>
-      </w:r>
-    </w:p>
-    <w:p>
-      <w:pPr>
-        <w:pStyle w:val="StatusUser"/>
-      </w:pPr>
-      <w:r>
-        <w:t xml:space="preserve">Knife throwing: </w:t>
-      </w:r>
-      <w:r>
-        <w:tab/>
-        <w:t>11</w:t>
-      </w:r>
-    </w:p>
-    <w:p>
-      <w:pPr>
-        <w:pStyle w:val="StatusMessage"/>
-        <w:tabs>
-          <w:tab w:val="left" w:pos="2127"/>
-        </w:tabs>
-        <w:ind w:left="0"/>
-        <w:jc w:val="left"/>
-        <w:rPr>
-          <w:lang w:val="en-CA"/>
-        </w:rPr>
-      </w:pPr>
-    </w:p>
-    <w:p>
-      <w:pPr>
-        <w:pStyle w:val="H3"/>
-      </w:pPr>
-      <w:r>
-        <w:lastRenderedPageBreak/>
-        <w:t>City</w:t>
-      </w:r>
-    </w:p>
-    <w:tbl>
-      <w:tblPr>
-        <w:tblStyle w:val="TableGrid"/>
-        <w:tblW w:w="0" w:type="auto"/>
-        <w:tblLook w:val="04A0"/>
-      </w:tblPr>
-      <w:tblGrid>
-        <w:gridCol w:w="2093"/>
-        <w:gridCol w:w="5731"/>
-        <w:gridCol w:w="3912"/>
-      </w:tblGrid>
-      <w:tr>
-        <w:tc>
-          <w:tcPr>
-            <w:tcW w:w="2093" w:type="dxa"/>
-          </w:tcPr>
-          <w:p>
-            <w:r>
-              <w:t>Viktor</w:t>
-            </w:r>
-          </w:p>
-        </w:tc>
-        <w:tc>
-          <w:tcPr>
-            <w:tcW w:w="5731" w:type="dxa"/>
-          </w:tcPr>
-          <w:p>
-            <w:r>
-              <w:t>Restaurant owner</w:t>
-            </w:r>
-          </w:p>
-        </w:tc>
-        <w:tc>
-          <w:tcPr>
-            <w:tcW w:w="3912" w:type="dxa"/>
-          </w:tcPr>
-          <w:p/>
-        </w:tc>
-      </w:tr>
-      <w:tr>
-        <w:tc>
-          <w:tcPr>
-            <w:tcW w:w="2093" w:type="dxa"/>
-          </w:tcPr>
-          <w:p/>
-        </w:tc>
-        <w:tc>
-          <w:tcPr>
-            <w:tcW w:w="5731" w:type="dxa"/>
+              <w:t>Homeroom</w:t>
+            </w:r>
+          </w:p>
+        </w:tc>
+        <w:tc>
+          <w:tcPr>
+            <w:tcW w:w="3912" w:type="dxa"/>
+          </w:tcPr>
+          <w:p/>
+        </w:tc>
+        <w:tc>
+          <w:tcPr>
+            <w:tcW w:w="3912" w:type="dxa"/>
+          </w:tcPr>
+          <w:p/>
+        </w:tc>
+      </w:tr>
+      <w:tr>
+        <w:tc>
+          <w:tcPr>
+            <w:tcW w:w="3912" w:type="dxa"/>
+          </w:tcPr>
+          <w:p>
+            <w:r>
+              <w:t>Gym</w:t>
+            </w:r>
+          </w:p>
+        </w:tc>
+        <w:tc>
+          <w:tcPr>
+            <w:tcW w:w="3912" w:type="dxa"/>
           </w:tcPr>
           <w:p/>
         </w:tc>
@@ -2045,7 +2303,7 @@
         <w:pStyle w:val="H3"/>
       </w:pPr>
       <w:r>
-        <w:t>Monsters</w:t>
+        <w:t>Device</w:t>
       </w:r>
     </w:p>
     <w:tbl>
@@ -2066,99 +2324,225 @@
           </w:tcPr>
           <w:p>
             <w:r>
-              <w:t>wendigos</w:t>
-            </w:r>
-          </w:p>
-        </w:tc>
-        <w:tc>
-          <w:tcPr>
-            <w:tcW w:w="3912" w:type="dxa"/>
-          </w:tcPr>
-          <w:p/>
-        </w:tc>
-        <w:tc>
-          <w:tcPr>
-            <w:tcW w:w="3912" w:type="dxa"/>
-          </w:tcPr>
-          <w:p/>
-        </w:tc>
-      </w:tr>
-      <w:tr>
-        <w:tc>
-          <w:tcPr>
-            <w:tcW w:w="3912" w:type="dxa"/>
-          </w:tcPr>
-          <w:p>
-            <w:proofErr w:type="spellStart"/>
-            <w:r>
-              <w:t>Mokeles</w:t>
-            </w:r>
-            <w:proofErr w:type="spellEnd"/>
-          </w:p>
-        </w:tc>
-        <w:tc>
-          <w:tcPr>
-            <w:tcW w:w="3912" w:type="dxa"/>
-          </w:tcPr>
-          <w:p>
-            <w:r>
-              <w:t>https://www.adazing.com/sea-monster-names/</w:t>
-            </w:r>
-          </w:p>
-        </w:tc>
-        <w:tc>
-          <w:tcPr>
-            <w:tcW w:w="3912" w:type="dxa"/>
-          </w:tcPr>
-          <w:p/>
-        </w:tc>
-      </w:tr>
-      <w:tr>
-        <w:tc>
-          <w:tcPr>
-            <w:tcW w:w="3912" w:type="dxa"/>
-          </w:tcPr>
-          <w:p/>
-        </w:tc>
-        <w:tc>
-          <w:tcPr>
-            <w:tcW w:w="3912" w:type="dxa"/>
-          </w:tcPr>
-          <w:p/>
-        </w:tc>
-        <w:tc>
-          <w:tcPr>
-            <w:tcW w:w="3912" w:type="dxa"/>
-          </w:tcPr>
-          <w:p/>
-        </w:tc>
-      </w:tr>
-      <w:tr>
-        <w:tc>
-          <w:tcPr>
-            <w:tcW w:w="3912" w:type="dxa"/>
-          </w:tcPr>
-          <w:p/>
-        </w:tc>
-        <w:tc>
-          <w:tcPr>
-            <w:tcW w:w="3912" w:type="dxa"/>
-          </w:tcPr>
-          <w:p/>
-        </w:tc>
-        <w:tc>
-          <w:tcPr>
-            <w:tcW w:w="3912" w:type="dxa"/>
-          </w:tcPr>
-          <w:p/>
-        </w:tc>
-      </w:tr>
-      <w:tr>
-        <w:tc>
-          <w:tcPr>
-            <w:tcW w:w="3912" w:type="dxa"/>
-          </w:tcPr>
-          <w:p/>
+              <w:t>Music</w:t>
+            </w:r>
+          </w:p>
+        </w:tc>
+        <w:tc>
+          <w:tcPr>
+            <w:tcW w:w="3912" w:type="dxa"/>
+          </w:tcPr>
+          <w:p/>
+        </w:tc>
+        <w:tc>
+          <w:tcPr>
+            <w:tcW w:w="3912" w:type="dxa"/>
+          </w:tcPr>
+          <w:p/>
+        </w:tc>
+      </w:tr>
+      <w:tr>
+        <w:tc>
+          <w:tcPr>
+            <w:tcW w:w="3912" w:type="dxa"/>
+          </w:tcPr>
+          <w:p>
+            <w:r>
+              <w:t>Videos</w:t>
+            </w:r>
+          </w:p>
+        </w:tc>
+        <w:tc>
+          <w:tcPr>
+            <w:tcW w:w="3912" w:type="dxa"/>
+          </w:tcPr>
+          <w:p/>
+        </w:tc>
+        <w:tc>
+          <w:tcPr>
+            <w:tcW w:w="3912" w:type="dxa"/>
+          </w:tcPr>
+          <w:p/>
+        </w:tc>
+      </w:tr>
+      <w:tr>
+        <w:tc>
+          <w:tcPr>
+            <w:tcW w:w="3912" w:type="dxa"/>
+          </w:tcPr>
+          <w:p>
+            <w:r>
+              <w:t>Map</w:t>
+            </w:r>
+          </w:p>
+        </w:tc>
+        <w:tc>
+          <w:tcPr>
+            <w:tcW w:w="3912" w:type="dxa"/>
+          </w:tcPr>
+          <w:p/>
+        </w:tc>
+        <w:tc>
+          <w:tcPr>
+            <w:tcW w:w="3912" w:type="dxa"/>
+          </w:tcPr>
+          <w:p/>
+        </w:tc>
+      </w:tr>
+      <w:tr>
+        <w:tc>
+          <w:tcPr>
+            <w:tcW w:w="3912" w:type="dxa"/>
+          </w:tcPr>
+          <w:p>
+            <w:r>
+              <w:t>Party Chat</w:t>
+            </w:r>
+          </w:p>
+        </w:tc>
+        <w:tc>
+          <w:tcPr>
+            <w:tcW w:w="3912" w:type="dxa"/>
+          </w:tcPr>
+          <w:p/>
+        </w:tc>
+        <w:tc>
+          <w:tcPr>
+            <w:tcW w:w="3912" w:type="dxa"/>
+          </w:tcPr>
+          <w:p/>
+        </w:tc>
+      </w:tr>
+      <w:tr>
+        <w:tc>
+          <w:tcPr>
+            <w:tcW w:w="3912" w:type="dxa"/>
+          </w:tcPr>
+          <w:p>
+            <w:r>
+              <w:t>Camera</w:t>
+            </w:r>
+          </w:p>
+        </w:tc>
+        <w:tc>
+          <w:tcPr>
+            <w:tcW w:w="3912" w:type="dxa"/>
+          </w:tcPr>
+          <w:p/>
+        </w:tc>
+        <w:tc>
+          <w:tcPr>
+            <w:tcW w:w="3912" w:type="dxa"/>
+          </w:tcPr>
+          <w:p/>
+        </w:tc>
+      </w:tr>
+      <w:tr>
+        <w:tc>
+          <w:tcPr>
+            <w:tcW w:w="3912" w:type="dxa"/>
+          </w:tcPr>
+          <w:p>
+            <w:r>
+              <w:t>Character Info</w:t>
+            </w:r>
+          </w:p>
+        </w:tc>
+        <w:tc>
+          <w:tcPr>
+            <w:tcW w:w="3912" w:type="dxa"/>
+          </w:tcPr>
+          <w:p/>
+        </w:tc>
+        <w:tc>
+          <w:tcPr>
+            <w:tcW w:w="3912" w:type="dxa"/>
+          </w:tcPr>
+          <w:p/>
+        </w:tc>
+      </w:tr>
+      <w:tr>
+        <w:tc>
+          <w:tcPr>
+            <w:tcW w:w="3912" w:type="dxa"/>
+          </w:tcPr>
+          <w:p>
+            <w:r>
+              <w:t>Identification</w:t>
+            </w:r>
+          </w:p>
+        </w:tc>
+        <w:tc>
+          <w:tcPr>
+            <w:tcW w:w="3912" w:type="dxa"/>
+          </w:tcPr>
+          <w:p/>
+        </w:tc>
+        <w:tc>
+          <w:tcPr>
+            <w:tcW w:w="3912" w:type="dxa"/>
+          </w:tcPr>
+          <w:p/>
+        </w:tc>
+      </w:tr>
+      <w:tr>
+        <w:tc>
+          <w:tcPr>
+            <w:tcW w:w="3912" w:type="dxa"/>
+          </w:tcPr>
+          <w:p>
+            <w:r>
+              <w:t>Library</w:t>
+            </w:r>
+          </w:p>
+        </w:tc>
+        <w:tc>
+          <w:tcPr>
+            <w:tcW w:w="3912" w:type="dxa"/>
+          </w:tcPr>
+          <w:p/>
+        </w:tc>
+        <w:tc>
+          <w:tcPr>
+            <w:tcW w:w="3912" w:type="dxa"/>
+          </w:tcPr>
+          <w:p/>
+        </w:tc>
+      </w:tr>
+      <w:tr>
+        <w:tc>
+          <w:tcPr>
+            <w:tcW w:w="3912" w:type="dxa"/>
+          </w:tcPr>
+          <w:p>
+            <w:r>
+              <w:t>School</w:t>
+            </w:r>
+          </w:p>
+        </w:tc>
+        <w:tc>
+          <w:tcPr>
+            <w:tcW w:w="3912" w:type="dxa"/>
+          </w:tcPr>
+          <w:p/>
+        </w:tc>
+        <w:tc>
+          <w:tcPr>
+            <w:tcW w:w="3912" w:type="dxa"/>
+          </w:tcPr>
+          <w:p/>
+        </w:tc>
+      </w:tr>
+      <w:tr>
+        <w:tc>
+          <w:tcPr>
+            <w:tcW w:w="3912" w:type="dxa"/>
+          </w:tcPr>
+          <w:p>
+            <w:r>
+              <w:t>Settings</w:t>
+            </w:r>
+          </w:p>
         </w:tc>
         <w:tc>
           <w:tcPr>
@@ -2174,6 +2558,7 @@
         </w:tc>
       </w:tr>
     </w:tbl>
+    <w:p/>
     <w:p/>
     <w:p/>
     <w:p/>
@@ -2244,7 +2629,6 @@
         <w:pStyle w:val="H3"/>
       </w:pPr>
       <w:r>
-        <w:lastRenderedPageBreak/>
         <w:t>Stealthy Stalkers</w:t>
       </w:r>
       <w:r>
@@ -2375,7 +2759,7 @@
         <w:pStyle w:val="H3"/>
       </w:pPr>
       <w:r>
-        <w:t>Trick Shots</w:t>
+        <w:t>Ninja Stars</w:t>
       </w:r>
       <w:r>
         <w:t xml:space="preserve"> – Knife throwing</w:t>
@@ -2442,6 +2826,7 @@
         <w:pStyle w:val="H3"/>
       </w:pPr>
       <w:r>
+        <w:lastRenderedPageBreak/>
         <w:t>Delicious in Dungeon</w:t>
       </w:r>
       <w:r>
@@ -2559,7 +2944,6 @@
         <w:pStyle w:val="H3"/>
       </w:pPr>
       <w:r>
-        <w:lastRenderedPageBreak/>
         <w:t>Foods - Ingredients</w:t>
       </w:r>
     </w:p>
@@ -2796,7 +3180,7 @@
         <v:path o:extrusionok="f" gradientshapeok="t" o:connecttype="rect"/>
         <o:lock v:ext="edit" aspectratio="t"/>
       </v:shapetype>
-      <v:shape id="_x0000_i1040" type="#_x0000_t75" style="width:3in;height:3in;visibility:visible" o:bullet="t">
+      <v:shape id="_x0000_i1063" type="#_x0000_t75" style="width:3in;height:3in;visibility:visible" o:bullet="t">
         <v:imagedata r:id="rId1" o:title="MC900065312[1]"/>
       </v:shape>
     </w:pict>
@@ -4402,7 +4786,7 @@
 </file>
 
 <file path=customXml/itemProps1.xml><?xml version="1.0" encoding="utf-8"?>
-<ds:datastoreItem xmlns:ds="http://schemas.openxmlformats.org/officeDocument/2006/customXml" ds:itemID="{A210EAE9-4DD1-4F09-B9FB-58D78D9F8D78}">
+<ds:datastoreItem xmlns:ds="http://schemas.openxmlformats.org/officeDocument/2006/customXml" ds:itemID="{9B5E0EF4-6AF7-4C0D-80F3-F9E06D1D44A8}">
   <ds:schemaRefs>
     <ds:schemaRef ds:uri="http://schemas.openxmlformats.org/officeDocument/2006/bibliography"/>
   </ds:schemaRefs>
